--- a/tillsyn/Svanvik SO avvanm tillsynsbegäran.docx
+++ b/tillsyn/Svanvik SO avvanm tillsynsbegäran.docx
@@ -256,7 +256,7 @@
     <w:r>
       <w:tab/>
       <w:tab/>
-      <w:t>2026-07-22</w:t>
+      <w:t>2026-07-23</w:t>
       <w:br/>
       <w:br/>
     </w:r>

--- a/tillsyn/Svanvik SO avvanm tillsynsbegäran.docx
+++ b/tillsyn/Svanvik SO avvanm tillsynsbegäran.docx
@@ -7,7 +7,7 @@
         <w:pStyle w:val="Title"/>
       </w:pPr>
       <w:r>
-        <w:t>Tillsynsbegäran – information om höga naturvärden i området Svanvik SO avvanm i Arjeplogs kommun</w:t>
+        <w:t>Tillsynsbegäran – information om höga naturvärden och fridlysta arter i området Svanvik SO avvanm i Arjeplogs kommun</w:t>
       </w:r>
     </w:p>
     <w:p>
@@ -22,7 +22,7 @@
       <w:r>
         <w:drawing>
           <wp:inline xmlns:a="http://schemas.openxmlformats.org/drawingml/2006/main" xmlns:pic="http://schemas.openxmlformats.org/drawingml/2006/picture">
-            <wp:extent cx="5486400" cy="2884602"/>
+            <wp:extent cx="5486400" cy="3257904"/>
             <wp:docPr id="1" name="Picture 1"/>
             <wp:cNvGraphicFramePr>
               <a:graphicFrameLocks noChangeAspect="1"/>
@@ -43,7 +43,7 @@
                   <pic:spPr>
                     <a:xfrm>
                       <a:off x="0" y="0"/>
-                      <a:ext cx="5486400" cy="2884602"/>
+                      <a:ext cx="5486400" cy="3257904"/>
                     </a:xfrm>
                     <a:prstGeom prst="rect"/>
                   </pic:spPr>
@@ -65,7 +65,7 @@
     </w:p>
     <w:p>
       <w:r>
-        <w:t>I området finns fynd av 1 naturvårdsarter, varav 1 är rödlistad och 1 är typisk (T): harticka (NT, T). Se Figur 1.</w:t>
+        <w:t>I området finns fynd av 12 naturvårdsarter, varav 9 är rödlistade, 2 är fridlysta, 11 är typiska (T) och 3 är signalarter (S): garnlav (VU, T), knärot (VU, T, §8), gammelgransskål (NT, T), harticka (NT, T), rosenticka (NT, T), skrovellav (NT, T), ullticka (NT, T), vedtrappmossa (NT, T), vitgrynig nållav (NT), bårdlav (S, T), luddlav (S, T) och spindelblomster (S, T, §8). Se Figur 1.</w:t>
       </w:r>
     </w:p>
     <w:p>
@@ -83,6 +83,11 @@
     </w:p>
     <w:p>
       <w:r>
+        <w:t>Vi begär vidare att Skogsstyrelsen säkerställer att inga skador eller försämringar av naturtypens bevarandestatus i området tillåts ske. Se Rådets direktiv 92/43/EEG samt ickeförsämringskravet i EU:s naturrestaureringsförordning (EU 2024/1991).</w:t>
+      </w:r>
+    </w:p>
+    <w:p>
+      <w:r>
         <w:t>Vi önskar även ta del av de ställningstaganden och beslut som myndigheten meddelar till följd av aktuell området och föreningens inlaga (se 34 § förvaltningslagen).</w:t>
       </w:r>
     </w:p>
@@ -96,7 +101,156 @@
     </w:p>
     <w:p>
       <w:r>
-        <w:t>Nedan följer beskrivningar av de naturvårdsarter och fridlysta arter som har sina livsmiljöer och växtplatser i den aktuella skogen. De påträffade naturvårdsarterna är ett tydligt kvitto på att det rör sig om en skog med höga naturvärden.</w:t>
+        <w:t>Nedan följer beskrivningar av de naturvårdsarter och fridlysta arter som har sina livsmiljöer och växtplatser i den aktuella skogen. Se även ytterligare artfakta i BILAGA 1. De påträffade naturvårdsarterna är ett tydligt kvitto på att det rör sig om en skog med höga naturvärden.</w:t>
+      </w:r>
+    </w:p>
+    <w:p>
+      <w:r>
+        <w:rPr>
+          <w:b/>
+        </w:rPr>
+        <w:t>Garnlav (VU)</w:t>
+      </w:r>
+      <w:r>
+        <w:t xml:space="preserve"> är en utpräglad barrskogsart som ibland kan drapera träden i norrländska grannaturskogar med hög luftfuktighet. Den förekommer även i talldominerade bestånd där den, förutom i trädens grenverk, påträffas hängande över ojämnheter i tallbarken. Arten har minskat starkt i södra och mellersta Sverige och den minskar även i sitt nordliga utbredningsområde. Minskningstakten uppgår till 30 (20–50) % inom 50 år och överstiger gränsvärdet för Sårbar (VU). Orsaken till tillbakagången beror främst på slutavverkningar av naturskogsartade skogar. Bestånd med riklig förekomst bör regelmässigt sparas, vilket även gynnar flera andra sällsynta och rödlistade arter. Garnlav är värdväxt för den mycket sällsynta och akut hotade fjärilen barrskogslavfly (CR) som hör hemma i boreala barrskogar med riklig förekomst av värdväxten. Tidigare kunde arten konstateras årligen på flera platser vid Dala-Floda i Dalarna innan lokalerna kalavverkades. Senaste fyndet i landet av barrskogslavfly är från år 2000 då den påträffades vid Högberget i Sollefteå kommun. Garnlav är typisk art för </w:t>
+      </w:r>
+      <w:r>
+        <w:rPr>
+          <w:i/>
+        </w:rPr>
+        <w:t xml:space="preserve">9010 Taiga </w:t>
+      </w:r>
+      <w:r>
+        <w:t>och</w:t>
+      </w:r>
+      <w:r>
+        <w:rPr>
+          <w:i/>
+        </w:rPr>
+        <w:t xml:space="preserve"> 9070 Trädklädd betesmark</w:t>
+      </w:r>
+      <w:r>
+        <w:t xml:space="preserve"> (SLU Artdatabanken, 2026).</w:t>
+      </w:r>
+    </w:p>
+    <w:p>
+      <w:r>
+        <w:rPr>
+          <w:b/>
+        </w:rPr>
+        <w:t>Knärot (VU, §8)</w:t>
+      </w:r>
+      <w:r>
+        <w:t xml:space="preserve"> är typisk art för </w:t>
+      </w:r>
+      <w:r>
+        <w:rPr>
+          <w:i/>
+        </w:rPr>
+        <w:t xml:space="preserve">9010 Taiga </w:t>
+      </w:r>
+      <w:r>
+        <w:t>och</w:t>
+      </w:r>
+      <w:r>
+        <w:rPr>
+          <w:i/>
+        </w:rPr>
+        <w:t xml:space="preserve"> 9050 Näringsrik granskog</w:t>
+      </w:r>
+      <w:r>
+        <w:t xml:space="preserve">, rödlistad som sårbar och fridlyst enligt 8§ artskyddsförordningen. En nyligen genomförd analys av 79 floraväktarlokaler indikerar att det behövs någonstans mellan 100 och 150 meters skyddszon för att en knärotspopulation inte ska dö ut på lång sikt (Sebestyén &amp; Sundberg, 2025). Detta ligger väl i linje med tidigare genomförda studier som visar att det krävs väl tilltagna buffertzoner för att knäroten inte ska ta skada av skogsbruksåtgärder i intilliggande skog (Johnson, 2014; Koelmeijer m.fl., 2022; Skogsstyrelsen, 2022). Arten är även känslig för gallring vilket framgår av Skogsstyrelsens egen vägledning för hänsyn till knärot (Skogsstyrelsen, 2022). Ytterligare en studie visar på den starka korrelationen mellan minskande arealer kontinuitetsskog och lokal utdöenderisk. Knäroten uppvisade en mycket låg koloniseringsgrad (0,7 % över 10 år) i kombination med hög lokal utrotningsrisk (75,2 %), där utrotningssannolikheten ökade kraftigt när arealen kontinuitetsskog minskade mellan undersökningar, t.ex. på grund av kalhyggesbruk (Johansson et al., 2026). För rika förekomster av knärot är reservatsbildning eller biotopskydd lämpliga åtgärder för att skydda den. På knärot kan den sällsynta rostsvampen </w:t>
+      </w:r>
+      <w:r>
+        <w:rPr>
+          <w:i/>
+        </w:rPr>
+        <w:t>Pucciniastrum goodyerae</w:t>
+      </w:r>
+      <w:r>
+        <w:t xml:space="preserve"> påträffas. </w:t>
+      </w:r>
+      <w:r>
+        <w:rPr>
+          <w:i/>
+        </w:rPr>
+        <w:t>Pucciniastrum goodyerae</w:t>
+      </w:r>
+      <w:r>
+        <w:t xml:space="preserve"> är klassad som NE (ej bedömd) i rödlistan (SLU Artdatabanken, 2024).</w:t>
+      </w:r>
+    </w:p>
+    <w:p>
+      <w:r>
+        <w:t>I det aktuella området finns 1 fyndplatser för knärot registrerade på Artportalen. Figur 2 visar gränserna för buffertzoner på 50 m, som behöver lämnas kring fyndplatserna för att knärotslokalerna inte ska försvinna vid en avverkning. Av det aktuella området överlappar 0.53 ha med buffertzonerna och får av detta skäl inte avverkas.</w:t>
+      </w:r>
+    </w:p>
+    <w:p>
+      <w:pPr>
+        <w:pStyle w:val="Caption"/>
+      </w:pPr>
+      <w:r>
+        <w:drawing>
+          <wp:inline xmlns:a="http://schemas.openxmlformats.org/drawingml/2006/main" xmlns:pic="http://schemas.openxmlformats.org/drawingml/2006/picture">
+            <wp:extent cx="5486400" cy="3003380"/>
+            <wp:docPr id="2" name="Picture 2"/>
+            <wp:cNvGraphicFramePr>
+              <a:graphicFrameLocks noChangeAspect="1"/>
+            </wp:cNvGraphicFramePr>
+            <a:graphic>
+              <a:graphicData uri="http://schemas.openxmlformats.org/drawingml/2006/picture">
+                <pic:pic>
+                  <pic:nvPicPr>
+                    <pic:cNvPr id="0" name="Svanvik SO avvanm karta knärot.png"/>
+                    <pic:cNvPicPr/>
+                  </pic:nvPicPr>
+                  <pic:blipFill>
+                    <a:blip r:embed="rId17"/>
+                    <a:stretch>
+                      <a:fillRect/>
+                    </a:stretch>
+                  </pic:blipFill>
+                  <pic:spPr>
+                    <a:xfrm>
+                      <a:off x="0" y="0"/>
+                      <a:ext cx="5486400" cy="3003380"/>
+                    </a:xfrm>
+                    <a:prstGeom prst="rect"/>
+                  </pic:spPr>
+                </pic:pic>
+              </a:graphicData>
+            </a:graphic>
+          </wp:inline>
+        </w:drawing>
+      </w:r>
+    </w:p>
+    <w:p>
+      <w:pPr>
+        <w:pStyle w:val="Caption"/>
+        <w:spacing w:after="240"/>
+      </w:pPr>
+      <w:r>
+        <w:t>Figur 2. Fyndplatser och buffertzoner för knärot i det aktuella området. Endast fyndplatser vars buffertzoner överlappar med det aktuella området har tagits med i visualiseringen. Kartans mittpunktskoordinat är N 7328303, E 657807 i SWEREF 99 TM.</w:t>
+      </w:r>
+    </w:p>
+    <w:p>
+      <w:r>
+        <w:rPr>
+          <w:b/>
+        </w:rPr>
+        <w:t>Gammelgransskål (NT)</w:t>
+      </w:r>
+      <w:r>
+        <w:t xml:space="preserve"> är en liten skålsvamp som växer på gamla granar med skrovlig bark. Typiska växtplatser är gransumpskog i myrkanter, bäckdråg, bäckraviner och skuggiga bergssluttningar, men också skog på torrare mark kan hysa arten om beståndet har stark naturskogskaraktär. Bestånd med arten bör behandlas som nyckelbiotoper och sparas vid en slutavverkning. Även gallring bör undvikas. Gammelgransskål är typisk art för </w:t>
+      </w:r>
+      <w:r>
+        <w:rPr>
+          <w:i/>
+        </w:rPr>
+        <w:t>9010 Taiga</w:t>
+      </w:r>
+      <w:r>
+        <w:t xml:space="preserve"> (SLU Artdatabanken, 2024; Nitare &amp; Skogsstyrelsen, 2019).</w:t>
       </w:r>
     </w:p>
     <w:p>
@@ -126,6 +280,850 @@
       </w:r>
       <w:r>
         <w:t xml:space="preserve"> (SLU Artdatabanken, 2024; Nitare &amp; Skogsstyrelsen, 2019).</w:t>
+      </w:r>
+    </w:p>
+    <w:p>
+      <w:r>
+        <w:rPr>
+          <w:b/>
+        </w:rPr>
+        <w:t>Rosenticka (NT)</w:t>
+      </w:r>
+      <w:r>
+        <w:t xml:space="preserve">, rödlistad som nära hotad, ingår i en karaktäristisk association av vedsvampar som växer på gamla, grova granlågor i urskogsartade barrskogar. Den är placerad i toppen av Skogsstyrelsens värdepyramid för bedömning av skog med höga naturvärden och indikerar ett granskogsekosystem med långvarig kontinuitet av grova lågor. Artens beroende av grova granlågor innebär att alla skogsskötselåtgärder på eller i omedelbar närhet av lokalerna utgör ett hot på lång sikt. Det är angeläget att populationerna inte ytterligare glesas ut och ett tillräckligt antal områden där arten nu finns måste sparas för framtiden. Rosenticka är typisk art för </w:t>
+      </w:r>
+      <w:r>
+        <w:rPr>
+          <w:i/>
+        </w:rPr>
+        <w:t xml:space="preserve">9010 Taiga </w:t>
+      </w:r>
+      <w:r>
+        <w:t xml:space="preserve">och </w:t>
+      </w:r>
+      <w:r>
+        <w:rPr>
+          <w:i/>
+        </w:rPr>
+        <w:t>9050 Näringsrik granskog</w:t>
+      </w:r>
+      <w:r>
+        <w:t xml:space="preserve"> (Nitare &amp; Skogsstyrelsen, 2019; SLU Artdatabanken, 2024).</w:t>
+      </w:r>
+    </w:p>
+    <w:p>
+      <w:r>
+        <w:rPr>
+          <w:b/>
+        </w:rPr>
+        <w:t>Skrovellav (NT)</w:t>
+      </w:r>
+      <w:r>
+        <w:t xml:space="preserve"> växer på gamla lövträd och på klippor i gamla skogar med hög och jämn luftfuktighet. Slutavverkning av kontinuitetsskog utgör det största hotet och lavens fortsatta förekomst bör säkerställas genom att lokaler med äldre skog skyddas. I områden med mycket hög luftfuktighet kan man på bålen av skrovellav finna de sällsynta parasitsvamparna skrovellavsknapp (EN), </w:t>
+      </w:r>
+      <w:r>
+        <w:rPr>
+          <w:i/>
+        </w:rPr>
+        <w:t>Catillaria lobariicola</w:t>
+      </w:r>
+      <w:r>
+        <w:t xml:space="preserve"> (VU) och </w:t>
+      </w:r>
+      <w:r>
+        <w:rPr>
+          <w:i/>
+        </w:rPr>
+        <w:t>Merismatium lobariae</w:t>
+      </w:r>
+      <w:r>
+        <w:t xml:space="preserve"> (DD). Skrovellav är typisk art för </w:t>
+      </w:r>
+      <w:r>
+        <w:rPr>
+          <w:i/>
+        </w:rPr>
+        <w:t xml:space="preserve">9010 Taiga, 9020 Nordlig ädellövskog, 9040 Fjällbjörkskog, 9070 Trädklädd betesmark, 9160 Näringsrik ekskog, 9180 Ädellövskog i branter, 9190 Näringsfattig ekskog, 8210 Kalkbranter </w:t>
+      </w:r>
+      <w:r>
+        <w:t xml:space="preserve">och </w:t>
+      </w:r>
+      <w:r>
+        <w:rPr>
+          <w:i/>
+        </w:rPr>
+        <w:t>6530 Lövängar</w:t>
+      </w:r>
+      <w:r>
+        <w:t xml:space="preserve"> (SLU Artdatabanken, 2026; Nitare &amp; Skogsstyrelsen, 2019).</w:t>
+      </w:r>
+    </w:p>
+    <w:p>
+      <w:r>
+        <w:rPr>
+          <w:b/>
+        </w:rPr>
+        <w:t>Ullticka (NT)</w:t>
+      </w:r>
+      <w:r>
+        <w:t xml:space="preserve"> är knuten till restbestånd av barrnaturskog och förekommer med ett tydligt optimum i orörda eller måttligt påverkade gamla granskogar där det föreligger viss kontinuitet av grov död ved. Ullticka är en bra signalart inom hela sitt utbredningsområde och i södra Sverige är den sällsynt och en god signalart för skyddsvärda granskogsmiljöer. Den hotas av avverkning och fragmentering av naturskog och äldre granskog med lång trädkontinuitet. På ullticka kan ibland ulltickeporing (VU) påträffas - det är en sällsynt ticka som nyligen delats upp i de tre olika arterna ulltickeporing </w:t>
+      </w:r>
+      <w:r>
+        <w:rPr>
+          <w:i/>
+        </w:rPr>
+        <w:t xml:space="preserve">Skeletocutis brevispora </w:t>
+      </w:r>
+      <w:r>
+        <w:t>(VU)</w:t>
+      </w:r>
+      <w:r>
+        <w:rPr>
+          <w:i/>
+        </w:rPr>
+        <w:t>, Skeletocutis delicata</w:t>
+      </w:r>
+      <w:r>
+        <w:t xml:space="preserve"> (VU)</w:t>
+      </w:r>
+      <w:r>
+        <w:rPr>
+          <w:i/>
+        </w:rPr>
+        <w:t xml:space="preserve"> och Skeletocutis exilis</w:t>
+      </w:r>
+      <w:r>
+        <w:t xml:space="preserve"> (NT). Ullticka är typisk art för </w:t>
+      </w:r>
+      <w:r>
+        <w:rPr>
+          <w:i/>
+        </w:rPr>
+        <w:t xml:space="preserve">9010 Taiga, 9050 Näringsrik granskog </w:t>
+      </w:r>
+      <w:r>
+        <w:t xml:space="preserve">och </w:t>
+      </w:r>
+      <w:r>
+        <w:rPr>
+          <w:i/>
+        </w:rPr>
+        <w:t>9030 Landhöjningsskog</w:t>
+      </w:r>
+      <w:r>
+        <w:t xml:space="preserve"> (SLU Artdatabanken, 2026; Nitare &amp; Skogsstyrelsen, 2019; Miettinen &amp; Niemelä, 2018).</w:t>
+      </w:r>
+    </w:p>
+    <w:p>
+      <w:r>
+        <w:rPr>
+          <w:b/>
+        </w:rPr>
+        <w:t xml:space="preserve">Vedtrappmossa (NT) </w:t>
+      </w:r>
+      <w:r>
+        <w:t xml:space="preserve">växer på död ved, främst i gammal granskog. Den förekommer knappast alls i fjällnära barrskogar utan finns i skogslandskapet nedom fjällen och framför allt i landets södra delar är den en mycket bra signalart för barrnaturskog med höga naturvärden. Skogsavverkning och brist på grov död ved i skogen är de allvarligaste hoten och den överlever inte kalhyggesbruk. Lokaler med sluten granskog, tillräckligt stora för att säkerställa ett kontinuerligt tillskott på grova lågor, bör undantas från storskaligt skogsbruk. Vedtrappmossa är typisk art för </w:t>
+      </w:r>
+      <w:r>
+        <w:rPr>
+          <w:i/>
+        </w:rPr>
+        <w:t>9010 Taiga</w:t>
+      </w:r>
+      <w:r>
+        <w:t xml:space="preserve"> (SLU Artdatabanken, 2024).</w:t>
+      </w:r>
+    </w:p>
+    <w:p>
+      <w:r>
+        <w:rPr>
+          <w:b/>
+        </w:rPr>
+        <w:t>Vitgrynig nållav (NT)</w:t>
+      </w:r>
+      <w:r>
+        <w:t xml:space="preserve"> växer nästan uteslutande på bark av gamla, senvuxna granar i skuggiga lägen med hög och jämn luftfuktighet. Den vanligaste naturtypen för arten är kontinuitetsskogar på frisk mark men den finns också i sumpgranskogar. På lång sikt utgör avverkningar av olikåldriga granskogar av naturskogskaraktär ett allvarligt hot mot arten och skogsbruksåtgärder på eller i närheten av växtplatserna bör undvikas. Naturskogsartade, fuktiga granskogar med förekomster av arten signalerar höga biologiska värden och bör bevaras (SLU Artdatabanken, 2024; Nitare &amp; Skogsstyrelsen, 2019).</w:t>
+      </w:r>
+    </w:p>
+    <w:p>
+      <w:r>
+        <w:rPr>
+          <w:b/>
+        </w:rPr>
+        <w:t>Bårdlav</w:t>
+      </w:r>
+      <w:r>
+        <w:t xml:space="preserve"> signalerar miljöer med höga naturvärden och på lokalerna finns vanligtvis många andra ovanliga och rödlistade arter. Den visar även på platser med hög och jämn luftfuktighet. På bårdlav och andra njurlavar (Nephroma) kan de sällsynta parasiterna </w:t>
+      </w:r>
+      <w:r>
+        <w:rPr>
+          <w:i/>
+        </w:rPr>
+        <w:t xml:space="preserve">Protounguicularia nephromatis </w:t>
+      </w:r>
+      <w:r>
+        <w:t xml:space="preserve">(VU) och </w:t>
+      </w:r>
+      <w:r>
+        <w:rPr>
+          <w:i/>
+        </w:rPr>
+        <w:t xml:space="preserve">Tremella nephromatis </w:t>
+      </w:r>
+      <w:r>
+        <w:t xml:space="preserve">(DD) påträffas. Bårdlav är typisk art för </w:t>
+      </w:r>
+      <w:r>
+        <w:rPr>
+          <w:i/>
+        </w:rPr>
+        <w:t xml:space="preserve">9010 Taiga, 9020 Nordlig ädellövskog, 9070 Trädklädd betesmark, 9110 Näringsfattig bokskog, 9160 Näringsrik ekskog, 9180 Ädellövskog i branter </w:t>
+      </w:r>
+      <w:r>
+        <w:t>och</w:t>
+      </w:r>
+      <w:r>
+        <w:rPr>
+          <w:i/>
+        </w:rPr>
+        <w:t xml:space="preserve"> 9190 Näringsfattig ekskog</w:t>
+      </w:r>
+      <w:r>
+        <w:t xml:space="preserve"> (SLU Artdatabanken, 2026; Nitare &amp; Skogsstyrelsen, 2019).</w:t>
+      </w:r>
+    </w:p>
+    <w:p>
+      <w:r>
+        <w:rPr>
+          <w:b/>
+        </w:rPr>
+        <w:t>Luddlav</w:t>
+      </w:r>
+      <w:r>
+        <w:t xml:space="preserve"> signalerar lång skoglig kontinuitet med ett stabilt lokal- och mikroklimat med hög och jämn fuktighet. Luddlav är typisk art för </w:t>
+      </w:r>
+      <w:r>
+        <w:rPr>
+          <w:i/>
+        </w:rPr>
+        <w:t>9010 Taiga,</w:t>
+      </w:r>
+      <w:r>
+        <w:t xml:space="preserve"> </w:t>
+      </w:r>
+      <w:r>
+        <w:rPr>
+          <w:i/>
+        </w:rPr>
+        <w:t xml:space="preserve">9020 Nordlig ädellövskog, 9070 Trädklädd betesmark, 9110 Näringsfattig bokskog, 9180 Ädellövskog i branter </w:t>
+      </w:r>
+      <w:r>
+        <w:t>och</w:t>
+      </w:r>
+      <w:r>
+        <w:rPr>
+          <w:i/>
+        </w:rPr>
+        <w:t xml:space="preserve"> 9190 Näringsfattig ekskog </w:t>
+      </w:r>
+      <w:r>
+        <w:t>(Nitare &amp; Skogsstyrelsen, 2019; SLU Artdatabanken, 2025).</w:t>
+      </w:r>
+    </w:p>
+    <w:p>
+      <w:r>
+        <w:rPr>
+          <w:b/>
+        </w:rPr>
+        <w:t>Spindelblomster (§8)</w:t>
+      </w:r>
+      <w:r>
+        <w:t xml:space="preserve"> växer i äldre mossrik granskog eller barrblandskog, men även i fjällbjörkskog. Arten indikerar långvarig trädkontinuitet och hög luftfuktighet och är mycket känslig för uttorkning och markskador. Spindelblomster har i många trakter minskat starkt under senare tid på grund av slutavverkningar och skogsmarksdikning. Spindelblomster är typisk art för </w:t>
+      </w:r>
+      <w:r>
+        <w:rPr>
+          <w:i/>
+        </w:rPr>
+        <w:t xml:space="preserve">9010 Taiga, 9050 Näringsrik granskog </w:t>
+      </w:r>
+      <w:r>
+        <w:t>och</w:t>
+      </w:r>
+      <w:r>
+        <w:rPr>
+          <w:i/>
+        </w:rPr>
+        <w:t xml:space="preserve"> 9040 Fjällbjörkskog</w:t>
+      </w:r>
+      <w:r>
+        <w:t xml:space="preserve"> (Nitare &amp; Skogsstyrelsen, 2019; SLU Artdatabanken, 2025).</w:t>
+      </w:r>
+    </w:p>
+    <w:p>
+      <w:pPr>
+        <w:pStyle w:val="Heading1"/>
+      </w:pPr>
+      <w:r>
+        <w:t>Typiska arter och EU:s art- och habitatdirektiv</w:t>
+      </w:r>
+    </w:p>
+    <w:p>
+      <w:r>
+        <w:t>Typiska arter används för att lokalisera områden med gynnsam bevarandestatus för de naturtyper som är listade i EU:s art- och habitatdirektiv. Ett exempel är Västlig taiga (EU-kod 9010) som saknar gynnsam bevarandestatus och minskar starkt som naturtyp i Sverige. Naturvårdsverket skriver i sin vägledning för Västlig taiga att dylika miljöer förutsätter normalt att skogarna skyddas långsiktigt, eftersom skogsbruk inte är förenligt med bevarande av naturtypen i gynnsamt tillstånd (Naturvårdsverket, 2011).</w:t>
+      </w:r>
+    </w:p>
+    <w:p>
+      <w:r>
+        <w:t>Följande typiska arter har sina livsmiljöer och växtplatser i den aktuella skogen: garnlav (VU, T), knärot (VU, T, §8), gammelgransskål (NT, T), harticka (NT, T), rosenticka (NT, T), skrovellav (NT, T), ullticka (NT, T), vedtrappmossa (NT, T), bårdlav (S, T), luddlav (S, T) och spindelblomster (S, T, §8).</w:t>
+      </w:r>
+    </w:p>
+    <w:p>
+      <w:r>
+        <w:t>Enligt Sveriges Artikel 17 rapportering 2013 och 2019 till EU, har naturtypen Västlig taiga (9010) dålig bevarandestatus med negativ trend inom Sveriges boreala region. Skogsbruksåtgärder som avverkning, röjning och gallring pekas ut som några av de främst bidragande orsakerna till naturtypens dåliga status och negativa trend (SLU Artdatabanken, 2019). I EU:s uppföljning av tillståndet för naturtyperna i Skandinavien 2013 – 2018 framgår det att i den boreala regionen är tillståndet så dåligt för Västlig taiga (9010) att habitatet löper allvarlig risk att försvinna regionalt (EEA, 2022). Det allvarliga läget för den biologiska mångfalden i skogen framhålls även i Skogsstyren rapport 2026/07:</w:t>
+      </w:r>
+    </w:p>
+    <w:p>
+      <w:r>
+        <w:rPr>
+          <w:i/>
+        </w:rPr>
+        <w:t>"All avverkning av kända skogliga värdekärnor och sannolika kontinuitetsskogar behöver upphöra för att fylla bristen om 1,56 miljoner hektar bevarad livsmiljötyp. På grund av begränsade kvarvarande arealer av värdekärnor, naturskogar och kontinuitetsskogar leder fortsatt förlust av dessa till en påtaglig risk för långsiktigt negativa effekter för biologisk mångfald i skogslandskapet. Att de återstående arealerna bevaras och ges ett långsiktigt skydd bedöms därför vara av avgörande betydelse."</w:t>
+      </w:r>
+      <w:r>
+        <w:t xml:space="preserve"> (Skogsstyrelsen, 2026).</w:t>
+      </w:r>
+    </w:p>
+    <w:p>
+      <w:r>
+        <w:t>Trots detta har statusen för Västlig taiga ändrats till otillräcklig i stället för dålig i den senaste Artikel 17 rapporteringen 2025. Av Naturvårdsverkets rapport framgår det dock att de ändrade statusbedömningarna jämfört med rapporteringen 2019 inte beror på faktiska miljöförändringar. Ändringarna är av teknisk karaktär och främst en följd av resultaten från genomförda regeringsuppdrag och beslut inför rapporteringen 2025. Det är alltså politisk styrning i stället för faktiska förhållanden i naturen som ändrat på naturtypernas status i rapporteringen, vilket rimmar dåligt med såväl art- och habitatdirektivets syften och mål som med naturrestaureringsförordningen. I praktiken har dock Sveriges nya sätt att rapportera bevarandestatus till EU inte någon betydelse eftersom Naturvårdsverkets rapportering 2025 visar att Västlig taiga</w:t>
+      </w:r>
+      <w:r>
+        <w:rPr>
+          <w:b/>
+        </w:rPr>
+        <w:t xml:space="preserve"> </w:t>
+      </w:r>
+      <w:r>
+        <w:t>inte har gynnsam bevarandestatus.</w:t>
+      </w:r>
+    </w:p>
+    <w:p>
+      <w:r>
+        <w:t>Åtgärder som vidtas i enlighet med art- och habitatdirektivet ska enligt Artikel 2 syfta till att bibehålla eller återställa en gynnsam bevarandestatus hos livsmiljöer samt arter och vilda djur och växter av gemenskapsintresse. Enligt prejudikat från EU-domstolen ska en skogsbruksverksamhet utföras på ett sådant sätt som utgör ett förebyggande och hållbart skogsbruk för att betraktas som förenlig med bevarandekraven i direktivet (se EU-domstolens dom i de förenade målen C 473-19 och C 474-19).</w:t>
+      </w:r>
+    </w:p>
+    <w:p>
+      <w:r>
+        <w:t xml:space="preserve">Av artikel 1.e samma direktiv framgår att en livsmiljös bevarandestatus anses " gynnsam" när — dess naturliga utbredningsområde och de ytor den täcker inom detta område är stabila eller ökande, och — den särskilda struktur och de särskilda funktioner som är nödvändiga för att den skall kunna bibehållas på lång sikt finns, och sannolikt kommer att finnas under en överskådlig framtid, och — bevarandestatusen hos dess </w:t>
+      </w:r>
+      <w:r>
+        <w:rPr>
+          <w:b/>
+        </w:rPr>
+        <w:t>typiska arter</w:t>
+      </w:r>
+      <w:r>
+        <w:t xml:space="preserve"> är gynnsam enligt definitionen i artikel 1.i.</w:t>
+      </w:r>
+    </w:p>
+    <w:p>
+      <w:r>
+        <w:t>EU-direktiv är bindande för EU:s medlemsländer varvid det ankommer på Skogsstyrelsen som nationell tillsynsmyndighet att beakta syftet med EU:s art- och habitatdirektiv vid prövningen av en skogsbruksverksamhet, se Rådets direktiv 92/43/EEG. Se ytterligare information om EU:s livsmiljödirektiv i bilaga 2.</w:t>
+      </w:r>
+    </w:p>
+    <w:p>
+      <w:r>
+        <w:br w:type="page"/>
+      </w:r>
+    </w:p>
+    <w:p>
+      <w:pPr>
+        <w:pStyle w:val="Title"/>
+      </w:pPr>
+      <w:r>
+        <w:t>BILAGA 1 – Fridlysta arter</w:t>
+      </w:r>
+    </w:p>
+    <w:p>
+      <w:pPr>
+        <w:pStyle w:val="Heading1"/>
+      </w:pPr>
+      <w:r>
+        <w:t>Knärot – ekologi samt krav på livsmiljön</w:t>
+      </w:r>
+    </w:p>
+    <w:p>
+      <w:r>
+        <w:t xml:space="preserve">Knärot är typisk art för </w:t>
+      </w:r>
+      <w:r>
+        <w:rPr>
+          <w:i/>
+        </w:rPr>
+        <w:t xml:space="preserve">9010 Taiga </w:t>
+      </w:r>
+      <w:r>
+        <w:t>och</w:t>
+      </w:r>
+      <w:r>
+        <w:rPr>
+          <w:i/>
+        </w:rPr>
+        <w:t xml:space="preserve"> 9050 Näringsrik granskog</w:t>
+      </w:r>
+      <w:r>
+        <w:t>, fridlyst enligt 8 och 15 §§ artskyddsförordningen och klassad som sårbar (VU) enligt rödlistan 2020. Knärot är beroende av hög och jämn luftfuktighet i gamla, ostörda skogsmiljöer och är känslig för snabba förändringar av ljus-/vindförhållanden eller uttorkning. På grund av ett alltför intensivt skogsbruk har den minskat med 40 (25–50) % under de senaste 60 åren och i framtiden bedöms minskningstakten uppgå till 30 (20–40) %. Till följd av att arten har en dokumenterat högre minskningstakt i förhållande till sin generationstid än vad som tidigare varit känt (data från Riksskogstaxeringen) höjdes den till hotkategori sårbar (VU) i rödlistan 2020 (SLU Artdatabanken, 2024).</w:t>
+      </w:r>
+    </w:p>
+    <w:p>
+      <w:r>
+        <w:t>En analys av 79 floraväktarlokaler åren 1990–2015 vilka återbesökts under 2020–2024 visade på en tydlig negativ påverkan på knärotsförekomster från större hyggen i närområdet (inom 150–200 m) vilket indikerar att kanteffekter har en stor påverkan på populationerna. Resultaten bekräftar knärotens känslighet för kanteffekter och visar vikten av att skydda större skogsbestånd för att bevara arten. Om det blir höga andelar (&gt;30%) hyggen inom 200 meter från en knärotsförekomst så ökar risken för att en knärotspopulation dör ut och det verkar det behövas någonstans mellan 100 och 150 meters skyddszon för att bevara arten på lång sikt (Sebestyén &amp; Sundberg, 2025). Detta stöds även av en studie (Johansson et al, 2026) baserad på data från Riksskogstaxeringen som visar att knäroten minskat med 66 % under perioden 1993–2022 samt att det finns en stark korrelation mellan minskande arealer kontinuitetsskog och lokal utdöenderisk. Knäroten uppvisade en mycket låg koloniseringsgrad (0,7 % över 10 år) i kombination med hög lokal utrotningsrisk (75,2 %), där utrotningssannolikheten ökade kraftigt när arealen kontinuitetsskog minskade mellan undersökningar, t.ex. på grund av kalhyggesbruk (Johansson et al., 2026).</w:t>
+      </w:r>
+    </w:p>
+    <w:p>
+      <w:r>
+        <w:t xml:space="preserve">Samuel Johnsons doktorsavhandling </w:t>
+      </w:r>
+      <w:r>
+        <w:rPr>
+          <w:i/>
+        </w:rPr>
+        <w:t>“Retention Forestry as a Conservation Measure for Boreal Forest Ground Vegetation”</w:t>
+      </w:r>
+      <w:r>
+        <w:t xml:space="preserve"> (SLU, Uppsala 2014) visar att det krävs väl tilltagna skyddszoner för att knärotens växtplatser inte ska ta skada av skogsbruksåtgärder i intilliggande områden: </w:t>
+      </w:r>
+      <w:r>
+        <w:rPr>
+          <w:i/>
+        </w:rPr>
+        <w:t xml:space="preserve">“Study III shows that retention patches smaller than 0.5 ha do not lifeboat the sensitive forest herb G. repens, a species that depend on stable microclimatic conditions typical for intact forest stands.” </w:t>
+      </w:r>
+      <w:r>
+        <w:t xml:space="preserve">Vidare </w:t>
+      </w:r>
+      <w:r>
+        <w:rPr>
+          <w:i/>
+        </w:rPr>
+        <w:t>“More sensitive forest species are not lifeboated in retention patches ranging from 0.05 to 0.5 ha (Papers II &amp; III).”</w:t>
+      </w:r>
+    </w:p>
+    <w:p>
+      <w:r>
+        <w:t xml:space="preserve">Johnsons (2014) rekommendation på minst 50 meters breda skyddszoner runt knärotens växtplatser motsvarar en areal på 0,78 hektar, vilket ligger i linje med andra studier som gjorts på känsliga skogsarter: </w:t>
+      </w:r>
+      <w:r>
+        <w:rPr>
+          <w:i/>
+        </w:rPr>
+        <w:t>“In study III I also show that translocated specimens of G. repens survives well in mature forests at least 50 m from the nearest edge to an open area. Moreover, measures of temperature and humidity show that such distances from an open area is far enough to offer a microclimate that is more stable compared to what present in retention patches of around 0.1 ha. This means that the very centre of a circular patch with radius 50 m (equals a size of 0.78 ha) should offer conditions similar to interior forest and would perhaps be a suitable habitat for G. repens and similar species. Previous studies from both North America and Sweden have also concluded that patches between 0.5 and one ha are sufficient for preserving interior forest vegetation as well as sensitive lichens and bryophytes (de Graaf &amp; Roberts 2009; Halpern et al. 2012; Rudolphi et al. 2014).”</w:t>
+      </w:r>
+    </w:p>
+    <w:p>
+      <w:r>
+        <w:t>Ytterligare en studie (Koelmeijer m.fl., 2022) inkluderar knärotens skyddsbehov. I uppsatsen berörs problemet med uttorkning för växter, bl.a. för knärot, ett problem som blivit accentuerat på grund av den pågående klimatförändringen och torra somrar, t.ex. den exceptionellt torra sommaren 2018. I uppsatsen undersöks områden med tre olika avstånd från kalhyggeskant med avseende på skydd bl.a. för knärot. Det första området har avstånd upp till 20 m från hyggeskant (Strong edge effect), det andra 20–40 m från hyggeskant (Weak edge effect) och det tredje avser större avstånd från hyggeskant, där kanteffekten anses vara försumbar (Interior). Ett resultat var att man fann stor eller mycket stor uttorkningseffekt på känsliga och rödlistade skogsarter vid de kortare avstånden till hyggeskant, medan effekt av uttorkning inte konstaterades på större avstånd (Interior). För orkidén knärot fann man en rik förekomst (upp till 0,06 dm2/m2) på stort avstånd från hyggeskant (Interior), medan förekomsten var liten eller närmast försumbar i de områden som klassificerades som Weak edge effect respektive Strong edge effect. Arbetet påpekar att de allt oftare förekommande torra somrarna ger ytterligare skäl att utöka skyddsavståndet från hyggen till den fuktkrävande arten knärot (Koelmeijer m.fl., 2022).</w:t>
+      </w:r>
+    </w:p>
+    <w:p>
+      <w:r>
+        <w:t>Även Skogsstyrelsens egen vägledning för hänsyn till knärot ligger i linje med ovanstående forskningsstudier. Av vägledningen framgår det att för med hög sannolikhet kunna bevara befintliga förekomster krävs relativt stora avsättningar av uppvuxen skog med slutet och relativt tätt kronskikt. Som riktlinje kan krävas ett avstånd på 50 meter in från brynet för att vidmakthålla ett fungerande mikroklimat. Detta innebär att fristående hänsynsytor för många arter (kärlväxter, lavar och mossor) kan behöva ha en area överstigande 0,8 hektar (cirkelyta med radien 50 meter = 0,78 hektar) för att bibehålla lokalklimatet. Även ganska små förändringar i form av förändrade ljus- och fuktighetsförhållanden, till exempel till följd av gallring, kan leda till att arten försvinner till följd av konkurrens med mera ljuskrävande och snabbväxande arter (Skogsstyrelsen, 2022).</w:t>
+      </w:r>
+    </w:p>
+    <w:p>
+      <w:r>
+        <w:t>Vid tillämpning av försiktighetsprincipen enligt 2 kap. 3 § miljöbalken bör sålunda 100–150 meters skyddszon lämnas runt knärotens växtplatser.</w:t>
+      </w:r>
+    </w:p>
+    <w:p>
+      <w:pPr>
+        <w:pStyle w:val="Heading2"/>
+      </w:pPr>
+      <w:r>
+        <w:t>Referenser – knärot</w:t>
+      </w:r>
+    </w:p>
+    <w:p>
+      <w:r>
+        <w:t xml:space="preserve">de Graaf M &amp; Roberts M.R., 2009. </w:t>
+      </w:r>
+      <w:r>
+        <w:rPr>
+          <w:i/>
+        </w:rPr>
+        <w:t xml:space="preserve">Short-term response of the herbaceous layer within leave patches after harvest. </w:t>
+      </w:r>
+      <w:r>
+        <w:t>Forest Ecology and Management 257, 1014–1025.</w:t>
+      </w:r>
+    </w:p>
+    <w:p>
+      <w:r>
+        <w:t xml:space="preserve">Halpern, C. B., Halaj, J., Evans, S. A., &amp; Dovciak, M., 2012. </w:t>
+      </w:r>
+      <w:r>
+        <w:rPr>
+          <w:i/>
+        </w:rPr>
+        <w:t xml:space="preserve">Level and pattern of overstory retention interact to shape long-term responses of understories to timber harvest. </w:t>
+      </w:r>
+      <w:r>
+        <w:t>Ecological Applications, 22, 2049–2064.</w:t>
+      </w:r>
+    </w:p>
+    <w:p>
+      <w:r>
+        <w:t>Johansson, V., Jansson, M. och Bergman, K-O</w:t>
+      </w:r>
+      <w:r>
+        <w:rPr>
+          <w:i/>
+        </w:rPr>
+        <w:t>.</w:t>
+      </w:r>
+      <w:r>
+        <w:t>, 2026.</w:t>
+      </w:r>
+      <w:r>
+        <w:rPr>
+          <w:i/>
+        </w:rPr>
+        <w:t xml:space="preserve"> A 30-year population decline of a threatened forest orchid associated with old growth forests</w:t>
+      </w:r>
+      <w:r>
+        <w:t>. Department of Physics, Chemistry and Biology (IFM), Linköping University.</w:t>
+      </w:r>
+    </w:p>
+    <w:p>
+      <w:r>
+        <w:t xml:space="preserve">Johnson, S., 2014. </w:t>
+      </w:r>
+      <w:r>
+        <w:rPr>
+          <w:i/>
+        </w:rPr>
+        <w:t>Retention Forestry as a Conservation Measure for Boreal Forest Ground Vegetation</w:t>
+      </w:r>
+      <w:r>
+        <w:t>. Doktorsavhandling, SLU, Uppsala.</w:t>
+      </w:r>
+    </w:p>
+    <w:p>
+      <w:r>
+        <w:t xml:space="preserve">Koelmeijer, I. A., Ehrlén, J., Jönsson, M., De Frenne, P., Berg, P., Andersson, J., Weibull, H. &amp; Hylander, N. 2022. </w:t>
+      </w:r>
+      <w:r>
+        <w:rPr>
+          <w:i/>
+        </w:rPr>
+        <w:t xml:space="preserve">Interactive effects of drought and edge exposure on old-growth forest understory species. </w:t>
+      </w:r>
+      <w:r>
+        <w:t>Landscape Ecology, 37, sid 1839–1853.</w:t>
+      </w:r>
+    </w:p>
+    <w:p>
+      <w:r>
+        <w:t xml:space="preserve">Rudolphi, J., Jönsson, M. T., &amp; Gustafsson, L., 2014. </w:t>
+      </w:r>
+      <w:r>
+        <w:rPr>
+          <w:i/>
+        </w:rPr>
+        <w:t xml:space="preserve">Biological legacies buffer local species extinction after logging. </w:t>
+      </w:r>
+      <w:r>
+        <w:t>Journal of Applied Ecology. 51, 53–62.</w:t>
+      </w:r>
+    </w:p>
+    <w:p>
+      <w:r>
+        <w:t xml:space="preserve">Sebestyén, L. och Sundberg, S. 2025.  </w:t>
+      </w:r>
+      <w:r>
+        <w:rPr>
+          <w:i/>
+        </w:rPr>
+        <w:t>Påverkan på knärotslokaler från hyggen i närheten.</w:t>
+      </w:r>
+      <w:r>
+        <w:t xml:space="preserve"> DAPHNE 36:1 2025. Botaniska Sällskapet i Stockholm.</w:t>
+      </w:r>
+    </w:p>
+    <w:p>
+      <w:r>
+        <w:t xml:space="preserve">Skogsstyrelsen, 2022. </w:t>
+      </w:r>
+      <w:r>
+        <w:rPr>
+          <w:i/>
+        </w:rPr>
+        <w:t xml:space="preserve">Vägledning för hänsyn till knärot. </w:t>
+      </w:r>
+      <w:r>
+        <w:t>https://www.skogsstyrelsen.se/lag-och-tillsyn/artskydd/vagledningar-och-kunskapsstod-artskydd/vagledning-for-hansyn-till-knarot/.</w:t>
+      </w:r>
+    </w:p>
+    <w:p>
+      <w:r>
+        <w:t xml:space="preserve">SLU Artdatabanken, 2024. </w:t>
+      </w:r>
+      <w:r>
+        <w:rPr>
+          <w:i/>
+        </w:rPr>
+        <w:t xml:space="preserve">Artfaktablad. Naturvård – artfakta. </w:t>
+      </w:r>
+      <w:r>
+        <w:t>SLU Artdatabanken, Uppsala.</w:t>
+      </w:r>
+    </w:p>
+    <w:p>
+      <w:r>
+        <w:br w:type="page"/>
+      </w:r>
+    </w:p>
+    <w:p>
+      <w:pPr>
+        <w:pStyle w:val="Title"/>
+      </w:pPr>
+      <w:r>
+        <w:t>BILAGA 2 – EU:s art- och habitatdirektiv, fågeldirektiv och naturrestaureringsförordning</w:t>
+      </w:r>
+    </w:p>
+    <w:p>
+      <w:pPr>
+        <w:pStyle w:val="Heading2"/>
+      </w:pPr>
+      <w:r>
+        <w:t>Förenlighet med EU-direktiv</w:t>
+      </w:r>
+    </w:p>
+    <w:p>
+      <w:r>
+        <w:t>EU-direktiv är bindande för EU:s medlemsländer varvid det ankommer på Skogsstyrelsen som nationell tillsynsmyndighet att beakta syftet med EU:s art- och habitatdirektiv respektive fågeldirektiv vid prövningen av en skogsbruksverksamhet, se Rådets direktiv 92/43/EEG samt 2009/147/EG. Nationella regler som omfattas av ett EU-direktiv ska enligt fast rättspraxis tolkas i enlighet med direktivet, vilket medför en skyldighet för myndigheten att tolka bestämmelser i nationell rätt i ljuset av direktivets ordalydelse, sammanhang och de mål som eftersträvas med direktivet (se EU-domstolens dom i mål C 477/19).</w:t>
+      </w:r>
+    </w:p>
+    <w:p>
+      <w:r>
+        <w:t>EU:s medlemsstater åläggs i Artikel 3 i fågeldirektivet generella skyldigheter avseende skydd, bevarande och återställande av tillräckligt stora och varierande livsmiljöer för de fågelarter som omfattas av direktivet. Medlemsstaterna ska vidta de åtgärder som är nödvändiga för att bibehålla populationen av fågelarterna på en nivå som svarar särskilt mot ekologiska, vetenskapliga och kulturella behov, eller återupprätta populationen av dessa arter till en sådan nivå (se Europaparlamentets och rådets direktiv 2009/147/EG).</w:t>
+      </w:r>
+    </w:p>
+    <w:p>
+      <w:r>
+        <w:t>Åtgärder som vidtas i enlighet med art- och habitatdirektivet (92/43/EEG) ska enligt Artikel 2 syfta till att bibehålla eller återställa en gynnsam bevarandestatus hos livsmiljöer samt arter och vilda djur och växter av gemenskapsintresse. Enligt prejudikat från EU-domstolen ska en skogsbruksverksamhet utföras på ett sådant sätt som utgör ett förebyggande och hållbart skogsbruk för att betraktas som förenlig med bevarandekraven i direktivet (se EU-domstolens dom i de förenade målen C 473-19 och C 474-19).</w:t>
+      </w:r>
+    </w:p>
+    <w:p>
+      <w:r>
+        <w:t xml:space="preserve">Av artikel 1.e samma direktiv framgår att en livsmiljös bevarandestatus anses " gynnsam" när — dess naturliga utbredningsområde och de ytor den täcker inom detta område är stabila eller ökande, och — den särskilda struktur och de särskilda funktioner som är nödvändiga för att den skall kunna bibehållas på lång sikt finns, och sannolikt kommer att finnas under en överskådlig framtid, och — bevarandestatusen hos dess </w:t>
+      </w:r>
+      <w:r>
+        <w:rPr>
+          <w:b/>
+        </w:rPr>
+        <w:t>typiska arter</w:t>
+      </w:r>
+      <w:r>
+        <w:t xml:space="preserve"> är gynnsam enligt definitionen i artikel 1.i. Typiska arter används för att lokalisera områden med gynnsam bevarandestatus för de naturtyper som ingår i EU:s art- och habitatdirektiv.</w:t>
+      </w:r>
+    </w:p>
+    <w:p>
+      <w:r>
+        <w:t>Västlig taiga (EU-kod 9010) saknar gynnsam bevarandestatus och minskar starkt som naturtyp i Sverige. Naturvårdsverket skriver i sin vägledning för västlig taiga att dylika miljöer förutsätter normalt att skogarna skyddas långsiktigt, eftersom skogsbruk inte är förenligt med bevarande av naturtypen i gynnsamt tillstånd (Naturvårdsverket, 2011). Enligt Sveriges Artikel 17 rapportering 2013 och 2019 till EU, har naturtypen Västlig taiga (9010) dålig bevarandestatus med negativ trend inom Sveriges boreala region. Skogsbruksåtgärder som avverkning, röjning och gallring pekas ut som några av de främst bidragande orsakerna till naturtypens dåliga status och negativa trend (SLU Artdatabanken, 2019). I EU:s uppföljning av tillståndet för naturtyperna i Skandinavien 2013 – 2018 framgår det att i den boreala regionen är tillståndet så dåligt för Västlig taiga (9010) att habitatet löper allvarlig risk att försvinna regionalt (EEA, 2022). Det allvarliga läget för den biologiska mångfalden i skogen framhålls även i Skogsstyren rapport 2026/07:</w:t>
+      </w:r>
+    </w:p>
+    <w:p>
+      <w:r>
+        <w:rPr>
+          <w:i/>
+        </w:rPr>
+        <w:t>"All avverkning av kända skogliga värdekärnor och sannolika kontinuitetsskogar behöver upphöra för att fylla bristen om 1,56 miljoner hektar bevarad livsmiljötyp. På grund av begränsade kvarvarande arealer av värdekärnor, naturskogar och kontinuitetsskogar leder fortsatt förlust av dessa till en påtaglig risk för långsiktigt negativa effekter för biologisk mångfald i skogslandskapet. Att de återstående arealerna bevaras och ges ett långsiktigt skydd bedöms därför vara av avgörande betydelse."</w:t>
+      </w:r>
+      <w:r>
+        <w:t xml:space="preserve"> (Skogsstyrelsen, 2026).</w:t>
+      </w:r>
+    </w:p>
+    <w:p>
+      <w:pPr>
+        <w:pStyle w:val="Caption"/>
+      </w:pPr>
+      <w:r>
+        <w:drawing>
+          <wp:inline xmlns:a="http://schemas.openxmlformats.org/drawingml/2006/main" xmlns:pic="http://schemas.openxmlformats.org/drawingml/2006/picture">
+            <wp:extent cx="5486400" cy="2905862"/>
+            <wp:docPr id="3" name="Picture 3"/>
+            <wp:cNvGraphicFramePr>
+              <a:graphicFrameLocks noChangeAspect="1"/>
+            </wp:cNvGraphicFramePr>
+            <a:graphic>
+              <a:graphicData uri="http://schemas.openxmlformats.org/drawingml/2006/picture">
+                <pic:pic>
+                  <pic:nvPicPr>
+                    <pic:cNvPr id="0" name="uppföljning av västlig taiga.jpeg"/>
+                    <pic:cNvPicPr/>
+                  </pic:nvPicPr>
+                  <pic:blipFill>
+                    <a:blip r:embed="rId18"/>
+                    <a:stretch>
+                      <a:fillRect/>
+                    </a:stretch>
+                  </pic:blipFill>
+                  <pic:spPr>
+                    <a:xfrm>
+                      <a:off x="0" y="0"/>
+                      <a:ext cx="5486400" cy="2905862"/>
+                    </a:xfrm>
+                    <a:prstGeom prst="rect"/>
+                  </pic:spPr>
+                </pic:pic>
+              </a:graphicData>
+            </a:graphic>
+          </wp:inline>
+        </w:drawing>
+      </w:r>
+    </w:p>
+    <w:p>
+      <w:pPr>
+        <w:pStyle w:val="Caption"/>
+      </w:pPr>
+      <w:r>
+        <w:t>EU:s uppföljning av tillståndet för naturtypen Västlig taiga 9010 i Skandinavien 2013 - 2018. Av kartan framgår det att i den boreala regionen är tillståndet så dåligt (röd färg) att habitatet löper allvarlig risk att försvinna regionalt. Källa: European Environment Agency. https:// eunis.eea.europoa.eu/habitats/10176.</w:t>
+      </w:r>
+    </w:p>
+    <w:p>
+      <w:r>
+        <w:t>Trots det allvarliga läget har statusen för Västlig taiga ändrats till otillräcklig i stället för dålig i den senaste Artikel 17 rapporteringen 2025. Av Naturvårdsverkets rapport framgår det dock att de ändrade statusbedömningarna jämfört med rapporteringen 2019 inte beror på faktiska miljöförändringar. Ändringarna är av teknisk karaktär och främst en följd av resultaten från genomförda regeringsuppdrag och beslut inför rapporteringen 2025. Det är alltså politisk styrning i stället för faktiska förhållanden i naturen som ändrat på naturtypernas status i rapporteringen, vilket rimmar dåligt med såväl art- och habitatdirektivets syften och mål som med naturrestaureringsförordningen. I praktiken har dock Sveriges nya sätt att rapportera bevarandestatus till EU inte någon betydelse eftersom Naturvårdsverkets rapportering 2025 visar att Västlig taiga inte har gynnsam bevarandestatus.</w:t>
+      </w:r>
+    </w:p>
+    <w:p>
+      <w:pPr>
+        <w:pStyle w:val="Heading2"/>
+      </w:pPr>
+      <w:r>
+        <w:t>EU:s naturrestaureringsförordning</w:t>
+      </w:r>
+    </w:p>
+    <w:p>
+      <w:r>
+        <w:t>Enligt EU:s naturrestaureringsförordning (EU 2024/1991) ska minst 20 % av landområden och minst 20 % av havsarealen vara restaurerad senast 2030, samt alla ekosystem som är i behov av restaurering senast 2050. Det framgår också av förordningen att det är viktigt att livsmiljötyperna inte försämras innan eller efter att restaureringar genomförts, se exempelvis punkt 37 förordningen.</w:t>
+      </w:r>
+    </w:p>
+    <w:p>
+      <w:r>
+        <w:t>”</w:t>
+      </w:r>
+      <w:r>
+        <w:rPr>
+          <w:i/>
+        </w:rPr>
+        <w:t>Det är viktigt att medlemsstaterna vidtar åtgärder som syftar till att säkerställa att tillståndet för områden som täcks av livsmiljötyper som omfattas av denna förordning och som omfattas av restaureringsåtgärder uppvisar en kontinuerlig förbättring till dess att de uppnår ett gott tillstånd, och att medlemsstaterna vidtar åtgärder som syftar till att säkerställa att dessa livsmiljötyper, när de har uppnått ett gott tillstånd, inte försämras avsevärt, så att det långsiktiga bibehållandet eller uppnåendet av gott tillstånd inte äventyras. (..) Det är också viktigt att medlemsstaterna anstränger sig för att förhindra avsevärd försämring av områden som täcks av sådana livsmiljötyper som antingen redan är i gott skick eller som inte är i gott skick men ännu inte omfattas av restaureringsåtgärder.”</w:t>
+      </w:r>
+    </w:p>
+    <w:p>
+      <w:r>
+        <w:rPr>
+          <w:b/>
+          <w:i/>
+        </w:rPr>
+        <w:t>Artikel 4(12):</w:t>
+      </w:r>
+    </w:p>
+    <w:p>
+      <w:r>
+        <w:rPr>
+          <w:i/>
+        </w:rPr>
+        <w:t>Utan att det påverkar tillämpningen av direktiv 92/43/EEG ska medlemsstaterna, senast den dag då deras nationella restaureringsplaner offentliggörs i enlighet med artikel 17.6 i denna förordning, eftersträva att genomföra de åtgärder som krävs för att förhindra avsevärd försämring av områden där de livsmiljötyper som förtecknas i bilaga I till denna förordning förekommer och som är i gott tillstånd eller som krävs för att uppnå de restaureringsmål som anges i punkt 17 i den här artikeln.</w:t>
+      </w:r>
+    </w:p>
+    <w:p>
+      <w:r>
+        <w:rPr>
+          <w:b/>
+          <w:i/>
+        </w:rPr>
+        <w:t>Artikel 4 (17).   Medlemsstaterna ska säkerställa</w:t>
+      </w:r>
+    </w:p>
+    <w:p>
+      <w:r>
+        <w:rPr>
+          <w:i/>
+        </w:rPr>
+        <w:t>a) en ökning av arealen i gott tillstånd för de livsmiljötyper som förtecknas i bilaga I till dess att minst 90 % är i gott tillstånd och till dess att den gynnsamma referensarealen för varje livsmiljötyp i varje biogeografisk region inom den berörda medlemsstaten har uppnåtts.</w:t>
+      </w:r>
+    </w:p>
+    <w:p>
+      <w:r>
+        <w:t>Referenser</w:t>
+      </w:r>
+    </w:p>
+    <w:p>
+      <w:r>
+        <w:t xml:space="preserve">EEA European Environment Agency, 2022. </w:t>
+      </w:r>
+      <w:r>
+        <w:rPr>
+          <w:i/>
+        </w:rPr>
+        <w:t xml:space="preserve">Western taiga – Conservation status 2013-2018. </w:t>
+      </w:r>
+      <w:r>
+        <w:t>https:// eunis.eea.europoa.eu/habitats/10176.</w:t>
+      </w:r>
+    </w:p>
+    <w:p>
+      <w:r>
+        <w:t>EU-domstolens dom av den 2 juli 2020 i målet C 477/19 (Europeisk hamster) p. 23.</w:t>
+      </w:r>
+    </w:p>
+    <w:p>
+      <w:r>
+        <w:t>EU-domstolens dom av den 4 mars 2021 i de förenade målen C 473-19 och C 474-19 (Skydda skogen) p. 70 och 76.</w:t>
+      </w:r>
+    </w:p>
+    <w:p>
+      <w:r>
+        <w:t>Europaparlamentets och rådets direktiv 2009/147/EG av den 30 november 2009 om bevarande av vilda fåglar.</w:t>
+      </w:r>
+    </w:p>
+    <w:p>
+      <w:r>
+        <w:t>EUROPAPARLAMENTETS OCH RÅDETS FÖRORDNING (EU) 2024/1991 av den 24 juni 2024 om restaurering av natur och om ändring av förordning (EU) 2022/869.</w:t>
+      </w:r>
+    </w:p>
+    <w:p>
+      <w:r>
+        <w:t>Rådets direktiv 92/43/EEG av den 21 mj 1992 om bevarande av livsmiljöer samt vilda djur och växter.</w:t>
+      </w:r>
+    </w:p>
+    <w:p>
+      <w:r>
+        <w:t xml:space="preserve">Skogsstyrelsen, 2026. </w:t>
+      </w:r>
+      <w:r>
+        <w:rPr>
+          <w:i/>
+        </w:rPr>
+        <w:t>Biologisk mångfald i skogen.</w:t>
+      </w:r>
+      <w:r>
+        <w:t xml:space="preserve"> Rapport 2026/07.</w:t>
+      </w:r>
+    </w:p>
+    <w:p>
+      <w:r>
+        <w:t xml:space="preserve">SLU Artdatabanken, 2019. </w:t>
+      </w:r>
+      <w:r>
+        <w:rPr>
+          <w:i/>
+        </w:rPr>
+        <w:t>Sveriges arter och naturtyper i EU:s art- och habitatdirektiv.</w:t>
+      </w:r>
+      <w:r>
+        <w:t xml:space="preserve"> Resultat från rapportering 2019 till EU av bevarandestatus 2013-2018.</w:t>
       </w:r>
     </w:p>
     <w:sectPr>

--- a/tillsyn/Svanvik SO avvanm tillsynsbegäran.docx
+++ b/tillsyn/Svanvik SO avvanm tillsynsbegäran.docx
@@ -22,7 +22,7 @@
       <w:r>
         <w:drawing>
           <wp:inline xmlns:a="http://schemas.openxmlformats.org/drawingml/2006/main" xmlns:pic="http://schemas.openxmlformats.org/drawingml/2006/picture">
-            <wp:extent cx="5486400" cy="3257904"/>
+            <wp:extent cx="5486400" cy="3248477"/>
             <wp:docPr id="1" name="Picture 1"/>
             <wp:cNvGraphicFramePr>
               <a:graphicFrameLocks noChangeAspect="1"/>
@@ -43,7 +43,7 @@
                   <pic:spPr>
                     <a:xfrm>
                       <a:off x="0" y="0"/>
-                      <a:ext cx="5486400" cy="3257904"/>
+                      <a:ext cx="5486400" cy="3248477"/>
                     </a:xfrm>
                     <a:prstGeom prst="rect"/>
                   </pic:spPr>
@@ -60,12 +60,12 @@
         <w:spacing w:after="240"/>
       </w:pPr>
       <w:r>
-        <w:t>Figur 1. Fyndplatser för naturvårdsarter i området. Markörer utan svart kant är placerade på fyndplatsen. Markörer med svart kant är placerade vid sidan av fyndplatsen har ett svart streck som visar fyndplatsens exakta position. Kartans mittpunktskoordinat är N 7328303, E 657807 i SWEREF 99 TM.</w:t>
+        <w:t>Figur 1. Fyndplatser för naturvårdsarter i och inom 6 meter från området. Markörer utan svart kant är placerade på fyndplatsen. Markörer med svart kant är placerade vid sidan av fyndplatsen har ett svart streck som visar fyndplatsens exakta position. Kartans mittpunktskoordinat är N 7328303, E 657807 i SWEREF 99 TM.</w:t>
       </w:r>
     </w:p>
     <w:p>
       <w:r>
-        <w:t>I området finns fynd av 12 naturvårdsarter, varav 9 är rödlistade, 2 är fridlysta, 11 är typiska (T) och 3 är signalarter (S): garnlav (VU, T), knärot (VU, T, §8), gammelgransskål (NT, T), harticka (NT, T), rosenticka (NT, T), skrovellav (NT, T), ullticka (NT, T), vedtrappmossa (NT, T), vitgrynig nållav (NT), bårdlav (S, T), luddlav (S, T) och spindelblomster (S, T, §8). Se Figur 1.</w:t>
+        <w:t>I och inom 6 meter från området finns fynd av 16 naturvårdsarter, varav 12 är rödlistade, 2 är fridlysta, 15 är typiska (T) och 4 är signalarter (S): garnlav (VU, T), gränsticka (VU, T), knärot (VU, T, §8), doftskinn (NT, T), gammelgransskål (NT, T), harticka (NT, T), knottrig blåslav (NT, T), rosenticka (NT, T), skrovellav (NT, T), ullticka (NT, T), vedtrappmossa (NT, T), vitgrynig nållav (NT), bårdlav (S, T), luddlav (S, T), spindelblomster (S, T, §8) och vedticka (S, T). Se Figur 1.</w:t>
       </w:r>
     </w:p>
     <w:p>
@@ -131,6 +131,26 @@
       </w:r>
       <w:r>
         <w:t xml:space="preserve"> (SLU Artdatabanken, 2026).</w:t>
+      </w:r>
+    </w:p>
+    <w:p>
+      <w:r>
+        <w:rPr>
+          <w:b/>
+        </w:rPr>
+        <w:t>Gränsticka (VU)</w:t>
+      </w:r>
+      <w:r>
+        <w:t xml:space="preserve"> är en mycket bra signalart inom hela sitt utbredningsområde. Den är huvudsakligen knuten till restbestånd av barrnaturskog och förekommer med ett tydligt optimum i orörda eller måttligt påverkade gamla granskogar där det föreligger långvarig kontinuitet av grov död ved. Den totala populationen bedöms ha minskat och fortsätter att minska i takt med att grankontinuitetsskogar (äldre tidigare icke kalavverkade skogar) minskar i areal. Minskningstakten överstiger gränsvärdet för sårbar (VU). Lokaler som hyser arten bör undantas från skogsbruk, speciellt i mellersta och södra Sverige. Gränsticka är typisk art för </w:t>
+      </w:r>
+      <w:r>
+        <w:rPr>
+          <w:i/>
+        </w:rPr>
+        <w:t>9010 Taiga</w:t>
+      </w:r>
+      <w:r>
+        <w:t xml:space="preserve"> (SLU Artdatabanken, 2026; Nitare &amp; Skogsstyrelsen, 2019).</w:t>
       </w:r>
     </w:p>
     <w:p>
@@ -238,6 +258,26 @@
         <w:rPr>
           <w:b/>
         </w:rPr>
+        <w:t>Doftskinn (NT)</w:t>
+      </w:r>
+      <w:r>
+        <w:t xml:space="preserve">, rödlistad som nära hotad, är en mycket bra signalart för boreal granskog och indikerar ett gran-skogsekosystem med lång kontinuitet av grova lågor. Arten är placerad i toppen av Skogsstyrelsens värdepyramid för bedömning av skog med höga naturvärden och har klassats som en “urskogsindikator”, då den förekommer med ett tydligt optimum i helt eller nästan helt orörda skogar. Doftskinn är typisk art för </w:t>
+      </w:r>
+      <w:r>
+        <w:rPr>
+          <w:i/>
+        </w:rPr>
+        <w:t xml:space="preserve">9010 Taiga </w:t>
+      </w:r>
+      <w:r>
+        <w:t>(SLU Artdatabanken, 2025; Nitare &amp; Skogsstyrelsen, 2019).</w:t>
+      </w:r>
+    </w:p>
+    <w:p>
+      <w:r>
+        <w:rPr>
+          <w:b/>
+        </w:rPr>
         <w:t>Gammelgransskål (NT)</w:t>
       </w:r>
       <w:r>
@@ -287,10 +327,10 @@
         <w:rPr>
           <w:b/>
         </w:rPr>
-        <w:t>Rosenticka (NT)</w:t>
-      </w:r>
-      <w:r>
-        <w:t xml:space="preserve">, rödlistad som nära hotad, ingår i en karaktäristisk association av vedsvampar som växer på gamla, grova granlågor i urskogsartade barrskogar. Den är placerad i toppen av Skogsstyrelsens värdepyramid för bedömning av skog med höga naturvärden och indikerar ett granskogsekosystem med långvarig kontinuitet av grova lågor. Artens beroende av grova granlågor innebär att alla skogsskötselåtgärder på eller i omedelbar närhet av lokalerna utgör ett hot på lång sikt. Det är angeläget att populationerna inte ytterligare glesas ut och ett tillräckligt antal områden där arten nu finns måste sparas för framtiden. Rosenticka är typisk art för </w:t>
+        <w:t>Knottrig blåslav (NT)</w:t>
+      </w:r>
+      <w:r>
+        <w:t xml:space="preserve"> har sin huvudutbredning i gamla granskogar i det övre barrskogsbältet mot fjällen. Den signalerar alltid höga naturvärden och växer i skogar med lång kontinuitet, mest i opåverkade naturskogsbestånd. Arten överlever inte en slutavverkning (inklusive hänsyn) och den finns idag enbart i kontinuitetsskog. Lavens fortsatta förekomst bör säkerställas genom att lokaler med äldre barrskog skyddas. Knottrig blåslav är typisk art för </w:t>
       </w:r>
       <w:r>
         <w:rPr>
@@ -299,6 +339,37 @@
         <w:t xml:space="preserve">9010 Taiga </w:t>
       </w:r>
       <w:r>
+        <w:t>och</w:t>
+      </w:r>
+      <w:r>
+        <w:rPr>
+          <w:i/>
+        </w:rPr>
+        <w:t xml:space="preserve"> 9040 Fjällbjörkskog</w:t>
+      </w:r>
+    </w:p>
+    <w:p>
+      <w:r>
+        <w:t>(SLU Artdatabanken, 2024; Nitare &amp; Skogsstyrelsen, 2019).</w:t>
+      </w:r>
+    </w:p>
+    <w:p>
+      <w:r>
+        <w:rPr>
+          <w:b/>
+        </w:rPr>
+        <w:t>Rosenticka (NT)</w:t>
+      </w:r>
+      <w:r>
+        <w:t xml:space="preserve">, rödlistad som nära hotad, ingår i en karaktäristisk association av vedsvampar som växer på gamla, grova granlågor i urskogsartade barrskogar. Den är placerad i toppen av Skogsstyrelsens värdepyramid för bedömning av skog med höga naturvärden och indikerar ett granskogsekosystem med långvarig kontinuitet av grova lågor. Artens beroende av grova granlågor innebär att alla skogsskötselåtgärder på eller i omedelbar närhet av lokalerna utgör ett hot på lång sikt. Det är angeläget att populationerna inte ytterligare glesas ut och ett tillräckligt antal områden där arten nu finns måste sparas för framtiden. Rosenticka är typisk art för </w:t>
+      </w:r>
+      <w:r>
+        <w:rPr>
+          <w:i/>
+        </w:rPr>
+        <w:t xml:space="preserve">9010 Taiga </w:t>
+      </w:r>
+      <w:r>
         <w:t xml:space="preserve">och </w:t>
       </w:r>
       <w:r>
@@ -557,6 +628,26 @@
       </w:r>
       <w:r>
         <w:t xml:space="preserve"> (Nitare &amp; Skogsstyrelsen, 2019; SLU Artdatabanken, 2025).</w:t>
+      </w:r>
+    </w:p>
+    <w:p>
+      <w:r>
+        <w:rPr>
+          <w:b/>
+        </w:rPr>
+        <w:t xml:space="preserve">Vedticka </w:t>
+      </w:r>
+      <w:r>
+        <w:t xml:space="preserve">är en bra signalart söder om den naturliga norrlandsgränsen. Den är huvudsakligen knuten till äldre barrskogar där det föreligger långvarig kontinuitet av död barrved. Vedticka är typisk art för </w:t>
+      </w:r>
+      <w:r>
+        <w:rPr>
+          <w:i/>
+        </w:rPr>
+        <w:t xml:space="preserve">9010 Taiga </w:t>
+      </w:r>
+      <w:r>
+        <w:t>(Nitare &amp; Skogsstyrelsen, 2019; SLU Artdatabanken, 2025).</w:t>
       </w:r>
     </w:p>
     <w:p>
@@ -574,7 +665,7 @@
     </w:p>
     <w:p>
       <w:r>
-        <w:t>Följande typiska arter har sina livsmiljöer och växtplatser i den aktuella skogen: garnlav (VU, T), knärot (VU, T, §8), gammelgransskål (NT, T), harticka (NT, T), rosenticka (NT, T), skrovellav (NT, T), ullticka (NT, T), vedtrappmossa (NT, T), bårdlav (S, T), luddlav (S, T) och spindelblomster (S, T, §8).</w:t>
+        <w:t>Följande typiska arter har sina livsmiljöer och växtplatser i den aktuella skogen: garnlav (VU, T), gränsticka (VU, T), knärot (VU, T, §8), doftskinn (NT, T), gammelgransskål (NT, T), harticka (NT, T), knottrig blåslav (NT, T), rosenticka (NT, T), skrovellav (NT, T), ullticka (NT, T), vedtrappmossa (NT, T), bårdlav (S, T), luddlav (S, T), spindelblomster (S, T, §8) och vedticka (S, T).</w:t>
       </w:r>
     </w:p>
     <w:p>

--- a/tillsyn/Svanvik SO avvanm tillsynsbegäran.docx
+++ b/tillsyn/Svanvik SO avvanm tillsynsbegäran.docx
@@ -22,7 +22,7 @@
       <w:r>
         <w:drawing>
           <wp:inline xmlns:a="http://schemas.openxmlformats.org/drawingml/2006/main" xmlns:pic="http://schemas.openxmlformats.org/drawingml/2006/picture">
-            <wp:extent cx="5486400" cy="3248477"/>
+            <wp:extent cx="5486400" cy="3504886"/>
             <wp:docPr id="1" name="Picture 1"/>
             <wp:cNvGraphicFramePr>
               <a:graphicFrameLocks noChangeAspect="1"/>
@@ -43,7 +43,7 @@
                   <pic:spPr>
                     <a:xfrm>
                       <a:off x="0" y="0"/>
-                      <a:ext cx="5486400" cy="3248477"/>
+                      <a:ext cx="5486400" cy="3504886"/>
                     </a:xfrm>
                     <a:prstGeom prst="rect"/>
                   </pic:spPr>
@@ -65,7 +65,7 @@
     </w:p>
     <w:p>
       <w:r>
-        <w:t>I och inom 6 meter från området finns fynd av 16 naturvårdsarter, varav 12 är rödlistade, 2 är fridlysta, 15 är typiska (T) och 4 är signalarter (S): garnlav (VU, T), gränsticka (VU, T), knärot (VU, T, §8), doftskinn (NT, T), gammelgransskål (NT, T), harticka (NT, T), knottrig blåslav (NT, T), rosenticka (NT, T), skrovellav (NT, T), ullticka (NT, T), vedtrappmossa (NT, T), vitgrynig nållav (NT), bårdlav (S, T), luddlav (S, T), spindelblomster (S, T, §8) och vedticka (S, T). Se Figur 1.</w:t>
+        <w:t>I och inom 6 meter från området finns fynd av 26 naturvårdsarter, varav 17 är rödlistade, 4 är fridlysta, 20 är typiska (T) och 8 är signalarter (S): garnlav (VU, T), gränsticka (VU, T), knärot (VU, T, §8), lappticka (VU, T), blanksvart spiklav (NT), doftskinn (NT, T), gammelgransskål (NT, T), harticka (NT, T), knottrig blåslav (NT, T), rosenticka (NT, T), skrovellav (NT, T), talltita (NT, §4), tretåig hackspett (NT, T, §4), ullticka (NT, T), vedflamlav (NT), vedtrappmossa (NT, T), vitgrynig nållav (NT), bronshjon (S, T), bårdlav (S, T), källmossor (S), luddlav (S, T), spindelblomster (S, T, §8), stuplav (S, T), vedticka (S, T), vågbandad barkbock (S) och bergsslok (T). Se Figur 1.</w:t>
       </w:r>
     </w:p>
     <w:p>
@@ -258,6 +258,37 @@
         <w:rPr>
           <w:b/>
         </w:rPr>
+        <w:t>Lappticka (VU)</w:t>
+      </w:r>
+      <w:r>
+        <w:t xml:space="preserve">, rödlistad som sårbar, är knuten till gamla granskogar med riklig förekomst av död ved. Den klassas som en “urskogsindikator” och alla skogsskötselåtgärder på eller i omedelbar närhet av lokalerna utgör ett hot. Lappticka är typisk art för </w:t>
+      </w:r>
+      <w:r>
+        <w:rPr>
+          <w:i/>
+        </w:rPr>
+        <w:t>9010 Taiga</w:t>
+      </w:r>
+      <w:r>
+        <w:t xml:space="preserve"> (Nitare &amp; Skogsstyrelsen, 2019; SLU Artdatabanken, 2024).</w:t>
+      </w:r>
+    </w:p>
+    <w:p>
+      <w:r>
+        <w:rPr>
+          <w:b/>
+        </w:rPr>
+        <w:t>Blanksvart spiklav (NT)</w:t>
+      </w:r>
+      <w:r>
+        <w:t xml:space="preserve"> förekommer på torr, hård, gammal kärnved men även på äldre ytved av tall i naturskogsartade bestånd med begränsad brandpåverkan och ostörd hydrologi. Skogsbruksåtgärder på eller i närheten av lokaler med blanksvart spiklav utgör ett hot. Naturskogsartade öppna tall- och barrblandskogar med blanksvart spiklav indikerar höga biologiska värden och bör bevaras (SLU Artdatabanken, 2024).</w:t>
+      </w:r>
+    </w:p>
+    <w:p>
+      <w:r>
+        <w:rPr>
+          <w:b/>
+        </w:rPr>
         <w:t>Doftskinn (NT)</w:t>
       </w:r>
       <w:r>
@@ -434,6 +465,46 @@
         <w:rPr>
           <w:b/>
         </w:rPr>
+        <w:t>Talltita (NT, §4)</w:t>
+      </w:r>
+      <w:r>
+        <w:t>, rödlistad som nära hotad och prioriterad art i Skogsvårdslagen, har häckningsrevir i anmälan. Arten har minskat kraftigt de senaste 30 åren och minskningstakten innevarande 10-årsperiod beräknas till 20 (10–30) %. Talltitan är synnerligen trogen sitt cirka 15 hektar stora revir och är beroende av flerskiktade olikåldriga skogar för att kunna föda upp sina ungar. Talltitan försvinner om dess livsmiljö kalavverkas (Eggers &amp; Low, 2014; Ekman, 1979; Griesser et al, 2007; Klein, 2020; Siffczyk et al, 2003; SLU Artdatabanken, 2021).</w:t>
+      </w:r>
+    </w:p>
+    <w:p>
+      <w:r>
+        <w:rPr>
+          <w:b/>
+        </w:rPr>
+        <w:t>Tretåig hackspett (NT, §4)</w:t>
+      </w:r>
+      <w:r>
+        <w:t xml:space="preserve"> är rödlistad som nära hotad och ingår i bilaga 1 i EU:s fågeldirektiv. Tretåig hackspett är för sin överlevnad beroende av kontinuerlig tillförsel av äldre döende och död ved, som sker genom naturliga självgallringsprocesser i äldre grannaturskogar och barrblandade naturskogar. Om en skog genom skogsbruk gallras eller glesas ur så upphör och uteblir i stort sett den naturliga självgallringsprocessen för mycket lång tid framöver vilket omöjliggör upprätthållandet av den kontinuerliga ekologiska funktionen i ett område. Det finns studier som visar att naturskogens självgallringsprocess som den tretåiga hackspetten är beroende av, inte kan ersättas med efterlämnad hänsyn i skogsbruket (Imbeau &amp; Desrochers, 2002). Storleken på häckningsreviret varierar med skogstypen, förekomsten av död ved och graden av fragmentering, men är i allmänhet i storleksordningen 25–100 hektar. Vintertid krävs ofta betydligt större områden och det finns studier som antyder att arten behöver minst 100 hektar äldre skog. I områden med låg bonitet kan det behövas över 200 hektar lämpligt habitat för att ett par ska kunna reproducera sig. Områden med dokumenterad permanent förekomst i naturskogsmiljöer har vanligen så stora naturvärden att skogsbruk är olämpligt. Tretåig hackspett är typisk art för </w:t>
+      </w:r>
+      <w:r>
+        <w:rPr>
+          <w:i/>
+        </w:rPr>
+        <w:t xml:space="preserve">9010 Taiga, 9740 Skogsbevuxen myr, 9030 Landhöjningsskog </w:t>
+      </w:r>
+      <w:r>
+        <w:t xml:space="preserve">och </w:t>
+      </w:r>
+      <w:r>
+        <w:rPr>
+          <w:i/>
+        </w:rPr>
+        <w:t>9040 Fjällbjörkskog</w:t>
+      </w:r>
+      <w:r>
+        <w:t xml:space="preserve"> (Skogsstyrelsen, 2016; SLU Artdatabanken, 2024).</w:t>
+      </w:r>
+    </w:p>
+    <w:p>
+      <w:r>
+        <w:rPr>
+          <w:b/>
+        </w:rPr>
         <w:t>Ullticka (NT)</w:t>
       </w:r>
       <w:r>
@@ -490,6 +561,26 @@
         <w:rPr>
           <w:b/>
         </w:rPr>
+        <w:t>Vedflamlav (NT)</w:t>
+      </w:r>
+      <w:r>
+        <w:t xml:space="preserve"> växer på gammal hård och torr, exponerad kärnved av tall, främst på högstubbar i ljusöppna lägen, t.ex. vid och på myrar, sjökanter, i glesa hällmarkskogar och i brandpräglade tallnaturskogar. Substratet nyskapas i begränsad omfattning och arten är en utmärkt indikator på höga naturvärden i denna skogstyp. Tall- och barrblandskogar med naturskogskaraktär och spår av bränder har ofta höga biologiska värden och bör skyddas. På vedflamlavens bål kan den sällsynta spiklaven/parasiten </w:t>
+      </w:r>
+      <w:r>
+        <w:rPr>
+          <w:i/>
+        </w:rPr>
+        <w:t>Calicium ramboldiicola</w:t>
+      </w:r>
+      <w:r>
+        <w:t xml:space="preserve"> (VU) påträffas (SLU Artdatabanken, 2026).</w:t>
+      </w:r>
+    </w:p>
+    <w:p>
+      <w:r>
+        <w:rPr>
+          <w:b/>
+        </w:rPr>
         <w:t xml:space="preserve">Vedtrappmossa (NT) </w:t>
       </w:r>
       <w:r>
@@ -521,6 +612,26 @@
         <w:rPr>
           <w:b/>
         </w:rPr>
+        <w:t>Bronshjon</w:t>
+      </w:r>
+      <w:r>
+        <w:t xml:space="preserve"> är en skalbagge vars larvutveckling sker under grov bark på stammar av döda eller döende barrträd, främst gran, i mindre omfattning tall. Arten är knuten till äldre, naturskogslik granskog med inslag av torkande träd. Bronshjon är typisk art för </w:t>
+      </w:r>
+      <w:r>
+        <w:rPr>
+          <w:i/>
+        </w:rPr>
+        <w:t>9010 Taiga</w:t>
+      </w:r>
+      <w:r>
+        <w:t xml:space="preserve"> (SLU Artdatabanken, 2025).</w:t>
+      </w:r>
+    </w:p>
+    <w:p>
+      <w:r>
+        <w:rPr>
+          <w:b/>
+        </w:rPr>
         <w:t>Bårdlav</w:t>
       </w:r>
       <w:r>
@@ -635,6 +746,62 @@
         <w:rPr>
           <w:b/>
         </w:rPr>
+        <w:t>Stuplav</w:t>
+      </w:r>
+      <w:r>
+        <w:t xml:space="preserve"> är en mycket bra signalart i hela sitt utbredningsområde och förekommer nästan enbart i skogsmiljöer med höga naturvärden. Den indikerar långvarig förekomst av gamla lövträd och miljöer med konstant hög luftfuktighet. I skogar med suboceaniskt klimat finns det en mycket sällsynt parasit, njurlavsknapp </w:t>
+      </w:r>
+      <w:r>
+        <w:rPr>
+          <w:i/>
+        </w:rPr>
+        <w:t>Pletocarpon nephromeum</w:t>
+      </w:r>
+      <w:r>
+        <w:t xml:space="preserve"> (EN), som växer på stuplav. Ytterligare tre sällsynta lavparasiter, </w:t>
+      </w:r>
+      <w:r>
+        <w:rPr>
+          <w:i/>
+        </w:rPr>
+        <w:t>Protounguicularia nephromatis</w:t>
+      </w:r>
+      <w:r>
+        <w:t xml:space="preserve"> (VU), </w:t>
+      </w:r>
+      <w:r>
+        <w:rPr>
+          <w:i/>
+        </w:rPr>
+        <w:t>Refractohilum galligenum</w:t>
+      </w:r>
+      <w:r>
+        <w:t xml:space="preserve"> (NT) och </w:t>
+      </w:r>
+      <w:r>
+        <w:rPr>
+          <w:i/>
+        </w:rPr>
+        <w:t>Roselliniella nephromatis</w:t>
+      </w:r>
+      <w:r>
+        <w:t xml:space="preserve"> (DD), kan också påträffas på stuplav. Stuplav är typisk art för </w:t>
+      </w:r>
+      <w:r>
+        <w:rPr>
+          <w:i/>
+        </w:rPr>
+        <w:t>9010 Taiga</w:t>
+      </w:r>
+      <w:r>
+        <w:t xml:space="preserve"> (SLU Artdatabanken, 2026; Nitare &amp; Skogsstyrelsen, 2019).</w:t>
+      </w:r>
+    </w:p>
+    <w:p>
+      <w:r>
+        <w:rPr>
+          <w:b/>
+        </w:rPr>
         <w:t xml:space="preserve">Vedticka </w:t>
       </w:r>
       <w:r>
@@ -648,6 +815,37 @@
       </w:r>
       <w:r>
         <w:t>(Nitare &amp; Skogsstyrelsen, 2019; SLU Artdatabanken, 2025).</w:t>
+      </w:r>
+    </w:p>
+    <w:p>
+      <w:r>
+        <w:rPr>
+          <w:b/>
+        </w:rPr>
+        <w:t xml:space="preserve">Vågbandad barkbock </w:t>
+      </w:r>
+      <w:r>
+        <w:t>är en långhorning vars larvutveckling sker under bark på nyligen döda stående barrträd, främst gran, mer undantagsvis på tall. Främst i stående träd, särskilt gamla, långsamvuxna granar med grov bark, även i grövre grenar, stubbar eller vindfällen. Arten är starkt knuten till naturskogsliknande granskogar, och gynnas av extrema torrsomrar som försvagar träden. Arten påverkas negativt av brist på kontinuitetsskog och en minskning av populationen pågår eller förväntas ske (SLU Artdatabanken, 2025).</w:t>
+      </w:r>
+    </w:p>
+    <w:p>
+      <w:r>
+        <w:rPr>
+          <w:b/>
+        </w:rPr>
+        <w:t xml:space="preserve">Bergsslok </w:t>
+      </w:r>
+      <w:r>
+        <w:t xml:space="preserve">är typisk art för </w:t>
+      </w:r>
+      <w:r>
+        <w:rPr>
+          <w:i/>
+        </w:rPr>
+        <w:t>9190 Näringsfattig ekskog</w:t>
+      </w:r>
+      <w:r>
+        <w:t xml:space="preserve"> (SLU Artdatabanken, 2025).</w:t>
       </w:r>
     </w:p>
     <w:p>
@@ -655,17 +853,39 @@
         <w:pStyle w:val="Heading1"/>
       </w:pPr>
       <w:r>
-        <w:t>Typiska arter och EU:s art- och habitatdirektiv</w:t>
+        <w:t>EU:s fågeldirektiv</w:t>
       </w:r>
     </w:p>
     <w:p>
       <w:r>
-        <w:t>Typiska arter används för att lokalisera områden med gynnsam bevarandestatus för de naturtyper som är listade i EU:s art- och habitatdirektiv. Ett exempel är Västlig taiga (EU-kod 9010) som saknar gynnsam bevarandestatus och minskar starkt som naturtyp i Sverige. Naturvårdsverket skriver i sin vägledning för Västlig taiga att dylika miljöer förutsätter normalt att skogarna skyddas långsiktigt, eftersom skogsbruk inte är förenligt med bevarande av naturtypen i gynnsamt tillstånd (Naturvårdsverket, 2011).</w:t>
+        <w:t xml:space="preserve">Europeiska unionens medlemsländer är skyldiga att agera i enlighet med EU:s fågeldirektiv där det uttryckligen står att direktivet gäller för fåglar samt för deras ägg, bon och </w:t>
+      </w:r>
+      <w:r>
+        <w:rPr>
+          <w:b/>
+        </w:rPr>
+        <w:t xml:space="preserve">livsmiljöer </w:t>
+      </w:r>
+      <w:r>
+        <w:t>(artikel 1). Vidare att de åtgärder som vidtas inte får leda till en försämring av den nuvarande situationen beträffande bevarandet av de fågelarter som avses i artikel 1 (artikel 13). Fågeldirektivet är styrande för tillsynsansvariga myndigheters ärendehantering, ställningstaganden och beslutsfattande.</w:t>
       </w:r>
     </w:p>
     <w:p>
-      <w:r>
-        <w:t>Följande typiska arter har sina livsmiljöer och växtplatser i den aktuella skogen: garnlav (VU, T), gränsticka (VU, T), knärot (VU, T, §8), doftskinn (NT, T), gammelgransskål (NT, T), harticka (NT, T), knottrig blåslav (NT, T), rosenticka (NT, T), skrovellav (NT, T), ullticka (NT, T), vedtrappmossa (NT, T), bårdlav (S, T), luddlav (S, T), spindelblomster (S, T, §8) och vedticka (S, T).</w:t>
+      <w:pPr>
+        <w:pStyle w:val="Heading1"/>
+      </w:pPr>
+      <w:r>
+        <w:t>Typiska arter och EU:s art- och habitatdirektiv</w:t>
+      </w:r>
+    </w:p>
+    <w:p>
+      <w:r>
+        <w:t>Typiska arter används för att lokalisera områden med gynnsam bevarandestatus för de naturtyper som är listade i EU:s art- och habitatdirektiv. Ett exempel är Västlig taiga (EU-kod 9010) som saknar gynnsam bevarandestatus och minskar starkt som naturtyp i Sverige. Naturvårdsverket skriver i sin vägledning för Västlig taiga att dylika miljöer förutsätter normalt att skogarna skyddas långsiktigt, eftersom skogsbruk inte är förenligt med bevarande av naturtypen i gynnsamt tillstånd (Naturvårdsverket, 2011).</w:t>
+      </w:r>
+    </w:p>
+    <w:p>
+      <w:r>
+        <w:t>Följande typiska arter har sina livsmiljöer och växtplatser i den aktuella skogen: garnlav (VU, T), gränsticka (VU, T), knärot (VU, T, §8), lappticka (VU, T), doftskinn (NT, T), gammelgransskål (NT, T), harticka (NT, T), knottrig blåslav (NT, T), rosenticka (NT, T), skrovellav (NT, T), tretåig hackspett (NT, T, §4), ullticka (NT, T), vedtrappmossa (NT, T), bronshjon (S, T), bårdlav (S, T), luddlav (S, T), spindelblomster (S, T, §8), stuplav (S, T), vedticka (S, T) och bergsslok (T).</w:t>
       </w:r>
     </w:p>
     <w:p>
@@ -967,6 +1187,327 @@
       </w:r>
       <w:r>
         <w:t>SLU Artdatabanken, Uppsala.</w:t>
+      </w:r>
+    </w:p>
+    <w:p>
+      <w:pPr>
+        <w:pStyle w:val="Heading1"/>
+      </w:pPr>
+      <w:r>
+        <w:t>Talltita – ekologi samt krav på livsmiljön</w:t>
+      </w:r>
+    </w:p>
+    <w:p>
+      <w:r>
+        <w:t>Talltita är rödlistad som NT, fridlyst och prioriterad art i Skogsvårdslagen. Den omfattas av EU:s fågeldirektiv. Arten har minskat kraftigt de senaste 30 åren och minskningstakten innevarande 10-årsperiod beräknas till 20 (10–30) % (SLU Artdatabanken, 2022).</w:t>
+      </w:r>
+    </w:p>
+    <w:p>
+      <w:r>
+        <w:t>Talltita föredrar större sammanhängande barrskogar, och finns såväl i tallskog som granskog och i lövblandad barrskog. Skogens struktur är viktig och ska helst vara flerskiktad med riklig underväxt av mindre granar, björk och andra lövträd och buskar. Tillgång på murknande högstubbar är särskilt viktig, eftersom talltitan helst själv hackar ut sitt bohål (SLU Artdatabanken, 2022).</w:t>
+      </w:r>
+    </w:p>
+    <w:p>
+      <w:r>
+        <w:t>Det finns flera studier som visar att talltita är känslig för gallring och inte överlever när dess livsmiljö kalavverkas (Eggers and Low, 2014; Griesser et al., 2007; Klein, 2020). Talltitans revir är förhållandevis stora, 10–20 hektar och arten missgynnas när skogen fragmenteras. Kalavverkning av större delar av reviret innebär att det överges (Artdatabanken, 2021).</w:t>
+      </w:r>
+    </w:p>
+    <w:p>
+      <w:r>
+        <w:t>Talltitan är synnerligen trogen sitt revir så länge paret lever och biotopen förblir intakt. Paret stannar i sitt revir året om. En förlust av ett revir har därför en stor inverkan på den lokala populationen och trakthyggesbruket anses vara orsak till den svenska populationens kraftiga minskning. Talltiteparets revirtrohet innebär att närhelst under året man observerar en adult talltita så ingår denna plats i reviret (Siffczyk et al., 2003; Ekman, 1979).</w:t>
+      </w:r>
+    </w:p>
+    <w:p>
+      <w:pPr>
+        <w:pStyle w:val="Heading2"/>
+      </w:pPr>
+      <w:r>
+        <w:t>Referenser – talltita</w:t>
+      </w:r>
+    </w:p>
+    <w:p>
+      <w:r>
+        <w:t xml:space="preserve">Eggers, S., Low, M., 2014. </w:t>
+      </w:r>
+      <w:r>
+        <w:rPr>
+          <w:i/>
+        </w:rPr>
+        <w:t xml:space="preserve">Differential demographic responses of sympatric Parids to vegetation management in boreal forest. </w:t>
+      </w:r>
+      <w:r>
+        <w:t>For. Ecol. Manage. 319, 169–175.</w:t>
+      </w:r>
+    </w:p>
+    <w:p>
+      <w:r>
+        <w:t xml:space="preserve">Ekman, J., 1979. </w:t>
+      </w:r>
+      <w:r>
+        <w:rPr>
+          <w:i/>
+        </w:rPr>
+        <w:t xml:space="preserve">Coherence, composition and territories of winter social groups of the Willow Tit Parus montanus and the Crested Tit P. cristatus. </w:t>
+      </w:r>
+      <w:r>
+        <w:t>Ornis Scandinavica, 10, pp 56–68</w:t>
+      </w:r>
+    </w:p>
+    <w:p>
+      <w:r>
+        <w:t xml:space="preserve">Griesser, M., Nystrand, M., Eggers, S., Ekman, J., 2007. </w:t>
+      </w:r>
+      <w:r>
+        <w:rPr>
+          <w:i/>
+        </w:rPr>
+        <w:t xml:space="preserve">Impact of forestry practices on fitness correlates and population productivity in an open-nesting bird species. </w:t>
+      </w:r>
+      <w:r>
+        <w:t>Conserv. Biol. 21, 767–774. https://doi.org/10.1111/j.1523- 1739.2007.00675.x</w:t>
+      </w:r>
+    </w:p>
+    <w:p>
+      <w:r>
+        <w:t xml:space="preserve">Klein, J., 2020. </w:t>
+      </w:r>
+      <w:r>
+        <w:rPr>
+          <w:i/>
+        </w:rPr>
+        <w:t xml:space="preserve">The forgotten forest – On thinning, retention, and biodiversity in the boreal forest. </w:t>
+      </w:r>
+      <w:r>
+        <w:t>Doctoral Thesis No. 2020:50</w:t>
+      </w:r>
+    </w:p>
+    <w:p>
+      <w:r>
+        <w:t xml:space="preserve">Siffczyk, C., Brotons, L., Kangas, K., Orell, M., 2003. </w:t>
+      </w:r>
+      <w:r>
+        <w:rPr>
+          <w:i/>
+        </w:rPr>
+        <w:t xml:space="preserve">Home range size of willow tits. </w:t>
+      </w:r>
+      <w:r>
+        <w:t>Oecologica, 136, 635–642 (2003)</w:t>
+      </w:r>
+    </w:p>
+    <w:p>
+      <w:r>
+        <w:t xml:space="preserve">SLU Artdatabanken, 2021. </w:t>
+      </w:r>
+      <w:r>
+        <w:rPr>
+          <w:i/>
+        </w:rPr>
+        <w:t xml:space="preserve">Artfaktablad. Naturvård – artfakta. </w:t>
+      </w:r>
+      <w:r>
+        <w:t>SLU Artdatabanken, Uppsala</w:t>
+      </w:r>
+    </w:p>
+    <w:p>
+      <w:pPr>
+        <w:pStyle w:val="Heading1"/>
+      </w:pPr>
+      <w:r>
+        <w:t>Tretåig hackspett – ekologi samt krav på livsmiljön</w:t>
+      </w:r>
+    </w:p>
+    <w:p>
+      <w:r>
+        <w:t xml:space="preserve">Tretåig hackspett (NT) är fridlyst enligt §4 Artskyddsförordningen och finns med som prioriterad art i Skogsstyrelsen vägledning för skogsbruket (bilaga 4 till SVL). I vägledningen står bland annat att: </w:t>
+      </w:r>
+      <w:r>
+        <w:rPr>
+          <w:i/>
+        </w:rPr>
+        <w:t xml:space="preserve">“Tretåig hackspett har stora arealkrav och höga krav på sin livsmiljö. Omdaningen av naturskogar till kulturskogar medför en förlust av viktiga miljöer, något som förstärks av ökad fragmentering till följd av avverkningar.” </w:t>
+      </w:r>
+      <w:r>
+        <w:t xml:space="preserve">Vidare att: </w:t>
+      </w:r>
+      <w:r>
+        <w:rPr>
+          <w:i/>
+        </w:rPr>
+        <w:t>“Områden med dokumenterad permanent förekomst i naturskogsmiljöer har vanligen så stora naturvärden att skogsbruk är olämpligt”</w:t>
+      </w:r>
+      <w:r>
+        <w:t xml:space="preserve"> (SLU Artdatabanken, 2024; Skogsstyrelsen, 2016)</w:t>
+      </w:r>
+      <w:r>
+        <w:rPr>
+          <w:i/>
+        </w:rPr>
+        <w:t>.</w:t>
+      </w:r>
+    </w:p>
+    <w:p>
+      <w:r>
+        <w:t>Tretåig hackspett är beroende av större sammanhängande naturskogar med kontinuerlig tillgång och nybildning av död ved och fragmentering av livsmiljöerna utgör ett stort hot mot arten (se exempelvis Stachura-Skierczynska et al., 2009; Wesolowski et al., 2005; Butler et al., 2004; Pakkala et al., 2002; Amcoff et al., 1996; Virkkala, 1991). Det finns studier som visar att naturskogens självgallringsprocess som den tretåiga hackspetten är beroende av, inte kan ersättas med efterlämnad hänsyn i skogsbruket (Imbeau &amp; Desrochers, 2002).</w:t>
+      </w:r>
+    </w:p>
+    <w:p>
+      <w:r>
+        <w:t>Permanenta revir av tretåig hackspett karaktäriseras ofta av artens typiska ringformigt ordnade hackmärken på framför allt gamla granar. För att säkerställa att inte revir av tretåig hackspett drabbas av avverkningsplanerna bör en inventering göras i området både under häckningstid och under vintern, då arten utnyttjar betydligt större områden än under sommarens häckningsrevir. Storleken på häckningsreviret varierar med skogstypen, förekomsten av död ved och graden av fragmentering, men är i allmänhet i storleksordningen 25–100 hektar (SLU Artdatabanken, 2024; Skogsstyrelsen, 2016).</w:t>
+      </w:r>
+    </w:p>
+    <w:p>
+      <w:r>
+        <w:t xml:space="preserve">Förutom fridlysning enligt §4 Artskyddsförordningen är tretåig hackspett även förtecknad i EU:s fågeldirektiv bilaga 1. Den är typisk art för </w:t>
+      </w:r>
+      <w:r>
+        <w:rPr>
+          <w:i/>
+        </w:rPr>
+        <w:t xml:space="preserve">9010 Taiga, 9740 Skogsbevuxen myr, 9030 Landhöjningsskog </w:t>
+      </w:r>
+      <w:r>
+        <w:t xml:space="preserve">och </w:t>
+      </w:r>
+      <w:r>
+        <w:rPr>
+          <w:i/>
+        </w:rPr>
+        <w:t>9040 Fjällbjörkskog</w:t>
+      </w:r>
+      <w:r>
+        <w:t xml:space="preserve"> samt ingår i Natura 2000 och är förtecknad i Bernkonventionen bilaga II (strikt skyddade djurarter) (SLU Artdatabanken, 2024; Skogsstyrelsen, 2016).</w:t>
+      </w:r>
+    </w:p>
+    <w:p>
+      <w:pPr>
+        <w:pStyle w:val="Heading2"/>
+      </w:pPr>
+      <w:r>
+        <w:t>Referenser – tretåig hackspett</w:t>
+      </w:r>
+    </w:p>
+    <w:p>
+      <w:r>
+        <w:t xml:space="preserve">Amcoff, M. &amp; Eriksson, P. 1996. </w:t>
+      </w:r>
+      <w:r>
+        <w:rPr>
+          <w:i/>
+        </w:rPr>
+        <w:t xml:space="preserve">Förekomst av tretåig hackspett Picoides tridactylus på bestånds- och landskapsnivå. </w:t>
+      </w:r>
+      <w:r>
+        <w:t>Ornis Svecica 6: 107–119.</w:t>
+      </w:r>
+    </w:p>
+    <w:p>
+      <w:r>
+        <w:t xml:space="preserve">Butler, R., Angelstam, P., Ekelund, P. &amp; Schlaeffer, R. 2004. </w:t>
+      </w:r>
+      <w:r>
+        <w:rPr>
+          <w:i/>
+        </w:rPr>
+        <w:t xml:space="preserve">Dead wood threshold values for the three-toed woodpecker presence in boreal and sub-Alpine forest. </w:t>
+      </w:r>
+      <w:r>
+        <w:t>Biological conservation 119(3): 305–318.</w:t>
+      </w:r>
+    </w:p>
+    <w:p>
+      <w:r>
+        <w:t xml:space="preserve">Imbeau, L. &amp; Desrochers, A. 2002. </w:t>
+      </w:r>
+      <w:r>
+        <w:rPr>
+          <w:i/>
+        </w:rPr>
+        <w:t xml:space="preserve">Foraging Ecology and Use of Drumming Trees by Three-Toed Woodpeckers. </w:t>
+      </w:r>
+      <w:r>
+        <w:t>The Journal of Wildlife Management. Vol. 66, No. 1 (Jan., 2002), pp. 222–231.</w:t>
+      </w:r>
+    </w:p>
+    <w:p>
+      <w:r>
+        <w:t xml:space="preserve">Pakkala, T., Hanski, I. &amp; Tomppo, E. 2002. </w:t>
+      </w:r>
+      <w:r>
+        <w:rPr>
+          <w:i/>
+        </w:rPr>
+        <w:t xml:space="preserve">Spatial ecology of the three-toed woodpecker in managed forest landscapes. </w:t>
+      </w:r>
+      <w:r>
+        <w:t>Silva Fennica 36(1): 279–288.</w:t>
+      </w:r>
+    </w:p>
+    <w:p>
+      <w:r>
+        <w:t xml:space="preserve">Skogsstyrelsen, 2016. </w:t>
+      </w:r>
+      <w:r>
+        <w:rPr>
+          <w:i/>
+        </w:rPr>
+        <w:t>Vägledning för hänsyn till fåglar – Tretåig hackspett.</w:t>
+      </w:r>
+    </w:p>
+    <w:p>
+      <w:r>
+        <w:t xml:space="preserve">SLU Artdatabanken, 2024. </w:t>
+      </w:r>
+      <w:r>
+        <w:rPr>
+          <w:i/>
+        </w:rPr>
+        <w:t xml:space="preserve">Artfaktablad. Naturvård – artfakta. </w:t>
+      </w:r>
+      <w:r>
+        <w:t>SLU Artdatabanken, Uppsala.</w:t>
+      </w:r>
+    </w:p>
+    <w:p>
+      <w:r>
+        <w:t xml:space="preserve">Stachura-Skierczynska, K., Tumiel, T. &amp; Skierczynski, M. 2009. </w:t>
+      </w:r>
+      <w:r>
+        <w:rPr>
+          <w:i/>
+        </w:rPr>
+        <w:t xml:space="preserve">Habitat prediction model for three-toed woodpecker and its implications for the conservation of biologically valuable forests. </w:t>
+      </w:r>
+      <w:r>
+        <w:t>Forest Ecology and Management 258(5): 697–703.</w:t>
+      </w:r>
+    </w:p>
+    <w:p>
+      <w:r>
+        <w:t xml:space="preserve">Virkkala, R. 1991. </w:t>
+      </w:r>
+      <w:r>
+        <w:rPr>
+          <w:i/>
+        </w:rPr>
+        <w:t xml:space="preserve">Population trends of forest birds in a Finnish Lapland landscape of large habitat blocks – Consequences of stochastic environmental variation or regional habitat alteration. </w:t>
+      </w:r>
+      <w:r>
+        <w:t>Biological conservation 56(2): 223–240.</w:t>
+      </w:r>
+    </w:p>
+    <w:p>
+      <w:r>
+        <w:t xml:space="preserve">Wesolowski, T., Czeszczewik, D. &amp; Rowinski, P. 2005. </w:t>
+      </w:r>
+      <w:r>
+        <w:rPr>
+          <w:i/>
+        </w:rPr>
+        <w:t xml:space="preserve">Effects of forest management on Three-toed Woodpecker Picoides tridactylus distribution in the Bialowieza Forest (NE Poland): conservation implications. </w:t>
+      </w:r>
+      <w:r>
+        <w:t>Acta Ornithologica 40(1): 53–60.</w:t>
       </w:r>
     </w:p>
     <w:p>

--- a/tillsyn/Svanvik SO avvanm tillsynsbegäran.docx
+++ b/tillsyn/Svanvik SO avvanm tillsynsbegäran.docx
@@ -22,7 +22,7 @@
       <w:r>
         <w:drawing>
           <wp:inline xmlns:a="http://schemas.openxmlformats.org/drawingml/2006/main" xmlns:pic="http://schemas.openxmlformats.org/drawingml/2006/picture">
-            <wp:extent cx="5486400" cy="3504886"/>
+            <wp:extent cx="5486400" cy="3614237"/>
             <wp:docPr id="1" name="Picture 1"/>
             <wp:cNvGraphicFramePr>
               <a:graphicFrameLocks noChangeAspect="1"/>
@@ -43,7 +43,7 @@
                   <pic:spPr>
                     <a:xfrm>
                       <a:off x="0" y="0"/>
-                      <a:ext cx="5486400" cy="3504886"/>
+                      <a:ext cx="5486400" cy="3614237"/>
                     </a:xfrm>
                     <a:prstGeom prst="rect"/>
                   </pic:spPr>
@@ -65,7 +65,7 @@
     </w:p>
     <w:p>
       <w:r>
-        <w:t>I och inom 6 meter från området finns fynd av 26 naturvårdsarter, varav 17 är rödlistade, 4 är fridlysta, 20 är typiska (T) och 8 är signalarter (S): garnlav (VU, T), gränsticka (VU, T), knärot (VU, T, §8), lappticka (VU, T), blanksvart spiklav (NT), doftskinn (NT, T), gammelgransskål (NT, T), harticka (NT, T), knottrig blåslav (NT, T), rosenticka (NT, T), skrovellav (NT, T), talltita (NT, §4), tretåig hackspett (NT, T, §4), ullticka (NT, T), vedflamlav (NT), vedtrappmossa (NT, T), vitgrynig nållav (NT), bronshjon (S, T), bårdlav (S, T), källmossor (S), luddlav (S, T), spindelblomster (S, T, §8), stuplav (S, T), vedticka (S, T), vågbandad barkbock (S) och bergsslok (T). Se Figur 1.</w:t>
+        <w:t>I och inom 6 meter från området finns fynd av 29 naturvårdsarter, varav 18 är rödlistade, 6 är fridlysta, 23 är typiska (T) och 10 är signalarter (S): garnlav (VU, T), gränsticka (VU, T), knärot (VU, T, §8), lappticka (VU, T), blanksvart spiklav (NT), doftskinn (NT, T), gammelgransskål (NT, T), harticka (NT, T), knottrig blåslav (NT, T), lavskrika (NT, T, §4), rosenticka (NT, T), skrovellav (NT, T), talltita (NT, §4), tretåig hackspett (NT, T, §4), ullticka (NT, T), vedflamlav (NT), vedtrappmossa (NT, T), vitgrynig nållav (NT), bronshjon (S, T), bårdlav (S, T), källmossor (S), luddlav (S, T), plattlummer (S, T, §9), spindelblomster (S, T, §8), stuplav (S, T), vedticka (S, T), vågbandad barkbock (S), ögonpyrola (S, T) och bergsslok (T). Se Figur 1.</w:t>
       </w:r>
     </w:p>
     <w:p>
@@ -389,6 +389,26 @@
         <w:rPr>
           <w:b/>
         </w:rPr>
+        <w:t>Lavskrika (NT, §4)</w:t>
+      </w:r>
+      <w:r>
+        <w:t xml:space="preserve"> är rödlistad som nära hotad och fridlyst enligt 4§ artskyddsförordningen. Den har minskat med 20 (10–30) % under de senaste 15 åren och minskningstakten bedöms vara nära gränsvärdet för sårbar (VU). Lavskrikan är en mycket stationär fågel, som häckar i äldre, slutna och hänglavsrika barrskogar. Nyckelfaktorer är flerskiktad skog med rik undervegetation samt riklig förekomst av hänglavar. Reviren är livslånga med hemområden som varierar mellan 50 och 150 ha. Inom ett revir av hög kvalitet finns det som regel ett eller flera kärnområden (1–20 ha) med relativt tät flerskiktad granskog. Arten missgynnas när flerskiktad skog omförs till enskiktade bestånd och även röjning och hård gallring är starkt negativt. Lavskrikan har relativt stora hemområden och försvinner när den äldre skogen fragmenteras, särskilt allvarligt är när kärnområdena avverkas. Den försvinner successivt framför allt vid dess utbredningsgränser och populationen har minskat kontinuerligt under 2000-talet. Lavskrika är typisk art för </w:t>
+      </w:r>
+      <w:r>
+        <w:rPr>
+          <w:i/>
+        </w:rPr>
+        <w:t>9010 Taiga</w:t>
+      </w:r>
+      <w:r>
+        <w:t xml:space="preserve"> (SLU Artdatabanken, 2026; Skogsstyrelsen 2016).</w:t>
+      </w:r>
+    </w:p>
+    <w:p>
+      <w:r>
+        <w:rPr>
+          <w:b/>
+        </w:rPr>
         <w:t>Rosenticka (NT)</w:t>
       </w:r>
       <w:r>
@@ -717,6 +737,35 @@
         <w:rPr>
           <w:b/>
         </w:rPr>
+        <w:t>Plattlummer (§9)</w:t>
+      </w:r>
+      <w:r>
+        <w:t xml:space="preserve"> växer främst i ljusöppna sandtallskogar eller annan gles, torr och brandpräglad hedbarrskog. Den är mest frekvent i olika typer av naturskogar och kontinuitetsskogar och missgynnas markant av slutavverkning och maskinell markberedning. Söder ut i landet förekommer de närstående arterna cypresslummer (EN, §8) och mellanlummer (NT, §9), vilka båda omfattas av EU:s art- och habitatdirektiv. Plattlummer är typisk art för </w:t>
+      </w:r>
+      <w:r>
+        <w:rPr>
+          <w:i/>
+        </w:rPr>
+        <w:t xml:space="preserve">9010 Taiga </w:t>
+      </w:r>
+      <w:r>
+        <w:t>och</w:t>
+      </w:r>
+      <w:r>
+        <w:rPr>
+          <w:i/>
+        </w:rPr>
+        <w:t xml:space="preserve"> 2320 Rissandhedar </w:t>
+      </w:r>
+      <w:r>
+        <w:t>(Nitare &amp; Skogsstyrelsen, 2019; SLU Artdatabanken, 2026).</w:t>
+      </w:r>
+    </w:p>
+    <w:p>
+      <w:r>
+        <w:rPr>
+          <w:b/>
+        </w:rPr>
         <w:t>Spindelblomster (§8)</w:t>
       </w:r>
       <w:r>
@@ -826,6 +875,35 @@
       </w:r>
       <w:r>
         <w:t>är en långhorning vars larvutveckling sker under bark på nyligen döda stående barrträd, främst gran, mer undantagsvis på tall. Främst i stående träd, särskilt gamla, långsamvuxna granar med grov bark, även i grövre grenar, stubbar eller vindfällen. Arten är starkt knuten till naturskogsliknande granskogar, och gynnas av extrema torrsomrar som försvagar träden. Arten påverkas negativt av brist på kontinuitetsskog och en minskning av populationen pågår eller förväntas ske (SLU Artdatabanken, 2025).</w:t>
+      </w:r>
+    </w:p>
+    <w:p>
+      <w:r>
+        <w:rPr>
+          <w:b/>
+        </w:rPr>
+        <w:t xml:space="preserve">Ögonpyrola </w:t>
+      </w:r>
+      <w:r>
+        <w:t xml:space="preserve">är normalt en bra signalart som visar på områden med höga naturvärden och stabila förhållanden, särskilt inom näringsfattiga trakter. Växten är mycket känslig för markskador och försvinner snabbt efter slutavverkning. Den hotas också av skogsgödsling och markavvattning. Ögonpyrola är typisk art för </w:t>
+      </w:r>
+      <w:r>
+        <w:rPr>
+          <w:i/>
+        </w:rPr>
+        <w:t>9010 Taiga</w:t>
+      </w:r>
+      <w:r>
+        <w:t xml:space="preserve"> och</w:t>
+      </w:r>
+      <w:r>
+        <w:rPr>
+          <w:i/>
+        </w:rPr>
+        <w:t xml:space="preserve"> 9070 Trädklädd betesmark</w:t>
+      </w:r>
+      <w:r>
+        <w:t xml:space="preserve"> (Nitare &amp; Skogsstyrelsen, 2019; SLU Artdatabanken, 2024).</w:t>
       </w:r>
     </w:p>
     <w:p>
@@ -885,7 +963,7 @@
     </w:p>
     <w:p>
       <w:r>
-        <w:t>Följande typiska arter har sina livsmiljöer och växtplatser i den aktuella skogen: garnlav (VU, T), gränsticka (VU, T), knärot (VU, T, §8), lappticka (VU, T), doftskinn (NT, T), gammelgransskål (NT, T), harticka (NT, T), knottrig blåslav (NT, T), rosenticka (NT, T), skrovellav (NT, T), tretåig hackspett (NT, T, §4), ullticka (NT, T), vedtrappmossa (NT, T), bronshjon (S, T), bårdlav (S, T), luddlav (S, T), spindelblomster (S, T, §8), stuplav (S, T), vedticka (S, T) och bergsslok (T).</w:t>
+        <w:t>Följande typiska arter har sina livsmiljöer och växtplatser i den aktuella skogen: garnlav (VU, T), gränsticka (VU, T), knärot (VU, T, §8), lappticka (VU, T), doftskinn (NT, T), gammelgransskål (NT, T), harticka (NT, T), knottrig blåslav (NT, T), lavskrika (NT, T, §4), rosenticka (NT, T), skrovellav (NT, T), tretåig hackspett (NT, T, §4), ullticka (NT, T), vedtrappmossa (NT, T), bronshjon (S, T), bårdlav (S, T), luddlav (S, T), plattlummer (S, T, §9), spindelblomster (S, T, §8), stuplav (S, T), vedticka (S, T), ögonpyrola (S, T) och bergsslok (T).</w:t>
       </w:r>
     </w:p>
     <w:p>
@@ -1187,6 +1265,92 @@
       </w:r>
       <w:r>
         <w:t>SLU Artdatabanken, Uppsala.</w:t>
+      </w:r>
+    </w:p>
+    <w:p>
+      <w:pPr>
+        <w:pStyle w:val="Heading1"/>
+      </w:pPr>
+      <w:r>
+        <w:t>Lavskrika – ekologi samt krav på livsmiljön</w:t>
+      </w:r>
+    </w:p>
+    <w:p>
+      <w:r>
+        <w:t>Lavskrika är rödlistad som nära hotad (NT), fridlyst enligt 4 § artskyddsförordningen (2007:845) och ingår i förteckningen över prioriterade arter i Skogsstyrelsens föreskrifter och allmänna råd (SKSFS 2011:7) bilaga 4. Lavskrikan är en mycket stationär fågel, som häckar i äldre, slutna och hänglavsrika barrskogar. Nyckelfaktorer är flerskiktad skog med rik undervegetation samt riklig förekomst av hänglavar (SLU Artdatabanken, 2026).</w:t>
+      </w:r>
+    </w:p>
+    <w:p>
+      <w:r>
+        <w:t xml:space="preserve">I Skogsstyrelsens vägledning för hänsyn till fåglar står bland annat att: </w:t>
+      </w:r>
+      <w:r>
+        <w:rPr>
+          <w:i/>
+        </w:rPr>
+        <w:t>“Reviren är livslånga med hemområden som varierar mellan 50 och 150 ha. Hemområdena har inga fasta gränser utan det handlar mera om de yttre gränserna för familjegruppernas rörelser. Lavskrikan undviker att förflytta sig över stora öppna områden och hemområdesstorleken är därför större i områden fragmenterade av hyggen och yngre skog än i områden med i sammanhängande äldre skog. Det finns studier som antyder att det inom ett revir bör finnas maximalt 15 % öppna ytor och ungskog. Inom ett revir av hög kvalitet finns det som regel ett eller flera kärnområden (1–20 ha) med relativt tät flerskiktad granskog.”</w:t>
+      </w:r>
+      <w:r>
+        <w:t xml:space="preserve"> Vidare att: </w:t>
+      </w:r>
+      <w:r>
+        <w:rPr>
+          <w:i/>
+        </w:rPr>
+        <w:t>“Arten missgynnas när flerskiktad skog omförs till enskiktade bestånd. Även skogsskötsel med återkommande röjning och hård gallring är starkt negativt. Lavskrikan har relativt stora hemområden och försvinner när den äldre skogen fragmenteras, särskilt allvarligt är när kärnområdena avverkas.”</w:t>
+      </w:r>
+      <w:r>
+        <w:t xml:space="preserve"> (Skogsstyrelsen 2016).</w:t>
+      </w:r>
+    </w:p>
+    <w:p>
+      <w:r>
+        <w:t xml:space="preserve">Populationen har minskat med 20 (10–30) % under de senaste 15 åren och minskningstakten bedöms vara nära gränsvärdet för sårbar (VU). Arten försvinner successivt framför allt vid dess utbredningsgränser och populationen har minskat kontinuerligt under 2000-talet. Lavskrika är typisk art för </w:t>
+      </w:r>
+      <w:r>
+        <w:rPr>
+          <w:i/>
+        </w:rPr>
+        <w:t>9010 Taiga</w:t>
+      </w:r>
+      <w:r>
+        <w:t xml:space="preserve"> (SLU Artdatabanken, 2026).</w:t>
+      </w:r>
+    </w:p>
+    <w:p>
+      <w:pPr>
+        <w:pStyle w:val="Heading2"/>
+      </w:pPr>
+      <w:r>
+        <w:t>Referenser – lavskrika</w:t>
+      </w:r>
+    </w:p>
+    <w:p>
+      <w:r>
+        <w:t xml:space="preserve">Skogsstyrelsen, 2016. </w:t>
+      </w:r>
+      <w:r>
+        <w:rPr>
+          <w:i/>
+        </w:rPr>
+        <w:t xml:space="preserve">Vägledning för hänsyn till fåglar – lavskrika. </w:t>
+      </w:r>
+      <w:r>
+        <w:t>https://www.skogsstyrelsen.se/globalassets/lag-och-tillsyn/artskydd/vagledningar-for-hansyn-till-faglar/lavskrika-vagledning-hansyn.pdf</w:t>
+      </w:r>
+    </w:p>
+    <w:p>
+      <w:r>
+        <w:t xml:space="preserve">SLU Artdatabanken, 2026. </w:t>
+      </w:r>
+      <w:r>
+        <w:rPr>
+          <w:i/>
+        </w:rPr>
+        <w:t xml:space="preserve">Artfaktablad. Naturvård – artfakta. </w:t>
+      </w:r>
+      <w:r>
+        <w:t>SLU Artdatabanken, Uppsala</w:t>
       </w:r>
     </w:p>
     <w:p>

--- a/tillsyn/Svanvik SO avvanm tillsynsbegäran.docx
+++ b/tillsyn/Svanvik SO avvanm tillsynsbegäran.docx
@@ -22,7 +22,7 @@
       <w:r>
         <w:drawing>
           <wp:inline xmlns:a="http://schemas.openxmlformats.org/drawingml/2006/main" xmlns:pic="http://schemas.openxmlformats.org/drawingml/2006/picture">
-            <wp:extent cx="5486400" cy="3614237"/>
+            <wp:extent cx="5486400" cy="3616122"/>
             <wp:docPr id="1" name="Picture 1"/>
             <wp:cNvGraphicFramePr>
               <a:graphicFrameLocks noChangeAspect="1"/>
@@ -43,7 +43,7 @@
                   <pic:spPr>
                     <a:xfrm>
                       <a:off x="0" y="0"/>
-                      <a:ext cx="5486400" cy="3614237"/>
+                      <a:ext cx="5486400" cy="3616122"/>
                     </a:xfrm>
                     <a:prstGeom prst="rect"/>
                   </pic:spPr>
@@ -65,7 +65,7 @@
     </w:p>
     <w:p>
       <w:r>
-        <w:t>I och inom 6 meter från området finns fynd av 29 naturvårdsarter, varav 18 är rödlistade, 6 är fridlysta, 23 är typiska (T) och 10 är signalarter (S): garnlav (VU, T), gränsticka (VU, T), knärot (VU, T, §8), lappticka (VU, T), blanksvart spiklav (NT), doftskinn (NT, T), gammelgransskål (NT, T), harticka (NT, T), knottrig blåslav (NT, T), lavskrika (NT, T, §4), rosenticka (NT, T), skrovellav (NT, T), talltita (NT, §4), tretåig hackspett (NT, T, §4), ullticka (NT, T), vedflamlav (NT), vedtrappmossa (NT, T), vitgrynig nållav (NT), bronshjon (S, T), bårdlav (S, T), källmossor (S), luddlav (S, T), plattlummer (S, T, §9), spindelblomster (S, T, §8), stuplav (S, T), vedticka (S, T), vågbandad barkbock (S), ögonpyrola (S, T) och bergsslok (T). Se Figur 1.</w:t>
+        <w:t>I och inom 6 meter från området finns fynd av 31 naturvårdsarter, varav 19 är rödlistade, 6 är fridlysta, 25 är typiska (T) och 11 är signalarter (S): garnlav (VU, T), gränsticka (VU, T), knärot (VU, T, §8), lappticka (VU, T), blanksvart spiklav (NT), doftskinn (NT, T), gammelgransskål (NT, T), harticka (NT, T), knottrig blåslav (NT, T), lavskrika (NT, T, §4), rosenticka (NT, T), rödbrun blekspik (NT, T), skrovellav (NT, T), talltita (NT, §4), tretåig hackspett (NT, T, §4), ullticka (NT, T), vedflamlav (NT), vedtrappmossa (NT, T), vitgrynig nållav (NT), bronshjon (S, T), bårdlav (S, T), källmossor (S), luddlav (S, T), plattlummer (S, T, §9), skör kvastmossa (S, T), spindelblomster (S, T, §8), stuplav (S, T), vedticka (S, T), vågbandad barkbock (S), ögonpyrola (S, T) och bergsslok (T). Se Figur 1.</w:t>
       </w:r>
     </w:p>
     <w:p>
@@ -438,6 +438,35 @@
         <w:rPr>
           <w:b/>
         </w:rPr>
+        <w:t>Rödbrun blekspik (NT)</w:t>
+      </w:r>
+      <w:r>
+        <w:t xml:space="preserve"> växer i norra Sverige på bark och ved av björk och gran i skogar med hög och jämn luftfuktighet. I södra Sverige växer den främst på ek i öppna åldriga lövskogar. I norra delen av sitt utbredningsområde hotas arten av slutavverkningar av gamla granskogar. I den södra delen av landet hotas den genom de åldriga lövskogarnas tillbakagång och särskilt ekhagarnas igenväxning och genom plantering av sådan mark med barrskog. Rödbrun blekspik är typisk art för </w:t>
+      </w:r>
+      <w:r>
+        <w:rPr>
+          <w:i/>
+        </w:rPr>
+        <w:t xml:space="preserve">9010 Taiga, 9020 Nordlig ädellövskog, 9070 Trädklädd betesmark, 9160 Näringsrik ekskog </w:t>
+      </w:r>
+      <w:r>
+        <w:t xml:space="preserve">och </w:t>
+      </w:r>
+      <w:r>
+        <w:rPr>
+          <w:i/>
+        </w:rPr>
+        <w:t>9180 Ädellövskog i branter</w:t>
+      </w:r>
+      <w:r>
+        <w:t xml:space="preserve"> och signalerar alltid höga naturvärden (SLU Artdatabanken, 2024; Nitare &amp; Skogsstyrelsen, 2019).</w:t>
+      </w:r>
+    </w:p>
+    <w:p>
+      <w:r>
+        <w:rPr>
+          <w:b/>
+        </w:rPr>
         <w:t>Skrovellav (NT)</w:t>
       </w:r>
       <w:r>
@@ -759,6 +788,26 @@
       </w:r>
       <w:r>
         <w:t>(Nitare &amp; Skogsstyrelsen, 2019; SLU Artdatabanken, 2026).</w:t>
+      </w:r>
+    </w:p>
+    <w:p>
+      <w:r>
+        <w:rPr>
+          <w:b/>
+        </w:rPr>
+        <w:t xml:space="preserve">Skör kvastmossa </w:t>
+      </w:r>
+      <w:r>
+        <w:t xml:space="preserve">växer på murket trä och någon gång på humusrik jord eller torv. Den påträffas främst i miljöer med hög luftfuktighet, såsom sumpskogar och strandskogar. Den signalerar skog med höga naturvärden och indikerar rik förekomst av ved i olika nedbrytningsstadier på lokaler med hög och jämn luftfuktighet. Skör kvastmossa är typisk art för </w:t>
+      </w:r>
+      <w:r>
+        <w:rPr>
+          <w:i/>
+        </w:rPr>
+        <w:t>9010 Taiga</w:t>
+      </w:r>
+      <w:r>
+        <w:t xml:space="preserve"> (SLU Artdatabanken, 2024; Nitare &amp; Skogsstyrelsen, 2019).</w:t>
       </w:r>
     </w:p>
     <w:p>
@@ -963,7 +1012,7 @@
     </w:p>
     <w:p>
       <w:r>
-        <w:t>Följande typiska arter har sina livsmiljöer och växtplatser i den aktuella skogen: garnlav (VU, T), gränsticka (VU, T), knärot (VU, T, §8), lappticka (VU, T), doftskinn (NT, T), gammelgransskål (NT, T), harticka (NT, T), knottrig blåslav (NT, T), lavskrika (NT, T, §4), rosenticka (NT, T), skrovellav (NT, T), tretåig hackspett (NT, T, §4), ullticka (NT, T), vedtrappmossa (NT, T), bronshjon (S, T), bårdlav (S, T), luddlav (S, T), plattlummer (S, T, §9), spindelblomster (S, T, §8), stuplav (S, T), vedticka (S, T), ögonpyrola (S, T) och bergsslok (T).</w:t>
+        <w:t>Följande typiska arter har sina livsmiljöer och växtplatser i den aktuella skogen: garnlav (VU, T), gränsticka (VU, T), knärot (VU, T, §8), lappticka (VU, T), doftskinn (NT, T), gammelgransskål (NT, T), harticka (NT, T), knottrig blåslav (NT, T), lavskrika (NT, T, §4), rosenticka (NT, T), rödbrun blekspik (NT, T), skrovellav (NT, T), tretåig hackspett (NT, T, §4), ullticka (NT, T), vedtrappmossa (NT, T), bronshjon (S, T), bårdlav (S, T), luddlav (S, T), plattlummer (S, T, §9), skör kvastmossa (S, T), spindelblomster (S, T, §8), stuplav (S, T), vedticka (S, T), ögonpyrola (S, T) och bergsslok (T).</w:t>
       </w:r>
     </w:p>
     <w:p>

--- a/tillsyn/Svanvik SO avvanm tillsynsbegäran.docx
+++ b/tillsyn/Svanvik SO avvanm tillsynsbegäran.docx
@@ -22,7 +22,7 @@
       <w:r>
         <w:drawing>
           <wp:inline xmlns:a="http://schemas.openxmlformats.org/drawingml/2006/main" xmlns:pic="http://schemas.openxmlformats.org/drawingml/2006/picture">
-            <wp:extent cx="5486400" cy="3616122"/>
+            <wp:extent cx="5486400" cy="3740556"/>
             <wp:docPr id="1" name="Picture 1"/>
             <wp:cNvGraphicFramePr>
               <a:graphicFrameLocks noChangeAspect="1"/>
@@ -43,7 +43,7 @@
                   <pic:spPr>
                     <a:xfrm>
                       <a:off x="0" y="0"/>
-                      <a:ext cx="5486400" cy="3616122"/>
+                      <a:ext cx="5486400" cy="3740556"/>
                     </a:xfrm>
                     <a:prstGeom prst="rect"/>
                   </pic:spPr>
@@ -65,7 +65,7 @@
     </w:p>
     <w:p>
       <w:r>
-        <w:t>I och inom 6 meter från området finns fynd av 31 naturvårdsarter, varav 19 är rödlistade, 6 är fridlysta, 25 är typiska (T) och 11 är signalarter (S): garnlav (VU, T), gränsticka (VU, T), knärot (VU, T, §8), lappticka (VU, T), blanksvart spiklav (NT), doftskinn (NT, T), gammelgransskål (NT, T), harticka (NT, T), knottrig blåslav (NT, T), lavskrika (NT, T, §4), rosenticka (NT, T), rödbrun blekspik (NT, T), skrovellav (NT, T), talltita (NT, §4), tretåig hackspett (NT, T, §4), ullticka (NT, T), vedflamlav (NT), vedtrappmossa (NT, T), vitgrynig nållav (NT), bronshjon (S, T), bårdlav (S, T), källmossor (S), luddlav (S, T), plattlummer (S, T, §9), skör kvastmossa (S, T), spindelblomster (S, T, §8), stuplav (S, T), vedticka (S, T), vågbandad barkbock (S), ögonpyrola (S, T) och bergsslok (T). Se Figur 1.</w:t>
+        <w:t>I och inom 6 meter från området finns fynd av 34 naturvårdsarter, varav 22 är rödlistade, 6 är fridlysta, 27 är typiska (T) och 11 är signalarter (S): fläckporing (VU, T), garnlav (VU, T), gränsticka (VU, T), knärot (VU, T, §8), lappticka (VU, T), ostticka (VU, T), tajgaskinn (VU), blanksvart spiklav (NT), doftskinn (NT, T), gammelgransskål (NT, T), harticka (NT, T), knottrig blåslav (NT, T), lavskrika (NT, T, §4), rosenticka (NT, T), rödbrun blekspik (NT, T), skrovellav (NT, T), talltita (NT, §4), tretåig hackspett (NT, T, §4), ullticka (NT, T), vedflamlav (NT), vedtrappmossa (NT, T), vitgrynig nållav (NT), bronshjon (S, T), bårdlav (S, T), källmossor (S), luddlav (S, T), plattlummer (S, T, §9), skör kvastmossa (S, T), spindelblomster (S, T, §8), stuplav (S, T), vedticka (S, T), vågbandad barkbock (S), ögonpyrola (S, T) och bergsslok (T). Se Figur 1.</w:t>
       </w:r>
     </w:p>
     <w:p>
@@ -102,6 +102,26 @@
     <w:p>
       <w:r>
         <w:t>Nedan följer beskrivningar av de naturvårdsarter och fridlysta arter som har sina livsmiljöer och växtplatser i den aktuella skogen. Se även ytterligare artfakta i BILAGA 1. De påträffade naturvårdsarterna är ett tydligt kvitto på att det rör sig om en skog med höga naturvärden.</w:t>
+      </w:r>
+    </w:p>
+    <w:p>
+      <w:r>
+        <w:rPr>
+          <w:b/>
+        </w:rPr>
+        <w:t>Fläckporing (VU)</w:t>
+      </w:r>
+      <w:r>
+        <w:t xml:space="preserve"> är en mycket bra signalart som visar på tallnaturskogar med höga naturvärden. Den är placerad högst upp i Skogsstyrelsens värdepyramid för bedömning av skog med höga naturvärden och indikerar områden som är mer eller mindre opåverkade av skogsbruk och där det funnits en kontinuitet av tallågor i olika nedbrytningsstadier. För att på lång sikt bibehålla livskraftiga populationer i ett område behövs troligen större skyddade områden som tillåter att man upprätthåller en naturlig branddynamik. Fläckporing är typisk art för </w:t>
+      </w:r>
+      <w:r>
+        <w:rPr>
+          <w:i/>
+        </w:rPr>
+        <w:t>9010 Taiga</w:t>
+      </w:r>
+      <w:r>
+        <w:t xml:space="preserve"> (SLU Artdatabanken, 2024; Nitare &amp; Skogsstyrelsen, 2019).</w:t>
       </w:r>
     </w:p>
     <w:p>
@@ -278,6 +298,46 @@
         <w:rPr>
           <w:b/>
         </w:rPr>
+        <w:t xml:space="preserve">Ostticka (VU) </w:t>
+      </w:r>
+      <w:r>
+        <w:t xml:space="preserve">växer huvudsakligen på grova granlågor i urskogsartad barrskog. Växtplatserna ligger vanligtvis i brandrefugiala områden med relativt hög luftfuktighet där skogen under lång tid haft en intern beståndsdynamik med successivt avdöende träd. Alla skogsskötselåtgärder på eller i omedelbar närhet av lokalerna inverkar negativt på artens fortlevnad. Ostticka är typisk art för </w:t>
+      </w:r>
+      <w:r>
+        <w:rPr>
+          <w:i/>
+        </w:rPr>
+        <w:t xml:space="preserve">9010 Taiga </w:t>
+      </w:r>
+      <w:r>
+        <w:t xml:space="preserve">och </w:t>
+      </w:r>
+      <w:r>
+        <w:rPr>
+          <w:i/>
+        </w:rPr>
+        <w:t>9030 Landhöjningsskog</w:t>
+      </w:r>
+      <w:r>
+        <w:t xml:space="preserve"> (SLU Artdatabanken, 2024; Nitare &amp; Skogsstyrelsen, 2019).</w:t>
+      </w:r>
+    </w:p>
+    <w:p>
+      <w:r>
+        <w:rPr>
+          <w:b/>
+        </w:rPr>
+        <w:t>Tajgaskinn (VU)</w:t>
+      </w:r>
+      <w:r>
+        <w:t xml:space="preserve"> är placerad högst upp i Skogsstyrelsens värdepyramid för bedömning av skog med höga naturvärden och har klassificerats som en ”urskogsindikator” som kräver närmast orörda skogsmiljöer med långvarig kontinuitet av grova granlågor i olika nedbrytningsstadier (Nitare &amp; Skogsstyrelsen, 2019).</w:t>
+      </w:r>
+    </w:p>
+    <w:p>
+      <w:r>
+        <w:rPr>
+          <w:b/>
+        </w:rPr>
         <w:t>Blanksvart spiklav (NT)</w:t>
       </w:r>
       <w:r>
@@ -1012,7 +1072,7 @@
     </w:p>
     <w:p>
       <w:r>
-        <w:t>Följande typiska arter har sina livsmiljöer och växtplatser i den aktuella skogen: garnlav (VU, T), gränsticka (VU, T), knärot (VU, T, §8), lappticka (VU, T), doftskinn (NT, T), gammelgransskål (NT, T), harticka (NT, T), knottrig blåslav (NT, T), lavskrika (NT, T, §4), rosenticka (NT, T), rödbrun blekspik (NT, T), skrovellav (NT, T), tretåig hackspett (NT, T, §4), ullticka (NT, T), vedtrappmossa (NT, T), bronshjon (S, T), bårdlav (S, T), luddlav (S, T), plattlummer (S, T, §9), skör kvastmossa (S, T), spindelblomster (S, T, §8), stuplav (S, T), vedticka (S, T), ögonpyrola (S, T) och bergsslok (T).</w:t>
+        <w:t>Följande typiska arter har sina livsmiljöer och växtplatser i den aktuella skogen: fläckporing (VU, T), garnlav (VU, T), gränsticka (VU, T), knärot (VU, T, §8), lappticka (VU, T), ostticka (VU, T), doftskinn (NT, T), gammelgransskål (NT, T), harticka (NT, T), knottrig blåslav (NT, T), lavskrika (NT, T, §4), rosenticka (NT, T), rödbrun blekspik (NT, T), skrovellav (NT, T), tretåig hackspett (NT, T, §4), ullticka (NT, T), vedtrappmossa (NT, T), bronshjon (S, T), bårdlav (S, T), luddlav (S, T), plattlummer (S, T, §9), skör kvastmossa (S, T), spindelblomster (S, T, §8), stuplav (S, T), vedticka (S, T), ögonpyrola (S, T) och bergsslok (T).</w:t>
       </w:r>
     </w:p>
     <w:p>

--- a/tillsyn/Svanvik SO avvanm tillsynsbegäran.docx
+++ b/tillsyn/Svanvik SO avvanm tillsynsbegäran.docx
@@ -22,7 +22,7 @@
       <w:r>
         <w:drawing>
           <wp:inline xmlns:a="http://schemas.openxmlformats.org/drawingml/2006/main" xmlns:pic="http://schemas.openxmlformats.org/drawingml/2006/picture">
-            <wp:extent cx="5486400" cy="3740556"/>
+            <wp:extent cx="5486400" cy="3734900"/>
             <wp:docPr id="1" name="Picture 1"/>
             <wp:cNvGraphicFramePr>
               <a:graphicFrameLocks noChangeAspect="1"/>
@@ -43,7 +43,7 @@
                   <pic:spPr>
                     <a:xfrm>
                       <a:off x="0" y="0"/>
-                      <a:ext cx="5486400" cy="3740556"/>
+                      <a:ext cx="5486400" cy="3734900"/>
                     </a:xfrm>
                     <a:prstGeom prst="rect"/>
                   </pic:spPr>
@@ -65,7 +65,7 @@
     </w:p>
     <w:p>
       <w:r>
-        <w:t>I och inom 6 meter från området finns fynd av 34 naturvårdsarter, varav 22 är rödlistade, 6 är fridlysta, 27 är typiska (T) och 11 är signalarter (S): fläckporing (VU, T), garnlav (VU, T), gränsticka (VU, T), knärot (VU, T, §8), lappticka (VU, T), ostticka (VU, T), tajgaskinn (VU), blanksvart spiklav (NT), doftskinn (NT, T), gammelgransskål (NT, T), harticka (NT, T), knottrig blåslav (NT, T), lavskrika (NT, T, §4), rosenticka (NT, T), rödbrun blekspik (NT, T), skrovellav (NT, T), talltita (NT, §4), tretåig hackspett (NT, T, §4), ullticka (NT, T), vedflamlav (NT), vedtrappmossa (NT, T), vitgrynig nållav (NT), bronshjon (S, T), bårdlav (S, T), källmossor (S), luddlav (S, T), plattlummer (S, T, §9), skör kvastmossa (S, T), spindelblomster (S, T, §8), stuplav (S, T), vedticka (S, T), vågbandad barkbock (S), ögonpyrola (S, T) och bergsslok (T). Se Figur 1.</w:t>
+        <w:t>I och inom 6 meter från området finns fynd av 35 naturvårdsarter, varav 23 är rödlistade, 7 är fridlysta, 28 är typiska (T) och 11 är signalarter (S): doftticka (VU, T, §8), fläckporing (VU, T), garnlav (VU, T), gränsticka (VU, T), knärot (VU, T, §8), lappticka (VU, T), ostticka (VU, T), tajgaskinn (VU), blanksvart spiklav (NT), doftskinn (NT, T), gammelgransskål (NT, T), harticka (NT, T), knottrig blåslav (NT, T), lavskrika (NT, T, §4), rosenticka (NT, T), rödbrun blekspik (NT, T), skrovellav (NT, T), talltita (NT, §4), tretåig hackspett (NT, T, §4), ullticka (NT, T), vedflamlav (NT), vedtrappmossa (NT, T), vitgrynig nållav (NT), bronshjon (S, T), bårdlav (S, T), källmossor (S), luddlav (S, T), plattlummer (S, T, §9), skör kvastmossa (S, T), spindelblomster (S, T, §8), stuplav (S, T), vedticka (S, T), vågbandad barkbock (S), ögonpyrola (S, T) och bergsslok (T). Se Figur 1.</w:t>
       </w:r>
     </w:p>
     <w:p>
@@ -109,6 +109,35 @@
         <w:rPr>
           <w:b/>
         </w:rPr>
+        <w:t>Doftticka (VU, §8)</w:t>
+      </w:r>
+      <w:r>
+        <w:t xml:space="preserve"> är rödlistad som sårbar (VU) och fridlyst enligt 8§ artskyddsförordningen. Den är även globalt rödlistad som Nära hotad (NT) vilket innebär att Sverige har ett internationellt ansvar för arten. Doftticka är beroende av hög och jämn luftfuktighet i gamla, ostörda skogsmiljöer och är känslig för snabba förändringar av ljus-/vindförhållanden eller uttorkning. Dofttickan är placerad i toppen av Skogsstyrelsens värdepyramid för bedömning av skog med höga naturvärden och signalerar alltid gamla sälgar och skogsområden med höga naturvärden. Avverkning av värdträd (främst sälg) utgör det största hotet och när gamla och olikåldriga skogar med sälg avverkas försvinner oftast sälgen. Dofttickan har minskat med ca 30 % under de senaste 30 åren och är typisk art för </w:t>
+      </w:r>
+      <w:r>
+        <w:rPr>
+          <w:i/>
+        </w:rPr>
+        <w:t>9010 Taiga</w:t>
+      </w:r>
+      <w:r>
+        <w:t xml:space="preserve"> och</w:t>
+      </w:r>
+      <w:r>
+        <w:rPr>
+          <w:i/>
+        </w:rPr>
+        <w:t xml:space="preserve"> 9050 Näringsrik granskog </w:t>
+      </w:r>
+      <w:r>
+        <w:t>(IUCN Redlist, 2024; Nitare &amp; Skogsstyrelsen, 2019; SLU Artdatabanken, 2024).</w:t>
+      </w:r>
+    </w:p>
+    <w:p>
+      <w:r>
+        <w:rPr>
+          <w:b/>
+        </w:rPr>
         <w:t>Fläckporing (VU)</w:t>
       </w:r>
       <w:r>
@@ -222,7 +251,7 @@
     </w:p>
     <w:p>
       <w:r>
-        <w:t>I det aktuella området finns 1 fyndplatser för knärot registrerade på Artportalen. Figur 2 visar gränserna för buffertzoner på 50 m, som behöver lämnas kring fyndplatserna för att knärotslokalerna inte ska försvinna vid en avverkning. Av det aktuella området överlappar 0.53 ha med buffertzonerna och får av detta skäl inte avverkas.</w:t>
+        <w:t>I det aktuella området finns 2 fyndplatser för knärot registrerade på Artportalen. Figur 2 visar gränserna för buffertzoner på 50 m, som behöver lämnas kring fyndplatserna för att knärotslokalerna inte ska försvinna vid en avverkning. Av det aktuella området överlappar 1.32 ha med buffertzonerna och får av detta skäl inte avverkas.</w:t>
       </w:r>
     </w:p>
     <w:p>
@@ -1072,7 +1101,7 @@
     </w:p>
     <w:p>
       <w:r>
-        <w:t>Följande typiska arter har sina livsmiljöer och växtplatser i den aktuella skogen: fläckporing (VU, T), garnlav (VU, T), gränsticka (VU, T), knärot (VU, T, §8), lappticka (VU, T), ostticka (VU, T), doftskinn (NT, T), gammelgransskål (NT, T), harticka (NT, T), knottrig blåslav (NT, T), lavskrika (NT, T, §4), rosenticka (NT, T), rödbrun blekspik (NT, T), skrovellav (NT, T), tretåig hackspett (NT, T, §4), ullticka (NT, T), vedtrappmossa (NT, T), bronshjon (S, T), bårdlav (S, T), luddlav (S, T), plattlummer (S, T, §9), skör kvastmossa (S, T), spindelblomster (S, T, §8), stuplav (S, T), vedticka (S, T), ögonpyrola (S, T) och bergsslok (T).</w:t>
+        <w:t>Följande typiska arter har sina livsmiljöer och växtplatser i den aktuella skogen: doftticka (VU, T, §8), fläckporing (VU, T), garnlav (VU, T), gränsticka (VU, T), knärot (VU, T, §8), lappticka (VU, T), ostticka (VU, T), doftskinn (NT, T), gammelgransskål (NT, T), harticka (NT, T), knottrig blåslav (NT, T), lavskrika (NT, T, §4), rosenticka (NT, T), rödbrun blekspik (NT, T), skrovellav (NT, T), tretåig hackspett (NT, T, §4), ullticka (NT, T), vedtrappmossa (NT, T), bronshjon (S, T), bårdlav (S, T), luddlav (S, T), plattlummer (S, T, §9), skör kvastmossa (S, T), spindelblomster (S, T, §8), stuplav (S, T), vedticka (S, T), ögonpyrola (S, T) och bergsslok (T).</w:t>
       </w:r>
     </w:p>
     <w:p>

--- a/tillsyn/Svanvik SO avvanm tillsynsbegäran.docx
+++ b/tillsyn/Svanvik SO avvanm tillsynsbegäran.docx
@@ -2188,7 +2188,7 @@
     <w:r>
       <w:tab/>
       <w:tab/>
-      <w:t>2026-07-23</w:t>
+      <w:t>2026-07-24</w:t>
       <w:br/>
       <w:br/>
     </w:r>

--- a/tillsyn/Svanvik SO avvanm tillsynsbegäran.docx
+++ b/tillsyn/Svanvik SO avvanm tillsynsbegäran.docx
@@ -22,7 +22,7 @@
       <w:r>
         <w:drawing>
           <wp:inline xmlns:a="http://schemas.openxmlformats.org/drawingml/2006/main" xmlns:pic="http://schemas.openxmlformats.org/drawingml/2006/picture">
-            <wp:extent cx="5486400" cy="3734900"/>
+            <wp:extent cx="5486400" cy="3832811"/>
             <wp:docPr id="1" name="Picture 1"/>
             <wp:cNvGraphicFramePr>
               <a:graphicFrameLocks noChangeAspect="1"/>
@@ -43,7 +43,7 @@
                   <pic:spPr>
                     <a:xfrm>
                       <a:off x="0" y="0"/>
-                      <a:ext cx="5486400" cy="3734900"/>
+                      <a:ext cx="5486400" cy="3832811"/>
                     </a:xfrm>
                     <a:prstGeom prst="rect"/>
                   </pic:spPr>
@@ -65,7 +65,7 @@
     </w:p>
     <w:p>
       <w:r>
-        <w:t>I och inom 6 meter från området finns fynd av 35 naturvårdsarter, varav 23 är rödlistade, 7 är fridlysta, 28 är typiska (T) och 11 är signalarter (S): doftticka (VU, T, §8), fläckporing (VU, T), garnlav (VU, T), gränsticka (VU, T), knärot (VU, T, §8), lappticka (VU, T), ostticka (VU, T), tajgaskinn (VU), blanksvart spiklav (NT), doftskinn (NT, T), gammelgransskål (NT, T), harticka (NT, T), knottrig blåslav (NT, T), lavskrika (NT, T, §4), rosenticka (NT, T), rödbrun blekspik (NT, T), skrovellav (NT, T), talltita (NT, §4), tretåig hackspett (NT, T, §4), ullticka (NT, T), vedflamlav (NT), vedtrappmossa (NT, T), vitgrynig nållav (NT), bronshjon (S, T), bårdlav (S, T), källmossor (S), luddlav (S, T), plattlummer (S, T, §9), skör kvastmossa (S, T), spindelblomster (S, T, §8), stuplav (S, T), vedticka (S, T), vågbandad barkbock (S), ögonpyrola (S, T) och bergsslok (T). Se Figur 1.</w:t>
+        <w:t>I och inom 6 meter från området finns fynd av 36 naturvårdsarter, varav 23 är rödlistade, 8 är fridlysta, 29 är typiska (T) och 11 är signalarter (S): doftticka (VU, T, §8), fläckporing (VU, T), garnlav (VU, T), gränsticka (VU, T), knärot (VU, T, §8), lappticka (VU, T), ostticka (VU, T), tajgaskinn (VU), blanksvart spiklav (NT), doftskinn (NT, T), gammelgransskål (NT, T), harticka (NT, T), knottrig blåslav (NT, T), lavskrika (NT, T, §4), rosenticka (NT, T), rödbrun blekspik (NT, T), skrovellav (NT, T), talltita (NT, §4), tretåig hackspett (NT, T, §4), ullticka (NT, T), vedflamlav (NT), vedtrappmossa (NT, T), vitgrynig nållav (NT), bronshjon (S, T), bårdlav (S, T), källmossor (S), luddlav (S, T), plattlummer (S, T, §9), skör kvastmossa (S, T), spindelblomster (S, T, §8), stuplav (S, T), vedticka (S, T), vågbandad barkbock (S), ögonpyrola (S, T), bergsslok (T) och tjäder (T, §4). Se Figur 1.</w:t>
       </w:r>
     </w:p>
     <w:p>
@@ -1065,6 +1065,35 @@
       </w:r>
     </w:p>
     <w:p>
+      <w:r>
+        <w:rPr>
+          <w:b/>
+        </w:rPr>
+        <w:t>Tjäder (§4)</w:t>
+      </w:r>
+      <w:r>
+        <w:t xml:space="preserve"> omfattas av bilaga 1 och 2 EU:s fågeldirektiv och är typisk art för </w:t>
+      </w:r>
+      <w:r>
+        <w:rPr>
+          <w:i/>
+        </w:rPr>
+        <w:t xml:space="preserve">9010 Taiga </w:t>
+      </w:r>
+      <w:r>
+        <w:t xml:space="preserve">och </w:t>
+      </w:r>
+      <w:r>
+        <w:rPr>
+          <w:i/>
+        </w:rPr>
+        <w:t>9740 Skogsbevuxen myr</w:t>
+      </w:r>
+      <w:r>
+        <w:t>. Tjädern är en utpräglad skogsfågel knuten till större sammanhängande barrskogsområden. Tupparna och hönorna utnyttjar till viss del olika miljöer, och habitatvalet varierar dessutom mellan olika delar av året. För att det ska finnas livskraftiga tjäderbestånd krävs funktionella skogslandskap med en blandning av uppvuxen, gles och luckig skog, täta sumpskogar, myrar och andra små våtmarker. Arten försvinner när skogen fragmenteras och den sammanlagda arealen hyggen och andra öppna områden blir för stor. Ett småskaligt och försiktigt virkesuttag genom hyggesfria metoder kan i vissa fall vara möjligt i området inom 200 m från lekcentrum. Längre ut från lekcentrum, inom 200–500 m bör den avverkade ytan inte överskrida 1 hektar för att undvika alltför stora och snabba förändringar (Skogsstyrelsen, 2019; SLU Artdatabanken, 2024).</w:t>
+      </w:r>
+    </w:p>
+    <w:p>
       <w:pPr>
         <w:pStyle w:val="Heading1"/>
       </w:pPr>
@@ -1101,7 +1130,7 @@
     </w:p>
     <w:p>
       <w:r>
-        <w:t>Följande typiska arter har sina livsmiljöer och växtplatser i den aktuella skogen: doftticka (VU, T, §8), fläckporing (VU, T), garnlav (VU, T), gränsticka (VU, T), knärot (VU, T, §8), lappticka (VU, T), ostticka (VU, T), doftskinn (NT, T), gammelgransskål (NT, T), harticka (NT, T), knottrig blåslav (NT, T), lavskrika (NT, T, §4), rosenticka (NT, T), rödbrun blekspik (NT, T), skrovellav (NT, T), tretåig hackspett (NT, T, §4), ullticka (NT, T), vedtrappmossa (NT, T), bronshjon (S, T), bårdlav (S, T), luddlav (S, T), plattlummer (S, T, §9), skör kvastmossa (S, T), spindelblomster (S, T, §8), stuplav (S, T), vedticka (S, T), ögonpyrola (S, T) och bergsslok (T).</w:t>
+        <w:t>Följande typiska arter har sina livsmiljöer och växtplatser i den aktuella skogen: doftticka (VU, T, §8), fläckporing (VU, T), garnlav (VU, T), gränsticka (VU, T), knärot (VU, T, §8), lappticka (VU, T), ostticka (VU, T), doftskinn (NT, T), gammelgransskål (NT, T), harticka (NT, T), knottrig blåslav (NT, T), lavskrika (NT, T, §4), rosenticka (NT, T), rödbrun blekspik (NT, T), skrovellav (NT, T), tretåig hackspett (NT, T, §4), ullticka (NT, T), vedtrappmossa (NT, T), bronshjon (S, T), bårdlav (S, T), luddlav (S, T), plattlummer (S, T, §9), skör kvastmossa (S, T), spindelblomster (S, T, §8), stuplav (S, T), vedticka (S, T), ögonpyrola (S, T), bergsslok (T) och tjäder (T, §4).</w:t>
       </w:r>
     </w:p>
     <w:p>
@@ -1810,6 +1839,75 @@
       </w:r>
       <w:r>
         <w:t>Acta Ornithologica 40(1): 53–60.</w:t>
+      </w:r>
+    </w:p>
+    <w:p>
+      <w:pPr>
+        <w:pStyle w:val="Heading1"/>
+      </w:pPr>
+      <w:r>
+        <w:t>Tjäder – ekologi samt krav på livsmiljön</w:t>
+      </w:r>
+    </w:p>
+    <w:p>
+      <w:r>
+        <w:t xml:space="preserve">Tjäder (§4) omfattas av bilaga 1 och 2 EU:s fågeldirektiv och är typisk art för </w:t>
+      </w:r>
+      <w:r>
+        <w:rPr>
+          <w:i/>
+        </w:rPr>
+        <w:t xml:space="preserve">9010 Taiga </w:t>
+      </w:r>
+      <w:r>
+        <w:t xml:space="preserve">och </w:t>
+      </w:r>
+      <w:r>
+        <w:rPr>
+          <w:i/>
+        </w:rPr>
+        <w:t>9740 Skogsbevuxen myr</w:t>
+      </w:r>
+      <w:r>
+        <w:t>. Tjädern är en utpräglad skogsfågel knuten till större sammanhängande barrskogsområden. Tupparna och hönorna utnyttjar till viss del olika miljöer, och habitatvalet varierar dessutom mellan olika delar av året. För att det ska finnas livskraftiga tjäderbestånd krävs funktionella skogslandskap med en blandning av uppvuxen, gles och luckig skog, täta sumpskogar, myrar och andra små våtmarker (Skogsstyrelsen, 2019; SLU Artdatabanken 2024).</w:t>
+      </w:r>
+    </w:p>
+    <w:p>
+      <w:r>
+        <w:t>Arten försvinner när skogen fragmenteras och den sammanlagda arealen hyggen och andra öppna områden blir för stor. Ett småskaligt och försiktigt virkesuttag genom hyggesfria metoder kan i vissa fall vara möjligt i området inom 200 m från lekcentrum. Längre ut från lekcentrum, inom 200–500 m bör den avverkade ytan inte överskrida 1 hektar för att undvika alltför stora och snabba förändringar (Skogsstyrelsen, 2019).</w:t>
+      </w:r>
+    </w:p>
+    <w:p>
+      <w:pPr>
+        <w:pStyle w:val="Heading2"/>
+      </w:pPr>
+      <w:r>
+        <w:t>Referenser – tjäder</w:t>
+      </w:r>
+    </w:p>
+    <w:p>
+      <w:r>
+        <w:t xml:space="preserve">Skogsstyrelsen, 2019. </w:t>
+      </w:r>
+      <w:r>
+        <w:rPr>
+          <w:i/>
+        </w:rPr>
+        <w:t>Vägledning för hänsyn till fåglar – tjäder.</w:t>
+      </w:r>
+    </w:p>
+    <w:p>
+      <w:r>
+        <w:t xml:space="preserve">SLU Artdatabanken, 2024. </w:t>
+      </w:r>
+      <w:r>
+        <w:rPr>
+          <w:i/>
+        </w:rPr>
+        <w:t xml:space="preserve">Artfaktablad. Naturvård – artfakta. </w:t>
+      </w:r>
+      <w:r>
+        <w:t>SLU Artdatabanken, Uppsala</w:t>
       </w:r>
     </w:p>
     <w:p>

--- a/tillsyn/Svanvik SO avvanm tillsynsbegäran.docx
+++ b/tillsyn/Svanvik SO avvanm tillsynsbegäran.docx
@@ -2286,7 +2286,7 @@
     <w:r>
       <w:tab/>
       <w:tab/>
-      <w:t>2026-07-24</w:t>
+      <w:t>2026-07-25</w:t>
       <w:br/>
       <w:br/>
     </w:r>

--- a/tillsyn/Svanvik SO avvanm tillsynsbegäran.docx
+++ b/tillsyn/Svanvik SO avvanm tillsynsbegäran.docx
@@ -2286,7 +2286,7 @@
     <w:r>
       <w:tab/>
       <w:tab/>
-      <w:t>2026-07-25</w:t>
+      <w:t>2026-07-26</w:t>
       <w:br/>
       <w:br/>
     </w:r>

--- a/tillsyn/Svanvik SO avvanm tillsynsbegäran.docx
+++ b/tillsyn/Svanvik SO avvanm tillsynsbegäran.docx
@@ -2286,7 +2286,7 @@
     <w:r>
       <w:tab/>
       <w:tab/>
-      <w:t>2026-07-26</w:t>
+      <w:t>2026-07-27</w:t>
       <w:br/>
       <w:br/>
     </w:r>

--- a/tillsyn/Svanvik SO avvanm tillsynsbegäran.docx
+++ b/tillsyn/Svanvik SO avvanm tillsynsbegäran.docx
@@ -22,7 +22,7 @@
       <w:r>
         <w:drawing>
           <wp:inline xmlns:a="http://schemas.openxmlformats.org/drawingml/2006/main" xmlns:pic="http://schemas.openxmlformats.org/drawingml/2006/picture">
-            <wp:extent cx="5486400" cy="3832811"/>
+            <wp:extent cx="5486400" cy="3830586"/>
             <wp:docPr id="1" name="Picture 1"/>
             <wp:cNvGraphicFramePr>
               <a:graphicFrameLocks noChangeAspect="1"/>
@@ -43,7 +43,7 @@
                   <pic:spPr>
                     <a:xfrm>
                       <a:off x="0" y="0"/>
-                      <a:ext cx="5486400" cy="3832811"/>
+                      <a:ext cx="5486400" cy="3830586"/>
                     </a:xfrm>
                     <a:prstGeom prst="rect"/>
                   </pic:spPr>

--- a/tillsyn/Svanvik SO avvanm tillsynsbegäran.docx
+++ b/tillsyn/Svanvik SO avvanm tillsynsbegäran.docx
@@ -2286,7 +2286,7 @@
     <w:r>
       <w:tab/>
       <w:tab/>
-      <w:t>2026-07-27</w:t>
+      <w:t>2026-07-28</w:t>
       <w:br/>
       <w:br/>
     </w:r>

--- a/tillsyn/Svanvik SO avvanm tillsynsbegäran.docx
+++ b/tillsyn/Svanvik SO avvanm tillsynsbegäran.docx
@@ -22,7 +22,7 @@
       <w:r>
         <w:drawing>
           <wp:inline xmlns:a="http://schemas.openxmlformats.org/drawingml/2006/main" xmlns:pic="http://schemas.openxmlformats.org/drawingml/2006/picture">
-            <wp:extent cx="5486400" cy="3830586"/>
+            <wp:extent cx="5486400" cy="3840666"/>
             <wp:docPr id="1" name="Picture 1"/>
             <wp:cNvGraphicFramePr>
               <a:graphicFrameLocks noChangeAspect="1"/>
@@ -43,7 +43,7 @@
                   <pic:spPr>
                     <a:xfrm>
                       <a:off x="0" y="0"/>
-                      <a:ext cx="5486400" cy="3830586"/>
+                      <a:ext cx="5486400" cy="3840666"/>
                     </a:xfrm>
                     <a:prstGeom prst="rect"/>
                   </pic:spPr>
@@ -65,7 +65,7 @@
     </w:p>
     <w:p>
       <w:r>
-        <w:t>I och inom 6 meter från området finns fynd av 36 naturvårdsarter, varav 23 är rödlistade, 8 är fridlysta, 29 är typiska (T) och 11 är signalarter (S): doftticka (VU, T, §8), fläckporing (VU, T), garnlav (VU, T), gränsticka (VU, T), knärot (VU, T, §8), lappticka (VU, T), ostticka (VU, T), tajgaskinn (VU), blanksvart spiklav (NT), doftskinn (NT, T), gammelgransskål (NT, T), harticka (NT, T), knottrig blåslav (NT, T), lavskrika (NT, T, §4), rosenticka (NT, T), rödbrun blekspik (NT, T), skrovellav (NT, T), talltita (NT, §4), tretåig hackspett (NT, T, §4), ullticka (NT, T), vedflamlav (NT), vedtrappmossa (NT, T), vitgrynig nållav (NT), bronshjon (S, T), bårdlav (S, T), källmossor (S), luddlav (S, T), plattlummer (S, T, §9), skör kvastmossa (S, T), spindelblomster (S, T, §8), stuplav (S, T), vedticka (S, T), vågbandad barkbock (S), ögonpyrola (S, T), bergsslok (T) och tjäder (T, §4). Se Figur 1.</w:t>
+        <w:t>I och inom 6 meter från området finns fynd av 37 naturvårdsarter, varav 24 är rödlistade, 8 är fridlysta, 29 är typiska (T) och 11 är signalarter (S): doftticka (VU, T, §8), fläckporing (VU, T), garnlav (VU, T), gränsticka (VU, T), knärot (VU, T, §8), lappticka (VU, T), ostticka (VU, T), tajgaskinn (VU), blanksvart spiklav (NT), doftskinn (NT, T), gammelgransskål (NT, T), grå blåbärsfältmätare (NT), harticka (NT, T), knottrig blåslav (NT, T), lavskrika (NT, T, §4), rosenticka (NT, T), rödbrun blekspik (NT, T), skrovellav (NT, T), talltita (NT, §4), tretåig hackspett (NT, T, §4), ullticka (NT, T), vedflamlav (NT), vedtrappmossa (NT, T), vitgrynig nållav (NT), bronshjon (S, T), bårdlav (S, T), källmossor (S), luddlav (S, T), plattlummer (S, T, §9), skör kvastmossa (S, T), spindelblomster (S, T, §8), stuplav (S, T), vedticka (S, T), vågbandad barkbock (S), ögonpyrola (S, T), bergsslok (T) och tjäder (T, §4). Se Figur 1.</w:t>
       </w:r>
     </w:p>
     <w:p>
@@ -411,6 +411,17 @@
       </w:r>
       <w:r>
         <w:t xml:space="preserve"> (SLU Artdatabanken, 2024; Nitare &amp; Skogsstyrelsen, 2019).</w:t>
+      </w:r>
+    </w:p>
+    <w:p>
+      <w:r>
+        <w:rPr>
+          <w:b/>
+        </w:rPr>
+        <w:t>Grå blåbärsfältmätare (NT)</w:t>
+      </w:r>
+      <w:r>
+        <w:t xml:space="preserve"> har tidigare ansetts som en mycket vanlig art men har utifrån fältobservationer gått starkt tillbaka och är nu försvunnen från stora delar av södra och mellersta Sverige. Sannolikt minskar arten även i norr. Detta indikerar att arten är starkare knuten till kontinuitetsskog med stort innehåll av blåbär än man tidigare trott och den förefaller vara mycket känslig för kalhyggesbruk. Fjärilens huvudsakliga habitat är luckiga granskogar med ett välutvecklat blåbärskikt på vilket larven lever. Denna livsmiljö är hotad av kalhyggesbruket där blåbärsriset skuggas ut när den uppväxande skogen sluter sig. Minskningstakten för den svenska populationen bedöms vara nära gränsvärdet för Sårbar (VU) (SLU Artdatabanken, 2024).</w:t>
       </w:r>
     </w:p>
     <w:p>

--- a/tillsyn/Svanvik SO avvanm tillsynsbegäran.docx
+++ b/tillsyn/Svanvik SO avvanm tillsynsbegäran.docx
@@ -2297,7 +2297,7 @@
     <w:r>
       <w:tab/>
       <w:tab/>
-      <w:t>2026-07-28</w:t>
+      <w:t>2026-07-29</w:t>
       <w:br/>
       <w:br/>
     </w:r>

--- a/tillsyn/Svanvik SO avvanm tillsynsbegäran.docx
+++ b/tillsyn/Svanvik SO avvanm tillsynsbegäran.docx
@@ -2297,7 +2297,7 @@
     <w:r>
       <w:tab/>
       <w:tab/>
-      <w:t>2026-07-29</w:t>
+      <w:t>2026-07-30</w:t>
       <w:br/>
       <w:br/>
     </w:r>

--- a/tillsyn/Svanvik SO avvanm tillsynsbegäran.docx
+++ b/tillsyn/Svanvik SO avvanm tillsynsbegäran.docx
@@ -22,7 +22,7 @@
       <w:r>
         <w:drawing>
           <wp:inline xmlns:a="http://schemas.openxmlformats.org/drawingml/2006/main" xmlns:pic="http://schemas.openxmlformats.org/drawingml/2006/picture">
-            <wp:extent cx="5486400" cy="3840666"/>
+            <wp:extent cx="5486400" cy="3838443"/>
             <wp:docPr id="1" name="Picture 1"/>
             <wp:cNvGraphicFramePr>
               <a:graphicFrameLocks noChangeAspect="1"/>
@@ -43,7 +43,7 @@
                   <pic:spPr>
                     <a:xfrm>
                       <a:off x="0" y="0"/>
-                      <a:ext cx="5486400" cy="3840666"/>
+                      <a:ext cx="5486400" cy="3838443"/>
                     </a:xfrm>
                     <a:prstGeom prst="rect"/>
                   </pic:spPr>

--- a/tillsyn/Svanvik SO avvanm tillsynsbegäran.docx
+++ b/tillsyn/Svanvik SO avvanm tillsynsbegäran.docx
@@ -22,7 +22,7 @@
       <w:r>
         <w:drawing>
           <wp:inline xmlns:a="http://schemas.openxmlformats.org/drawingml/2006/main" xmlns:pic="http://schemas.openxmlformats.org/drawingml/2006/picture">
-            <wp:extent cx="5486400" cy="3838443"/>
+            <wp:extent cx="5486400" cy="3836230"/>
             <wp:docPr id="1" name="Picture 1"/>
             <wp:cNvGraphicFramePr>
               <a:graphicFrameLocks noChangeAspect="1"/>
@@ -43,7 +43,7 @@
                   <pic:spPr>
                     <a:xfrm>
                       <a:off x="0" y="0"/>
-                      <a:ext cx="5486400" cy="3838443"/>
+                      <a:ext cx="5486400" cy="3836230"/>
                     </a:xfrm>
                     <a:prstGeom prst="rect"/>
                   </pic:spPr>

--- a/tillsyn/Svanvik SO avvanm tillsynsbegäran.docx
+++ b/tillsyn/Svanvik SO avvanm tillsynsbegäran.docx
@@ -22,7 +22,7 @@
       <w:r>
         <w:drawing>
           <wp:inline xmlns:a="http://schemas.openxmlformats.org/drawingml/2006/main" xmlns:pic="http://schemas.openxmlformats.org/drawingml/2006/picture">
-            <wp:extent cx="5486400" cy="3836230"/>
+            <wp:extent cx="5486400" cy="3834025"/>
             <wp:docPr id="1" name="Picture 1"/>
             <wp:cNvGraphicFramePr>
               <a:graphicFrameLocks noChangeAspect="1"/>
@@ -43,7 +43,7 @@
                   <pic:spPr>
                     <a:xfrm>
                       <a:off x="0" y="0"/>
-                      <a:ext cx="5486400" cy="3836230"/>
+                      <a:ext cx="5486400" cy="3834025"/>
                     </a:xfrm>
                     <a:prstGeom prst="rect"/>
                   </pic:spPr>
@@ -65,7 +65,7 @@
     </w:p>
     <w:p>
       <w:r>
-        <w:t>I och inom 6 meter från området finns fynd av 37 naturvårdsarter, varav 24 är rödlistade, 8 är fridlysta, 29 är typiska (T) och 11 är signalarter (S): doftticka (VU, T, §8), fläckporing (VU, T), garnlav (VU, T), gränsticka (VU, T), knärot (VU, T, §8), lappticka (VU, T), ostticka (VU, T), tajgaskinn (VU), blanksvart spiklav (NT), doftskinn (NT, T), gammelgransskål (NT, T), grå blåbärsfältmätare (NT), harticka (NT, T), knottrig blåslav (NT, T), lavskrika (NT, T, §4), rosenticka (NT, T), rödbrun blekspik (NT, T), skrovellav (NT, T), talltita (NT, §4), tretåig hackspett (NT, T, §4), ullticka (NT, T), vedflamlav (NT), vedtrappmossa (NT, T), vitgrynig nållav (NT), bronshjon (S, T), bårdlav (S, T), källmossor (S), luddlav (S, T), plattlummer (S, T, §9), skör kvastmossa (S, T), spindelblomster (S, T, §8), stuplav (S, T), vedticka (S, T), vågbandad barkbock (S), ögonpyrola (S, T), bergsslok (T) och tjäder (T, §4). Se Figur 1.</w:t>
+        <w:t>I och inom 6 meter från området finns fynd av 38 naturvårdsarter, varav 24 är rödlistade, 8 är fridlysta, 30 är typiska (T) och 12 är signalarter (S): doftticka (VU, T, §8), fläckporing (VU, T), garnlav (VU, T), gränsticka (VU, T), knärot (VU, T, §8), lappticka (VU, T), ostticka (VU, T), tajgaskinn (VU), blanksvart spiklav (NT), doftskinn (NT, T), gammelgransskål (NT, T), grå blåbärsfältmätare (NT), harticka (NT, T), knottrig blåslav (NT, T), lavskrika (NT, T, §4), rosenticka (NT, T), rödbrun blekspik (NT, T), skrovellav (NT, T), talltita (NT, §4), tretåig hackspett (NT, T, §4), ullticka (NT, T), vedflamlav (NT), vedtrappmossa (NT, T), vitgrynig nållav (NT), bronshjon (S, T), bårdlav (S, T), källmossor (S), luddlav (S, T), norrlandslav (S, T), plattlummer (S, T, §9), skör kvastmossa (S, T), spindelblomster (S, T, §8), stuplav (S, T), vedticka (S, T), vågbandad barkbock (S), ögonpyrola (S, T), bergsslok (T) och tjäder (T, §4). Se Figur 1.</w:t>
       </w:r>
     </w:p>
     <w:p>
@@ -866,6 +866,35 @@
         <w:rPr>
           <w:b/>
         </w:rPr>
+        <w:t xml:space="preserve">Norrlandslav </w:t>
+      </w:r>
+      <w:r>
+        <w:t xml:space="preserve">indikerar söder om den naturliga norrlandsgränsen barrskogsbeklädda bergbranter eller andra ostörda skogsmiljöer med höga naturvärden. Norrlandslav är typisk art för </w:t>
+      </w:r>
+      <w:r>
+        <w:rPr>
+          <w:i/>
+        </w:rPr>
+        <w:t xml:space="preserve">9010 Taiga, 8110 Silikatrasmarker </w:t>
+      </w:r>
+      <w:r>
+        <w:t>och</w:t>
+      </w:r>
+      <w:r>
+        <w:rPr>
+          <w:i/>
+        </w:rPr>
+        <w:t xml:space="preserve"> 8120 Kalkrasmarker </w:t>
+      </w:r>
+      <w:r>
+        <w:t>(Nitare &amp; Skogsstyrelsen, 2000; SLU Artdatabanken, 2025).</w:t>
+      </w:r>
+    </w:p>
+    <w:p>
+      <w:r>
+        <w:rPr>
+          <w:b/>
+        </w:rPr>
         <w:t>Plattlummer (§9)</w:t>
       </w:r>
       <w:r>
@@ -1141,7 +1170,7 @@
     </w:p>
     <w:p>
       <w:r>
-        <w:t>Följande typiska arter har sina livsmiljöer och växtplatser i den aktuella skogen: doftticka (VU, T, §8), fläckporing (VU, T), garnlav (VU, T), gränsticka (VU, T), knärot (VU, T, §8), lappticka (VU, T), ostticka (VU, T), doftskinn (NT, T), gammelgransskål (NT, T), harticka (NT, T), knottrig blåslav (NT, T), lavskrika (NT, T, §4), rosenticka (NT, T), rödbrun blekspik (NT, T), skrovellav (NT, T), tretåig hackspett (NT, T, §4), ullticka (NT, T), vedtrappmossa (NT, T), bronshjon (S, T), bårdlav (S, T), luddlav (S, T), plattlummer (S, T, §9), skör kvastmossa (S, T), spindelblomster (S, T, §8), stuplav (S, T), vedticka (S, T), ögonpyrola (S, T), bergsslok (T) och tjäder (T, §4).</w:t>
+        <w:t>Följande typiska arter har sina livsmiljöer och växtplatser i den aktuella skogen: doftticka (VU, T, §8), fläckporing (VU, T), garnlav (VU, T), gränsticka (VU, T), knärot (VU, T, §8), lappticka (VU, T), ostticka (VU, T), doftskinn (NT, T), gammelgransskål (NT, T), harticka (NT, T), knottrig blåslav (NT, T), lavskrika (NT, T, §4), rosenticka (NT, T), rödbrun blekspik (NT, T), skrovellav (NT, T), tretåig hackspett (NT, T, §4), ullticka (NT, T), vedtrappmossa (NT, T), bronshjon (S, T), bårdlav (S, T), luddlav (S, T), norrlandslav (S, T), plattlummer (S, T, §9), skör kvastmossa (S, T), spindelblomster (S, T, §8), stuplav (S, T), vedticka (S, T), ögonpyrola (S, T), bergsslok (T) och tjäder (T, §4).</w:t>
       </w:r>
     </w:p>
     <w:p>

--- a/tillsyn/Svanvik SO avvanm tillsynsbegäran.docx
+++ b/tillsyn/Svanvik SO avvanm tillsynsbegäran.docx
@@ -2326,7 +2326,7 @@
     <w:r>
       <w:tab/>
       <w:tab/>
-      <w:t>2026-07-30</w:t>
+      <w:t>2026-07-31</w:t>
       <w:br/>
       <w:br/>
     </w:r>

--- a/tillsyn/Svanvik SO avvanm tillsynsbegäran.docx
+++ b/tillsyn/Svanvik SO avvanm tillsynsbegäran.docx
@@ -2326,7 +2326,7 @@
     <w:r>
       <w:tab/>
       <w:tab/>
-      <w:t>2026-07-31</w:t>
+      <w:t>2026-08-01</w:t>
       <w:br/>
       <w:br/>
     </w:r>

--- a/tillsyn/Svanvik SO avvanm tillsynsbegäran.docx
+++ b/tillsyn/Svanvik SO avvanm tillsynsbegäran.docx
@@ -2326,7 +2326,7 @@
     <w:r>
       <w:tab/>
       <w:tab/>
-      <w:t>2026-08-01</w:t>
+      <w:t>2026-08-02</w:t>
       <w:br/>
       <w:br/>
     </w:r>

--- a/tillsyn/Svanvik SO avvanm tillsynsbegäran.docx
+++ b/tillsyn/Svanvik SO avvanm tillsynsbegäran.docx
@@ -2326,7 +2326,7 @@
     <w:r>
       <w:tab/>
       <w:tab/>
-      <w:t>2026-08-02</w:t>
+      <w:t>2026-08-03</w:t>
       <w:br/>
       <w:br/>
     </w:r>

--- a/tillsyn/Svanvik SO avvanm tillsynsbegäran.docx
+++ b/tillsyn/Svanvik SO avvanm tillsynsbegäran.docx
@@ -2326,7 +2326,7 @@
     <w:r>
       <w:tab/>
       <w:tab/>
-      <w:t>2026-08-03</w:t>
+      <w:t>2026-08-04</w:t>
       <w:br/>
       <w:br/>
     </w:r>

--- a/tillsyn/Svanvik SO avvanm tillsynsbegäran.docx
+++ b/tillsyn/Svanvik SO avvanm tillsynsbegäran.docx
@@ -2326,7 +2326,7 @@
     <w:r>
       <w:tab/>
       <w:tab/>
-      <w:t>2026-08-04</w:t>
+      <w:t>2026-08-05</w:t>
       <w:br/>
       <w:br/>
     </w:r>

--- a/tillsyn/Svanvik SO avvanm tillsynsbegäran.docx
+++ b/tillsyn/Svanvik SO avvanm tillsynsbegäran.docx
@@ -2326,7 +2326,7 @@
     <w:r>
       <w:tab/>
       <w:tab/>
-      <w:t>2026-08-05</w:t>
+      <w:t>2026-08-06</w:t>
       <w:br/>
       <w:br/>
     </w:r>

--- a/tillsyn/Svanvik SO avvanm tillsynsbegäran.docx
+++ b/tillsyn/Svanvik SO avvanm tillsynsbegäran.docx
@@ -2326,7 +2326,7 @@
     <w:r>
       <w:tab/>
       <w:tab/>
-      <w:t>2026-08-06</w:t>
+      <w:t>2026-08-07</w:t>
       <w:br/>
       <w:br/>
     </w:r>

--- a/tillsyn/Svanvik SO avvanm tillsynsbegäran.docx
+++ b/tillsyn/Svanvik SO avvanm tillsynsbegäran.docx
@@ -22,7 +22,7 @@
       <w:r>
         <w:drawing>
           <wp:inline xmlns:a="http://schemas.openxmlformats.org/drawingml/2006/main" xmlns:pic="http://schemas.openxmlformats.org/drawingml/2006/picture">
-            <wp:extent cx="5486400" cy="3834025"/>
+            <wp:extent cx="5486400" cy="3840666"/>
             <wp:docPr id="1" name="Picture 1"/>
             <wp:cNvGraphicFramePr>
               <a:graphicFrameLocks noChangeAspect="1"/>
@@ -43,7 +43,7 @@
                   <pic:spPr>
                     <a:xfrm>
                       <a:off x="0" y="0"/>
-                      <a:ext cx="5486400" cy="3834025"/>
+                      <a:ext cx="5486400" cy="3840666"/>
                     </a:xfrm>
                     <a:prstGeom prst="rect"/>
                   </pic:spPr>
@@ -65,7 +65,7 @@
     </w:p>
     <w:p>
       <w:r>
-        <w:t>I och inom 6 meter från området finns fynd av 38 naturvårdsarter, varav 24 är rödlistade, 8 är fridlysta, 30 är typiska (T) och 12 är signalarter (S): doftticka (VU, T, §8), fläckporing (VU, T), garnlav (VU, T), gränsticka (VU, T), knärot (VU, T, §8), lappticka (VU, T), ostticka (VU, T), tajgaskinn (VU), blanksvart spiklav (NT), doftskinn (NT, T), gammelgransskål (NT, T), grå blåbärsfältmätare (NT), harticka (NT, T), knottrig blåslav (NT, T), lavskrika (NT, T, §4), rosenticka (NT, T), rödbrun blekspik (NT, T), skrovellav (NT, T), talltita (NT, §4), tretåig hackspett (NT, T, §4), ullticka (NT, T), vedflamlav (NT), vedtrappmossa (NT, T), vitgrynig nållav (NT), bronshjon (S, T), bårdlav (S, T), källmossor (S), luddlav (S, T), norrlandslav (S, T), plattlummer (S, T, §9), skör kvastmossa (S, T), spindelblomster (S, T, §8), stuplav (S, T), vedticka (S, T), vågbandad barkbock (S), ögonpyrola (S, T), bergsslok (T) och tjäder (T, §4). Se Figur 1.</w:t>
+        <w:t>I och inom 6 meter från området finns fynd av 37 naturvårdsarter, varav 23 är rödlistade, 8 är fridlysta, 30 är typiska (T) och 12 är signalarter (S): doftticka (VU, T, §8), fläckporing (VU, T), garnlav (VU, T), gränsticka (VU, T), knärot (VU, T, §8), lappticka (VU, T), ostticka (VU, T), tajgaskinn (VU), blanksvart spiklav (NT), doftskinn (NT, T), gammelgransskål (NT, T), harticka (NT, T), knottrig blåslav (NT, T), lavskrika (NT, T, §4), rosenticka (NT, T), rödbrun blekspik (NT, T), skrovellav (NT, T), talltita (NT, §4), tretåig hackspett (NT, T, §4), ullticka (NT, T), vedflamlav (NT), vedtrappmossa (NT, T), vitgrynig nållav (NT), bronshjon (S, T), bårdlav (S, T), källmossor (S), luddlav (S, T), norrlandslav (S, T), plattlummer (S, T, §9), skör kvastmossa (S, T), spindelblomster (S, T, §8), stuplav (S, T), vedticka (S, T), vågbandad barkbock (S), ögonpyrola (S, T), bergsslok (T) och tjäder (T, §4). Se Figur 1.</w:t>
       </w:r>
     </w:p>
     <w:p>
@@ -411,17 +411,6 @@
       </w:r>
       <w:r>
         <w:t xml:space="preserve"> (SLU Artdatabanken, 2024; Nitare &amp; Skogsstyrelsen, 2019).</w:t>
-      </w:r>
-    </w:p>
-    <w:p>
-      <w:r>
-        <w:rPr>
-          <w:b/>
-        </w:rPr>
-        <w:t>Grå blåbärsfältmätare (NT)</w:t>
-      </w:r>
-      <w:r>
-        <w:t xml:space="preserve"> har tidigare ansetts som en mycket vanlig art men har utifrån fältobservationer gått starkt tillbaka och är nu försvunnen från stora delar av södra och mellersta Sverige. Sannolikt minskar arten även i norr. Detta indikerar att arten är starkare knuten till kontinuitetsskog med stort innehåll av blåbär än man tidigare trott och den förefaller vara mycket känslig för kalhyggesbruk. Fjärilens huvudsakliga habitat är luckiga granskogar med ett välutvecklat blåbärskikt på vilket larven lever. Denna livsmiljö är hotad av kalhyggesbruket där blåbärsriset skuggas ut när den uppväxande skogen sluter sig. Minskningstakten för den svenska populationen bedöms vara nära gränsvärdet för Sårbar (VU) (SLU Artdatabanken, 2024).</w:t>
       </w:r>
     </w:p>
     <w:p>

--- a/tillsyn/Svanvik SO avvanm tillsynsbegäran.docx
+++ b/tillsyn/Svanvik SO avvanm tillsynsbegäran.docx
@@ -2315,7 +2315,7 @@
     <w:r>
       <w:tab/>
       <w:tab/>
-      <w:t>2026-08-07</w:t>
+      <w:t>2026-08-08</w:t>
       <w:br/>
       <w:br/>
     </w:r>

--- a/tillsyn/Svanvik SO avvanm tillsynsbegäran.docx
+++ b/tillsyn/Svanvik SO avvanm tillsynsbegäran.docx
@@ -22,7 +22,7 @@
       <w:r>
         <w:drawing>
           <wp:inline xmlns:a="http://schemas.openxmlformats.org/drawingml/2006/main" xmlns:pic="http://schemas.openxmlformats.org/drawingml/2006/picture">
-            <wp:extent cx="5486400" cy="3840666"/>
+            <wp:extent cx="5486400" cy="3834025"/>
             <wp:docPr id="1" name="Picture 1"/>
             <wp:cNvGraphicFramePr>
               <a:graphicFrameLocks noChangeAspect="1"/>
@@ -43,7 +43,7 @@
                   <pic:spPr>
                     <a:xfrm>
                       <a:off x="0" y="0"/>
-                      <a:ext cx="5486400" cy="3840666"/>
+                      <a:ext cx="5486400" cy="3834025"/>
                     </a:xfrm>
                     <a:prstGeom prst="rect"/>
                   </pic:spPr>
@@ -65,7 +65,7 @@
     </w:p>
     <w:p>
       <w:r>
-        <w:t>I och inom 6 meter från området finns fynd av 37 naturvårdsarter, varav 23 är rödlistade, 8 är fridlysta, 30 är typiska (T) och 12 är signalarter (S): doftticka (VU, T, §8), fläckporing (VU, T), garnlav (VU, T), gränsticka (VU, T), knärot (VU, T, §8), lappticka (VU, T), ostticka (VU, T), tajgaskinn (VU), blanksvart spiklav (NT), doftskinn (NT, T), gammelgransskål (NT, T), harticka (NT, T), knottrig blåslav (NT, T), lavskrika (NT, T, §4), rosenticka (NT, T), rödbrun blekspik (NT, T), skrovellav (NT, T), talltita (NT, §4), tretåig hackspett (NT, T, §4), ullticka (NT, T), vedflamlav (NT), vedtrappmossa (NT, T), vitgrynig nållav (NT), bronshjon (S, T), bårdlav (S, T), källmossor (S), luddlav (S, T), norrlandslav (S, T), plattlummer (S, T, §9), skör kvastmossa (S, T), spindelblomster (S, T, §8), stuplav (S, T), vedticka (S, T), vågbandad barkbock (S), ögonpyrola (S, T), bergsslok (T) och tjäder (T, §4). Se Figur 1.</w:t>
+        <w:t>I och inom 6 meter från området finns fynd av 38 naturvårdsarter, varav 24 är rödlistade, 8 är fridlysta, 30 är typiska (T) och 12 är signalarter (S): doftticka (VU, T, §8), fläckporing (VU, T), garnlav (VU, T), gränsticka (VU, T), knärot (VU, T, §8), lappticka (VU, T), ostticka (VU, T), tajgaskinn (VU), blanksvart spiklav (NT), doftskinn (NT, T), gammelgransskål (NT, T), grå blåbärsfältmätare (NT), harticka (NT, T), knottrig blåslav (NT, T), lavskrika (NT, T, §4), rosenticka (NT, T), rödbrun blekspik (NT, T), skrovellav (NT, T), talltita (NT, §4), tretåig hackspett (NT, T, §4), ullticka (NT, T), vedflamlav (NT), vedtrappmossa (NT, T), vitgrynig nållav (NT), bronshjon (S, T), bårdlav (S, T), källmossor (S), luddlav (S, T), norrlandslav (S, T), plattlummer (S, T, §9), skör kvastmossa (S, T), spindelblomster (S, T, §8), stuplav (S, T), vedticka (S, T), vågbandad barkbock (S), ögonpyrola (S, T), bergsslok (T) och tjäder (T, §4). Se Figur 1.</w:t>
       </w:r>
     </w:p>
     <w:p>
@@ -411,6 +411,17 @@
       </w:r>
       <w:r>
         <w:t xml:space="preserve"> (SLU Artdatabanken, 2024; Nitare &amp; Skogsstyrelsen, 2019).</w:t>
+      </w:r>
+    </w:p>
+    <w:p>
+      <w:r>
+        <w:rPr>
+          <w:b/>
+        </w:rPr>
+        <w:t>Grå blåbärsfältmätare (NT)</w:t>
+      </w:r>
+      <w:r>
+        <w:t xml:space="preserve"> har tidigare ansetts som en mycket vanlig art men har utifrån fältobservationer gått starkt tillbaka och är nu försvunnen från stora delar av södra och mellersta Sverige. Sannolikt minskar arten även i norr. Detta indikerar att arten är starkare knuten till kontinuitetsskog med stort innehåll av blåbär än man tidigare trott och den förefaller vara mycket känslig för kalhyggesbruk. Fjärilens huvudsakliga habitat är luckiga granskogar med ett välutvecklat blåbärskikt på vilket larven lever. Denna livsmiljö är hotad av kalhyggesbruket där blåbärsriset skuggas ut när den uppväxande skogen sluter sig. Minskningstakten för den svenska populationen bedöms vara nära gränsvärdet för Sårbar (VU) (SLU Artdatabanken, 2024).</w:t>
       </w:r>
     </w:p>
     <w:p>

--- a/tillsyn/Svanvik SO avvanm tillsynsbegäran.docx
+++ b/tillsyn/Svanvik SO avvanm tillsynsbegäran.docx
@@ -2326,7 +2326,7 @@
     <w:r>
       <w:tab/>
       <w:tab/>
-      <w:t>2026-08-08</w:t>
+      <w:t>2026-08-09</w:t>
       <w:br/>
       <w:br/>
     </w:r>

--- a/tillsyn/Svanvik SO avvanm tillsynsbegäran.docx
+++ b/tillsyn/Svanvik SO avvanm tillsynsbegäran.docx
@@ -2326,7 +2326,7 @@
     <w:r>
       <w:tab/>
       <w:tab/>
-      <w:t>2026-08-09</w:t>
+      <w:t>2026-08-10</w:t>
       <w:br/>
       <w:br/>
     </w:r>

--- a/tillsyn/Svanvik SO avvanm tillsynsbegäran.docx
+++ b/tillsyn/Svanvik SO avvanm tillsynsbegäran.docx
@@ -2326,7 +2326,7 @@
     <w:r>
       <w:tab/>
       <w:tab/>
-      <w:t>2026-08-10</w:t>
+      <w:t>2026-08-11</w:t>
       <w:br/>
       <w:br/>
     </w:r>

--- a/tillsyn/Svanvik SO avvanm tillsynsbegäran.docx
+++ b/tillsyn/Svanvik SO avvanm tillsynsbegäran.docx
@@ -2315,7 +2315,7 @@
     <w:r>
       <w:tab/>
       <w:tab/>
-      <w:t>2026-08-11</w:t>
+      <w:t>2026-08-12</w:t>
       <w:br/>
       <w:br/>
     </w:r>

--- a/tillsyn/Svanvik SO avvanm tillsynsbegäran.docx
+++ b/tillsyn/Svanvik SO avvanm tillsynsbegäran.docx
@@ -2315,7 +2315,7 @@
     <w:r>
       <w:tab/>
       <w:tab/>
-      <w:t>2026-08-12</w:t>
+      <w:t>2026-08-13</w:t>
       <w:br/>
       <w:br/>
     </w:r>

--- a/tillsyn/Svanvik SO avvanm tillsynsbegäran.docx
+++ b/tillsyn/Svanvik SO avvanm tillsynsbegäran.docx
@@ -2326,7 +2326,7 @@
     <w:r>
       <w:tab/>
       <w:tab/>
-      <w:t>2026-08-13</w:t>
+      <w:t>2026-08-14</w:t>
       <w:br/>
       <w:br/>
     </w:r>

--- a/tillsyn/Svanvik SO avvanm tillsynsbegäran.docx
+++ b/tillsyn/Svanvik SO avvanm tillsynsbegäran.docx
@@ -2326,7 +2326,7 @@
     <w:r>
       <w:tab/>
       <w:tab/>
-      <w:t>2026-08-15</w:t>
+      <w:t>2026-08-16</w:t>
       <w:br/>
       <w:br/>
     </w:r>

--- a/tillsyn/Svanvik SO avvanm tillsynsbegäran.docx
+++ b/tillsyn/Svanvik SO avvanm tillsynsbegäran.docx
@@ -2326,7 +2326,7 @@
     <w:r>
       <w:tab/>
       <w:tab/>
-      <w:t>2026-08-16</w:t>
+      <w:t>2026-08-17</w:t>
       <w:br/>
       <w:br/>
     </w:r>

--- a/tillsyn/Svanvik SO avvanm tillsynsbegäran.docx
+++ b/tillsyn/Svanvik SO avvanm tillsynsbegäran.docx
@@ -2315,7 +2315,7 @@
     <w:r>
       <w:tab/>
       <w:tab/>
-      <w:t>2026-08-17</w:t>
+      <w:t>2026-08-18</w:t>
       <w:br/>
       <w:br/>
     </w:r>

--- a/tillsyn/Svanvik SO avvanm tillsynsbegäran.docx
+++ b/tillsyn/Svanvik SO avvanm tillsynsbegäran.docx
@@ -2326,7 +2326,7 @@
     <w:r>
       <w:tab/>
       <w:tab/>
-      <w:t>2026-08-18</w:t>
+      <w:t>2026-08-19</w:t>
       <w:br/>
       <w:br/>
     </w:r>

--- a/tillsyn/Svanvik SO avvanm tillsynsbegäran.docx
+++ b/tillsyn/Svanvik SO avvanm tillsynsbegäran.docx
@@ -2326,7 +2326,7 @@
     <w:r>
       <w:tab/>
       <w:tab/>
-      <w:t>2026-08-19</w:t>
+      <w:t>2026-08-20</w:t>
       <w:br/>
       <w:br/>
     </w:r>

--- a/tillsyn/Svanvik SO avvanm tillsynsbegäran.docx
+++ b/tillsyn/Svanvik SO avvanm tillsynsbegäran.docx
@@ -2326,7 +2326,7 @@
     <w:r>
       <w:tab/>
       <w:tab/>
-      <w:t>2026-08-20</w:t>
+      <w:t>2026-08-21</w:t>
       <w:br/>
       <w:br/>
     </w:r>

--- a/tillsyn/Svanvik SO avvanm tillsynsbegäran.docx
+++ b/tillsyn/Svanvik SO avvanm tillsynsbegäran.docx
@@ -2326,7 +2326,7 @@
     <w:r>
       <w:tab/>
       <w:tab/>
-      <w:t>2026-08-21</w:t>
+      <w:t>2026-08-22</w:t>
       <w:br/>
       <w:br/>
     </w:r>

--- a/tillsyn/Svanvik SO avvanm tillsynsbegäran.docx
+++ b/tillsyn/Svanvik SO avvanm tillsynsbegäran.docx
@@ -2315,7 +2315,7 @@
     <w:r>
       <w:tab/>
       <w:tab/>
-      <w:t>2026-08-22</w:t>
+      <w:t>2026-08-23</w:t>
       <w:br/>
       <w:br/>
     </w:r>

--- a/tillsyn/Svanvik SO avvanm tillsynsbegäran.docx
+++ b/tillsyn/Svanvik SO avvanm tillsynsbegäran.docx
@@ -2326,7 +2326,7 @@
     <w:r>
       <w:tab/>
       <w:tab/>
-      <w:t>2026-08-23</w:t>
+      <w:t>2026-08-24</w:t>
       <w:br/>
       <w:br/>
     </w:r>

--- a/tillsyn/Svanvik SO avvanm tillsynsbegäran.docx
+++ b/tillsyn/Svanvik SO avvanm tillsynsbegäran.docx
@@ -2326,7 +2326,7 @@
     <w:r>
       <w:tab/>
       <w:tab/>
-      <w:t>2026-08-24</w:t>
+      <w:t>2026-08-25</w:t>
       <w:br/>
       <w:br/>
     </w:r>

--- a/tillsyn/Svanvik SO avvanm tillsynsbegäran.docx
+++ b/tillsyn/Svanvik SO avvanm tillsynsbegäran.docx
@@ -2326,7 +2326,7 @@
     <w:r>
       <w:tab/>
       <w:tab/>
-      <w:t>2026-08-25</w:t>
+      <w:t>2026-08-26</w:t>
       <w:br/>
       <w:br/>
     </w:r>

--- a/tillsyn/Svanvik SO avvanm tillsynsbegäran.docx
+++ b/tillsyn/Svanvik SO avvanm tillsynsbegäran.docx
@@ -2326,7 +2326,7 @@
     <w:r>
       <w:tab/>
       <w:tab/>
-      <w:t>2026-08-26</w:t>
+      <w:t>2026-08-27</w:t>
       <w:br/>
       <w:br/>
     </w:r>

--- a/tillsyn/Svanvik SO avvanm tillsynsbegäran.docx
+++ b/tillsyn/Svanvik SO avvanm tillsynsbegäran.docx
@@ -2326,7 +2326,7 @@
     <w:r>
       <w:tab/>
       <w:tab/>
-      <w:t>2026-08-27</w:t>
+      <w:t>2026-08-28</w:t>
       <w:br/>
       <w:br/>
     </w:r>

--- a/tillsyn/Svanvik SO avvanm tillsynsbegäran.docx
+++ b/tillsyn/Svanvik SO avvanm tillsynsbegäran.docx
@@ -2326,7 +2326,7 @@
     <w:r>
       <w:tab/>
       <w:tab/>
-      <w:t>2026-08-28</w:t>
+      <w:t>2026-08-29</w:t>
       <w:br/>
       <w:br/>
     </w:r>

--- a/tillsyn/Svanvik SO avvanm tillsynsbegäran.docx
+++ b/tillsyn/Svanvik SO avvanm tillsynsbegäran.docx
@@ -2326,7 +2326,7 @@
     <w:r>
       <w:tab/>
       <w:tab/>
-      <w:t>2026-08-29</w:t>
+      <w:t>2026-08-30</w:t>
       <w:br/>
       <w:br/>
     </w:r>

--- a/tillsyn/Svanvik SO avvanm tillsynsbegäran.docx
+++ b/tillsyn/Svanvik SO avvanm tillsynsbegäran.docx
@@ -2326,7 +2326,7 @@
     <w:r>
       <w:tab/>
       <w:tab/>
-      <w:t>2026-08-30</w:t>
+      <w:t>2026-08-31</w:t>
       <w:br/>
       <w:br/>
     </w:r>

--- a/tillsyn/Svanvik SO avvanm tillsynsbegäran.docx
+++ b/tillsyn/Svanvik SO avvanm tillsynsbegäran.docx
@@ -2326,7 +2326,7 @@
     <w:r>
       <w:tab/>
       <w:tab/>
-      <w:t>2026-08-31</w:t>
+      <w:t>2026-09-01</w:t>
       <w:br/>
       <w:br/>
     </w:r>

--- a/tillsyn/Svanvik SO avvanm tillsynsbegäran.docx
+++ b/tillsyn/Svanvik SO avvanm tillsynsbegäran.docx
@@ -2326,7 +2326,7 @@
     <w:r>
       <w:tab/>
       <w:tab/>
-      <w:t>2026-09-01</w:t>
+      <w:t>2026-09-02</w:t>
       <w:br/>
       <w:br/>
     </w:r>

--- a/tillsyn/Svanvik SO avvanm tillsynsbegäran.docx
+++ b/tillsyn/Svanvik SO avvanm tillsynsbegäran.docx
@@ -2326,7 +2326,7 @@
     <w:r>
       <w:tab/>
       <w:tab/>
-      <w:t>2026-09-02</w:t>
+      <w:t>2026-09-03</w:t>
       <w:br/>
       <w:br/>
     </w:r>

--- a/tillsyn/Svanvik SO avvanm tillsynsbegäran.docx
+++ b/tillsyn/Svanvik SO avvanm tillsynsbegäran.docx
@@ -2326,7 +2326,7 @@
     <w:r>
       <w:tab/>
       <w:tab/>
-      <w:t>2026-09-03</w:t>
+      <w:t>2026-09-04</w:t>
       <w:br/>
       <w:br/>
     </w:r>

--- a/tillsyn/Svanvik SO avvanm tillsynsbegäran.docx
+++ b/tillsyn/Svanvik SO avvanm tillsynsbegäran.docx
@@ -22,7 +22,7 @@
       <w:r>
         <w:drawing>
           <wp:inline xmlns:a="http://schemas.openxmlformats.org/drawingml/2006/main" xmlns:pic="http://schemas.openxmlformats.org/drawingml/2006/picture">
-            <wp:extent cx="5486400" cy="3834025"/>
+            <wp:extent cx="5486400" cy="3868059"/>
             <wp:docPr id="1" name="Picture 1"/>
             <wp:cNvGraphicFramePr>
               <a:graphicFrameLocks noChangeAspect="1"/>
@@ -43,7 +43,7 @@
                   <pic:spPr>
                     <a:xfrm>
                       <a:off x="0" y="0"/>
-                      <a:ext cx="5486400" cy="3834025"/>
+                      <a:ext cx="5486400" cy="3868059"/>
                     </a:xfrm>
                     <a:prstGeom prst="rect"/>
                   </pic:spPr>
@@ -65,7 +65,7 @@
     </w:p>
     <w:p>
       <w:r>
-        <w:t>I och inom 6 meter från området finns fynd av 38 naturvårdsarter, varav 24 är rödlistade, 8 är fridlysta, 30 är typiska (T) och 12 är signalarter (S): doftticka (VU, T, §8), fläckporing (VU, T), garnlav (VU, T), gränsticka (VU, T), knärot (VU, T, §8), lappticka (VU, T), ostticka (VU, T), tajgaskinn (VU), blanksvart spiklav (NT), doftskinn (NT, T), gammelgransskål (NT, T), grå blåbärsfältmätare (NT), harticka (NT, T), knottrig blåslav (NT, T), lavskrika (NT, T, §4), rosenticka (NT, T), rödbrun blekspik (NT, T), skrovellav (NT, T), talltita (NT, §4), tretåig hackspett (NT, T, §4), ullticka (NT, T), vedflamlav (NT), vedtrappmossa (NT, T), vitgrynig nållav (NT), bronshjon (S, T), bårdlav (S, T), källmossor (S), luddlav (S, T), norrlandslav (S, T), plattlummer (S, T, §9), skör kvastmossa (S, T), spindelblomster (S, T, §8), stuplav (S, T), vedticka (S, T), vågbandad barkbock (S), ögonpyrola (S, T), bergsslok (T) och tjäder (T, §4). Se Figur 1.</w:t>
+        <w:t>I och inom 6 meter från området finns fynd av 42 naturvårdsarter, varav 27 är rödlistade, 9 är fridlysta, 33 är typiska (T) och 12 är signalarter (S): doftticka (VU, T, §8), fläckporing (VU, T), garnlav (VU, T), gränsticka (VU, T), knärot (VU, T, §8), lappticka (VU, T), ostticka (VU, T), tajgaskinn (VU), blanksvart spiklav (NT), doftskinn (NT, T), dvärgbägarlav (NT, T), gammelgransskål (NT, T), grå blåbärsfältmätare (NT), harticka (NT, T), knottrig blåslav (NT, T), lavskrika (NT, T, §4), liten svartspik (NT), rosenticka (NT, T), rödbrun blekspik (NT, T), skrovellav (NT, T), talltita (NT, §4), tretåig hackspett (NT, T, §4), ullticka (NT, T), vedflamlav (NT), vedskivlav (NT, T), vedtrappmossa (NT, T), vitgrynig nållav (NT), bronshjon (S, T), bårdlav (S, T), källmossor (S), luddlav (S, T), norrlandslav (S, T), plattlummer (S, T, §9), skör kvastmossa (S, T), spindelblomster (S, T, §8), stuplav (S, T), vedticka (S, T), vågbandad barkbock (S), ögonpyrola (S, T), bergsslok (T), spillkråka (T, §4) och tjäder (T, §4). Se Figur 1.</w:t>
       </w:r>
     </w:p>
     <w:p>
@@ -398,6 +398,26 @@
         <w:rPr>
           <w:b/>
         </w:rPr>
+        <w:t>Dvärgbägarlav (NT)</w:t>
+      </w:r>
+      <w:r>
+        <w:t xml:space="preserve"> förekommer över hela Sverige på gammal hård ved, huvudsakligen på tall men i södra Sverige även på ek. Veden utgörs framförallt av grova stubbar, lågor och grenar. Substratet har blivit sällsyntare och nybildning av substrat sker bara i begränsad omfattning. Arten hotas av att grova lågor blir allt sällsyntare i dagens kulturskogar samt att nybildningen av lämpliga substrat går mycket långsamt. En riklig tillgång på gamla tall- eller eklågor måste säkerställas på artens lokaler. Dvärgbägarlav är typisk art för </w:t>
+      </w:r>
+      <w:r>
+        <w:rPr>
+          <w:i/>
+        </w:rPr>
+        <w:t>9010 Taiga</w:t>
+      </w:r>
+      <w:r>
+        <w:t xml:space="preserve"> (SLU Artdatabanken, 2024; Nitare &amp; Skogsstyrelsen, 2019).</w:t>
+      </w:r>
+    </w:p>
+    <w:p>
+      <w:r>
+        <w:rPr>
+          <w:b/>
+        </w:rPr>
         <w:t>Gammelgransskål (NT)</w:t>
       </w:r>
       <w:r>
@@ -509,6 +529,17 @@
         <w:rPr>
           <w:b/>
         </w:rPr>
+        <w:t>Liten svartspik (NT)</w:t>
+      </w:r>
+      <w:r>
+        <w:t xml:space="preserve"> växer på granbark i boreala barrskogar med lång trädkontinuitet och hög luftfuktighet. Orsaken till tillbakagången beror på främst på slutavverkningar av naturskogsartade granskogar. Bestånd med riklig förekomst av liten svartspik bör regelmässigt sparas. Naturhänsyn i samband med slutavverkning måste ske så att man undviker uttorkningseffekter (SLU Artdatabanken, 2024).</w:t>
+      </w:r>
+    </w:p>
+    <w:p>
+      <w:r>
+        <w:rPr>
+          <w:b/>
+        </w:rPr>
         <w:t>Rosenticka (NT)</w:t>
       </w:r>
       <w:r>
@@ -730,6 +761,26 @@
         <w:rPr>
           <w:b/>
         </w:rPr>
+        <w:t>Vedskivlav (NT)</w:t>
+      </w:r>
+      <w:r>
+        <w:t xml:space="preserve"> växer på gammal, torr, exponerad, hård kärnved av framförallt tall i naturskogsartade bestånd. Avverkning av tallskog av naturskogskaraktär med spår av återkommande bränder är ett hot. Mängden lämplig ved att växa på för vedskivlav minskar, dels på grund av naturlig nedbrytning men framförallt på grund av att de förstörs i samband med slutavverkningar, gallringar och markberedning. Tall- och blandbarrskogar av naturskogskaraktär med spår av återkommande bränder bör skyddas. Vedskivlav är typisk art för </w:t>
+      </w:r>
+      <w:r>
+        <w:rPr>
+          <w:i/>
+        </w:rPr>
+        <w:t>9010 Taiga</w:t>
+      </w:r>
+      <w:r>
+        <w:t xml:space="preserve"> (SLU Artdatabanken, 2024).</w:t>
+      </w:r>
+    </w:p>
+    <w:p>
+      <w:r>
+        <w:rPr>
+          <w:b/>
+        </w:rPr>
         <w:t xml:space="preserve">Vedtrappmossa (NT) </w:t>
       </w:r>
       <w:r>
@@ -1102,6 +1153,35 @@
       </w:r>
       <w:r>
         <w:t xml:space="preserve"> (SLU Artdatabanken, 2025).</w:t>
+      </w:r>
+    </w:p>
+    <w:p>
+      <w:r>
+        <w:rPr>
+          <w:b/>
+        </w:rPr>
+        <w:t>Spillkråka (§4)</w:t>
+      </w:r>
+      <w:r>
+        <w:t xml:space="preserve"> omfattas av bilaga 1 i EU:s fågeldirektiv och är typisk art för </w:t>
+      </w:r>
+      <w:r>
+        <w:rPr>
+          <w:i/>
+        </w:rPr>
+        <w:t xml:space="preserve">9010 Taiga </w:t>
+      </w:r>
+      <w:r>
+        <w:t>och</w:t>
+      </w:r>
+      <w:r>
+        <w:rPr>
+          <w:i/>
+        </w:rPr>
+        <w:t xml:space="preserve"> 9740 Skogsbevuxen myr</w:t>
+      </w:r>
+      <w:r>
+        <w:t>. Den behöver grova träd, främst tall, asp och bok som boträd. Skogsbruk med korta omloppstider och täta, homogena ungskogar utgör det största hotet. Spillkråka är en nyckelart i skogliga miljöer vars övergivna bohål utnyttjas av flera andra hålhäckande fågelarter och fladdermöss, däribland pärluggla (EN, §4), knipa (§4), salskrake (§4) och skogsduva (§4). Hökuggla (VU, §4) och slaguggla (§4) häckar ofta i högstubbar som brutits av i höjd med ett gammalt spillkråkebo (SLU Artdatabanken, 2026; Skogsstyrelsen, 2016).</w:t>
       </w:r>
     </w:p>
     <w:p>
@@ -1170,7 +1250,7 @@
     </w:p>
     <w:p>
       <w:r>
-        <w:t>Följande typiska arter har sina livsmiljöer och växtplatser i den aktuella skogen: doftticka (VU, T, §8), fläckporing (VU, T), garnlav (VU, T), gränsticka (VU, T), knärot (VU, T, §8), lappticka (VU, T), ostticka (VU, T), doftskinn (NT, T), gammelgransskål (NT, T), harticka (NT, T), knottrig blåslav (NT, T), lavskrika (NT, T, §4), rosenticka (NT, T), rödbrun blekspik (NT, T), skrovellav (NT, T), tretåig hackspett (NT, T, §4), ullticka (NT, T), vedtrappmossa (NT, T), bronshjon (S, T), bårdlav (S, T), luddlav (S, T), norrlandslav (S, T), plattlummer (S, T, §9), skör kvastmossa (S, T), spindelblomster (S, T, §8), stuplav (S, T), vedticka (S, T), ögonpyrola (S, T), bergsslok (T) och tjäder (T, §4).</w:t>
+        <w:t>Följande typiska arter har sina livsmiljöer och växtplatser i den aktuella skogen: doftticka (VU, T, §8), fläckporing (VU, T), garnlav (VU, T), gränsticka (VU, T), knärot (VU, T, §8), lappticka (VU, T), ostticka (VU, T), doftskinn (NT, T), dvärgbägarlav (NT, T), gammelgransskål (NT, T), harticka (NT, T), knottrig blåslav (NT, T), lavskrika (NT, T, §4), rosenticka (NT, T), rödbrun blekspik (NT, T), skrovellav (NT, T), tretåig hackspett (NT, T, §4), ullticka (NT, T), vedskivlav (NT, T), vedtrappmossa (NT, T), bronshjon (S, T), bårdlav (S, T), luddlav (S, T), norrlandslav (S, T), plattlummer (S, T, §9), skör kvastmossa (S, T), spindelblomster (S, T, §8), stuplav (S, T), vedticka (S, T), ögonpyrola (S, T), bergsslok (T), spillkråka (T, §4) och tjäder (T, §4).</w:t>
       </w:r>
     </w:p>
     <w:p>
@@ -1879,6 +1959,78 @@
       </w:r>
       <w:r>
         <w:t>Acta Ornithologica 40(1): 53–60.</w:t>
+      </w:r>
+    </w:p>
+    <w:p>
+      <w:pPr>
+        <w:pStyle w:val="Heading1"/>
+      </w:pPr>
+      <w:r>
+        <w:t>Spillkråka – ekologi samt krav på livsmiljön</w:t>
+      </w:r>
+    </w:p>
+    <w:p>
+      <w:r>
+        <w:t xml:space="preserve">Spillkråka (§4) ingår i bilaga 1 EU:s fågeldirektiv och är typisk art för </w:t>
+      </w:r>
+      <w:r>
+        <w:rPr>
+          <w:i/>
+        </w:rPr>
+        <w:t xml:space="preserve">9010 Taiga </w:t>
+      </w:r>
+      <w:r>
+        <w:t>och</w:t>
+      </w:r>
+      <w:r>
+        <w:rPr>
+          <w:i/>
+        </w:rPr>
+        <w:t xml:space="preserve"> 9740 Skogsbevuxen myr</w:t>
+      </w:r>
+      <w:r>
+        <w:t>. Den lever i både barr- och blandskog liksom i ren lövskog. De tätaste populationerna tenderar att finnas i äldre, variationsrik blandskog med gott om död ved och gamla träd. Varje par utnyttjar 400–1000 hektar skog beroende på skogens kvalitet. Skogsbruk med korta omloppstider och täta, homogena ungskogar utgör det största hotet (SLU Artdatabanken, 2026).</w:t>
+      </w:r>
+    </w:p>
+    <w:p>
+      <w:r>
+        <w:t>Spillkråka är en nyckelart i skogliga miljöer vars övergivna bohål utnyttjas av flera andra hålhäckande fågelarter och fladdermöss, däribland pärluggla (EN, §4), knipa (§4), salskrake (§4) och skogsduva (§4). Hökuggla (VU, §4) och slaguggla (§4) häckar ofta i högstubbar som brutits av i höjd med ett gammalt spillkråkebo (Skogsstyrelsen, 2016).</w:t>
+      </w:r>
+    </w:p>
+    <w:p>
+      <w:pPr>
+        <w:pStyle w:val="Heading2"/>
+      </w:pPr>
+      <w:r>
+        <w:t>Referenser – spillkråka</w:t>
+      </w:r>
+    </w:p>
+    <w:p>
+      <w:r>
+        <w:t xml:space="preserve">Skogsstyrelsen, 2016. </w:t>
+      </w:r>
+      <w:r>
+        <w:rPr>
+          <w:i/>
+        </w:rPr>
+        <w:t xml:space="preserve">Vägledning för hänsyn till spillkråka. </w:t>
+      </w:r>
+      <w:r>
+        <w:t>Vägledningar och kunskapsstöd artskydd – Skogsstyrelsen.</w:t>
+      </w:r>
+    </w:p>
+    <w:p>
+      <w:r>
+        <w:t xml:space="preserve">SLU Artdatabanken, 2026. </w:t>
+      </w:r>
+      <w:r>
+        <w:rPr>
+          <w:i/>
+        </w:rPr>
+        <w:t xml:space="preserve">Artfaktablad. Naturvård – artfakta. </w:t>
+      </w:r>
+      <w:r>
+        <w:t>SLU Artdatabanken, Uppsala.</w:t>
       </w:r>
     </w:p>
     <w:p>

--- a/tillsyn/Svanvik SO avvanm tillsynsbegäran.docx
+++ b/tillsyn/Svanvik SO avvanm tillsynsbegäran.docx
@@ -2478,7 +2478,7 @@
     <w:r>
       <w:tab/>
       <w:tab/>
-      <w:t>2026-09-04</w:t>
+      <w:t>2026-09-05</w:t>
       <w:br/>
       <w:br/>
     </w:r>

--- a/tillsyn/Svanvik SO avvanm tillsynsbegäran.docx
+++ b/tillsyn/Svanvik SO avvanm tillsynsbegäran.docx
@@ -2478,7 +2478,7 @@
     <w:r>
       <w:tab/>
       <w:tab/>
-      <w:t>2026-09-05</w:t>
+      <w:t>2026-09-06</w:t>
       <w:br/>
       <w:br/>
     </w:r>

--- a/tillsyn/Svanvik SO avvanm tillsynsbegäran.docx
+++ b/tillsyn/Svanvik SO avvanm tillsynsbegäran.docx
@@ -2478,7 +2478,7 @@
     <w:r>
       <w:tab/>
       <w:tab/>
-      <w:t>2026-09-06</w:t>
+      <w:t>2026-09-07</w:t>
       <w:br/>
       <w:br/>
     </w:r>

--- a/tillsyn/Svanvik SO avvanm tillsynsbegäran.docx
+++ b/tillsyn/Svanvik SO avvanm tillsynsbegäran.docx
@@ -2478,7 +2478,7 @@
     <w:r>
       <w:tab/>
       <w:tab/>
-      <w:t>2026-09-07</w:t>
+      <w:t>2026-09-08</w:t>
       <w:br/>
       <w:br/>
     </w:r>

--- a/tillsyn/Svanvik SO avvanm tillsynsbegäran.docx
+++ b/tillsyn/Svanvik SO avvanm tillsynsbegäran.docx
@@ -2478,7 +2478,7 @@
     <w:r>
       <w:tab/>
       <w:tab/>
-      <w:t>2026-09-08</w:t>
+      <w:t>2026-09-09</w:t>
       <w:br/>
       <w:br/>
     </w:r>

--- a/tillsyn/Svanvik SO avvanm tillsynsbegäran.docx
+++ b/tillsyn/Svanvik SO avvanm tillsynsbegäran.docx
@@ -2478,7 +2478,7 @@
     <w:r>
       <w:tab/>
       <w:tab/>
-      <w:t>2026-09-09</w:t>
+      <w:t>2026-09-10</w:t>
       <w:br/>
       <w:br/>
     </w:r>

--- a/tillsyn/Svanvik SO avvanm tillsynsbegäran.docx
+++ b/tillsyn/Svanvik SO avvanm tillsynsbegäran.docx
@@ -2478,7 +2478,7 @@
     <w:r>
       <w:tab/>
       <w:tab/>
-      <w:t>2026-09-10</w:t>
+      <w:t>2026-09-11</w:t>
       <w:br/>
       <w:br/>
     </w:r>

--- a/tillsyn/Svanvik SO avvanm tillsynsbegäran.docx
+++ b/tillsyn/Svanvik SO avvanm tillsynsbegäran.docx
@@ -2478,7 +2478,7 @@
     <w:r>
       <w:tab/>
       <w:tab/>
-      <w:t>2026-09-11</w:t>
+      <w:t>2026-09-12</w:t>
       <w:br/>
       <w:br/>
     </w:r>
